--- a/Clients/CDLX/CardLogix-AI-Growth-Report.docx
+++ b/Clients/CDLX/CardLogix-AI-Growth-Report.docx
@@ -846,7 +846,7 @@
                 <w:sz w:val="20"/>
                 <w:szCs w:val="20"/>
               </w:rPr>
-              <w:t xml:space="preserve">Track A (your IT): a co-managed engagement sized to a ~14-person shop — senior coverage and after-hours help that extends your internal team, priced to be an easy first step rather than an enterprise retainer.</w:t>
+              <w:t xml:space="preserve">Track A (your IT): a co-managed engagement sized to CardLogix’s footprint — we assume roughly 6 managed workstations and 2 servers today — a card manufacturer’s headcount typically spans production and floor roles beyond the managed-desktop fleet, and the exact count firms up at the free assessment — senior coverage and after-hours help that extends your internal team, priced to be an easy first step rather than an enterprise retainer.</w:t>
             </w:r>
           </w:p>
           <w:p>
@@ -862,7 +862,7 @@
                 <w:sz w:val="20"/>
                 <w:szCs w:val="20"/>
               </w:rPr>
-              <w:t xml:space="preserve">Track B (the partnership): MFA has gone from recommended to required in three waves — federal, then state/local and law enforcement (CJIS, mandatory since October 1, 2024), and now private companies pushed by cyber-insurance renewals. CardLogix’s cards satisfy that requirement; what customers still need is a partner to deploy and run them — which Nick confirmed CardLogix wants Technijian to be.</w:t>
+              <w:t xml:space="preserve">Track B (the partnership): MFA has gone from recommended to required in three waves — federal, then state/local and law enforcement (CJIS, mandatory since October 1, 2024), and now private companies pushed by cyber-insurance renewals. CardLogix’s cards satisfy that requirement; what customers still need is a partner to deploy and run them — the role Nick indicated CardLogix wants Technijian to play (subject to Goulet/Hope sign-off).</w:t>
             </w:r>
           </w:p>
           <w:p>
@@ -1603,7 +1603,7 @@
                 <w:sz w:val="20"/>
                 <w:szCs w:val="20"/>
               </w:rPr>
-              <w:t xml:space="preserve">Validated in our 2026-05-29 conversation — Nick confirmed this as a joint, customer-facing service; a pilot proves delivery</w:t>
+              <w:t xml:space="preserve">Nick expressed strong interest in our 2026-05-29 conversation in offering this as a joint, customer-facing service — subject to Goulet/Hope sign-off; a pilot proves delivery</w:t>
             </w:r>
           </w:p>
         </w:tc>
@@ -2259,7 +2259,200 @@
           <w:sz w:val="22"/>
           <w:szCs w:val="22"/>
         </w:rPr>
-        <w:t xml:space="preserve">Honesty matters here as much as ambition. Technijian’s My Compliance practice supports eight frameworks today — HIPAA, SOC 2, PCI-DSS, CMMC/DFARS, GDPR/CCPA, NIST CSF, CIS Controls, and ISO 27001. CJIS is not yet among them. The reason this is still credible is adjacency: CJIS shares control families, an evidence model, and an audit posture with CMMC, which Technijian already runs on a foundation of Microsoft Entra ID, Microsoft Defender, conditional access, insider-risk monitoring, and documented IT operations. A CardLogix partnership is exactly the reason to formalize a CJIS wrapper on top of that foundation — a build measured in months, not years. This document positions CJIS as a near-term capability to build together, never as a track record to claim.</w:t>
+        <w:t xml:space="preserve">Honesty matters here as much as ambition. Technijian’s My Compliance practice supports eight frameworks today — HIPAA, SOC 2, PCI-DSS, CMMC/DFARS, GDPR/CCPA, NIST CSF, CIS Controls, and ISO 27001. CJIS is not yet among them. The reason this is still credible is adjacency: CJIS shares control families, an evidence model, and an audit posture with CMMC, which Technijian already runs on a foundation of Microsoft Entra ID, Microsoft Defender, conditional access, insider-risk monitoring, and documented IT operations. A CardLogix partnership is exactly the reason to formalize a CJIS wrapper on top of that foundation. This document positions CJIS as a near-term capability to build together, never as a track record to claim.</w:t>
+      </w:r>
+    </w:p>
+    <w:p>
+      <w:pPr>
+        <w:spacing w:after="0" w:before="120"/>
+      </w:pPr>
+      <w:r>
+        <w:t xml:space="preserve"/>
+      </w:r>
+    </w:p>
+    <w:p>
+      <w:pPr>
+        <w:pStyle w:val="Heading2"/>
+        <w:keepNext/>
+        <w:keepLines/>
+        <w:spacing w:after="120" w:before="280"/>
+      </w:pPr>
+      <w:r>
+        <w:rPr>
+          <w:rFonts w:ascii="Open Sans" w:cs="Open Sans" w:eastAsia="Open Sans" w:hAnsi="Open Sans"/>
+          <w:b/>
+          <w:bCs/>
+          <w:color w:val="006DB6"/>
+          <w:sz w:val="26"/>
+          <w:szCs w:val="26"/>
+        </w:rPr>
+        <w:t xml:space="preserve">The CJIS Practice Build — A Dated Plan, Not a Promise</w:t>
+      </w:r>
+    </w:p>
+    <w:p>
+      <w:pPr>
+        <w:spacing w:after="140" w:before="0" w:line="320"/>
+        <w:jc w:val="both"/>
+      </w:pPr>
+      <w:r>
+        <w:rPr>
+          <w:rFonts w:ascii="Open Sans" w:cs="Open Sans" w:eastAsia="Open Sans" w:hAnsi="Open Sans"/>
+          <w:b w:val="false"/>
+          <w:bCs w:val="false"/>
+          <w:i w:val="false"/>
+          <w:iCs w:val="false"/>
+          <w:color w:val="59595B"/>
+          <w:sz w:val="22"/>
+          <w:szCs w:val="22"/>
+        </w:rPr>
+        <w:t xml:space="preserve">Because "we’ll build it" is not something Nick can take to Goulet, here is the actual plan — mapped onto the CMMC foundation already in place, timed to the first joint pilot rather than left open-ended:</w:t>
+      </w:r>
+    </w:p>
+    <w:p>
+      <w:pPr>
+        <w:spacing w:after="0" w:before="40"/>
+      </w:pPr>
+      <w:r>
+        <w:t xml:space="preserve"/>
+      </w:r>
+    </w:p>
+    <w:p>
+      <w:pPr>
+        <w:pStyle w:val="ListParagraph"/>
+        <w:numPr>
+          <w:ilvl w:val="0"/>
+          <w:numId w:val="2"/>
+        </w:numPr>
+        <w:spacing w:after="80" w:before="40" w:line="300"/>
+      </w:pPr>
+      <w:r>
+        <w:rPr>
+          <w:rFonts w:ascii="Open Sans" w:cs="Open Sans" w:eastAsia="Open Sans" w:hAnsi="Open Sans"/>
+          <w:b/>
+          <w:bCs/>
+          <w:color w:val="1A1A2E"/>
+          <w:sz w:val="22"/>
+          <w:szCs w:val="22"/>
+        </w:rPr>
+        <w:t xml:space="preserve">Month 1 — Control mapping. </w:t>
+      </w:r>
+      <w:r>
+        <w:rPr>
+          <w:rFonts w:ascii="Open Sans" w:cs="Open Sans" w:eastAsia="Open Sans" w:hAnsi="Open Sans"/>
+          <w:color w:val="59595B"/>
+          <w:sz w:val="22"/>
+          <w:szCs w:val="22"/>
+        </w:rPr>
+        <w:t xml:space="preserve">Map the CJIS Security Policy (v5.9.5 / 6.0) control families onto the existing CMMC control set and the Entra ID + Defender + conditional-access stack we already operate; produce the CJIS gap map (the free Nexus Assess seeds this).</w:t>
+      </w:r>
+    </w:p>
+    <w:p>
+      <w:pPr>
+        <w:pStyle w:val="ListParagraph"/>
+        <w:numPr>
+          <w:ilvl w:val="0"/>
+          <w:numId w:val="2"/>
+        </w:numPr>
+        <w:spacing w:after="80" w:before="40" w:line="300"/>
+      </w:pPr>
+      <w:r>
+        <w:rPr>
+          <w:rFonts w:ascii="Open Sans" w:cs="Open Sans" w:eastAsia="Open Sans" w:hAnsi="Open Sans"/>
+          <w:b/>
+          <w:bCs/>
+          <w:color w:val="1A1A2E"/>
+          <w:sz w:val="22"/>
+          <w:szCs w:val="22"/>
+        </w:rPr>
+        <w:t xml:space="preserve">Month 2 — Evidence + policy. </w:t>
+      </w:r>
+      <w:r>
+        <w:rPr>
+          <w:rFonts w:ascii="Open Sans" w:cs="Open Sans" w:eastAsia="Open Sans" w:hAnsi="Open Sans"/>
+          <w:color w:val="59595B"/>
+          <w:sz w:val="22"/>
+          <w:szCs w:val="22"/>
+        </w:rPr>
+        <w:t xml:space="preserve">Stand up the CJIS evidence model and the policy/procedure set; configure logging, access control, and incident-response artifacts to CJIS requirements.</w:t>
+      </w:r>
+    </w:p>
+    <w:p>
+      <w:pPr>
+        <w:pStyle w:val="ListParagraph"/>
+        <w:numPr>
+          <w:ilvl w:val="0"/>
+          <w:numId w:val="2"/>
+        </w:numPr>
+        <w:spacing w:after="80" w:before="40" w:line="300"/>
+      </w:pPr>
+      <w:r>
+        <w:rPr>
+          <w:rFonts w:ascii="Open Sans" w:cs="Open Sans" w:eastAsia="Open Sans" w:hAnsi="Open Sans"/>
+          <w:b/>
+          <w:bCs/>
+          <w:color w:val="1A1A2E"/>
+          <w:sz w:val="22"/>
+          <w:szCs w:val="22"/>
+        </w:rPr>
+        <w:t xml:space="preserve">Month 3 — Mock audit on the pilot. </w:t>
+      </w:r>
+      <w:r>
+        <w:rPr>
+          <w:rFonts w:ascii="Open Sans" w:cs="Open Sans" w:eastAsia="Open Sans" w:hAnsi="Open Sans"/>
+          <w:color w:val="59595B"/>
+          <w:sz w:val="22"/>
+          <w:szCs w:val="22"/>
+        </w:rPr>
+        <w:t xml:space="preserve">Run the first joint LE-agency pilot under the wrapper and dry-run a CJIS audit against it — the reusable proof point for every deal after.</w:t>
+      </w:r>
+    </w:p>
+    <w:p>
+      <w:pPr>
+        <w:pStyle w:val="ListParagraph"/>
+        <w:numPr>
+          <w:ilvl w:val="0"/>
+          <w:numId w:val="2"/>
+        </w:numPr>
+        <w:spacing w:after="80" w:before="40" w:line="300"/>
+      </w:pPr>
+      <w:r>
+        <w:rPr>
+          <w:rFonts w:ascii="Open Sans" w:cs="Open Sans" w:eastAsia="Open Sans" w:hAnsi="Open Sans"/>
+          <w:b/>
+          <w:bCs/>
+          <w:color w:val="1A1A2E"/>
+          <w:sz w:val="22"/>
+          <w:szCs w:val="22"/>
+        </w:rPr>
+        <w:t xml:space="preserve">Ongoing — Formalize + staff. </w:t>
+      </w:r>
+      <w:r>
+        <w:rPr>
+          <w:rFonts w:ascii="Open Sans" w:cs="Open Sans" w:eastAsia="Open Sans" w:hAnsi="Open Sans"/>
+          <w:color w:val="59595B"/>
+          <w:sz w:val="22"/>
+          <w:szCs w:val="22"/>
+        </w:rPr>
+        <w:t xml:space="preserve">Promote the wrapper to a standing CJIS practice inside My Compliance, with CJIS-trained, US-based, background-screened personnel on any CJI-touching work.</w:t>
+      </w:r>
+    </w:p>
+    <w:p>
+      <w:pPr>
+        <w:spacing w:after="140" w:before="40" w:line="320"/>
+        <w:jc w:val="both"/>
+      </w:pPr>
+      <w:r>
+        <w:rPr>
+          <w:rFonts w:ascii="Open Sans" w:cs="Open Sans" w:eastAsia="Open Sans" w:hAnsi="Open Sans"/>
+          <w:b w:val="false"/>
+          <w:bCs w:val="false"/>
+          <w:i/>
+          <w:iCs/>
+          <w:color w:val="59595B"/>
+          <w:sz w:val="18"/>
+          <w:szCs w:val="18"/>
+        </w:rPr>
+        <w:t xml:space="preserve">It is a build measured in months, not years, and the partnership is what triggers it — but the path, the owner, and the milestones are concrete, not aspirational. CJIS work is scoped to the first pilot before any multi-agency commitment, and every CJI-touching task is handled by US-based, background-screened staff.</w:t>
       </w:r>
     </w:p>
     <w:p>
@@ -4360,7 +4553,7 @@
       <w:r>
         <w:drawing>
           <wp:inline distT="0" distB="0" distL="0" distR="0">
-            <wp:extent cx="5715000" cy="4057650"/>
+            <wp:extent cx="4476750" cy="2886075"/>
             <wp:effectExtent t="0" r="0" b="0" l="0"/>
             <wp:docPr id="1" name="CardLogix Joint Go-to-Market Buyer Map" descr="CardLogix Joint Go-to-Market Buyer Map" title="CardLogix Joint Go-to-Market Buyer Map"/>
             <wp:cNvGraphicFramePr>
@@ -4385,7 +4578,7 @@
                   <pic:spPr bwMode="auto">
                     <a:xfrm>
                       <a:off x="0" y="0"/>
-                      <a:ext cx="5715000" cy="4057650"/>
+                      <a:ext cx="4476750" cy="2886075"/>
                     </a:xfrm>
                     <a:prstGeom prst="rect">
                       <a:avLst/>
@@ -5338,7 +5531,7 @@
       <w:r>
         <w:drawing>
           <wp:inline distT="0" distB="0" distL="0" distR="0">
-            <wp:extent cx="5715000" cy="4057650"/>
+            <wp:extent cx="5715000" cy="3705225"/>
             <wp:effectExtent t="0" r="0" b="0" l="0"/>
             <wp:docPr id="1" name="Competitive Positioning Map" descr="Competitive Positioning Map" title="Competitive Positioning Map"/>
             <wp:cNvGraphicFramePr>
@@ -5363,7 +5556,7 @@
                   <pic:spPr bwMode="auto">
                     <a:xfrm>
                       <a:off x="0" y="0"/>
-                      <a:ext cx="5715000" cy="4057650"/>
+                      <a:ext cx="5715000" cy="3705225"/>
                     </a:xfrm>
                     <a:prstGeom prst="rect">
                       <a:avLst/>
@@ -6301,6 +6494,318 @@
     </w:tbl>
     <w:p>
       <w:pPr>
+        <w:spacing w:after="0" w:before="200"/>
+      </w:pPr>
+      <w:r>
+        <w:t xml:space="preserve"/>
+      </w:r>
+    </w:p>
+    <w:p>
+      <w:pPr>
+        <w:pStyle w:val="Heading2"/>
+        <w:keepNext/>
+        <w:keepLines/>
+        <w:spacing w:after="120" w:before="280"/>
+      </w:pPr>
+      <w:r>
+        <w:rPr>
+          <w:rFonts w:ascii="Open Sans" w:cs="Open Sans" w:eastAsia="Open Sans" w:hAnsi="Open Sans"/>
+          <w:b/>
+          <w:bCs/>
+          <w:color w:val="006DB6"/>
+          <w:sz w:val="26"/>
+          <w:szCs w:val="26"/>
+        </w:rPr>
+        <w:t xml:space="preserve">Representative Engagements — Work Like Yours</w:t>
+      </w:r>
+    </w:p>
+    <w:p>
+      <w:pPr>
+        <w:spacing w:after="140" w:before="0" w:line="320"/>
+        <w:jc w:val="both"/>
+      </w:pPr>
+      <w:r>
+        <w:rPr>
+          <w:rFonts w:ascii="Open Sans" w:cs="Open Sans" w:eastAsia="Open Sans" w:hAnsi="Open Sans"/>
+          <w:b w:val="false"/>
+          <w:bCs w:val="false"/>
+          <w:i w:val="false"/>
+          <w:iCs w:val="false"/>
+          <w:color w:val="59595B"/>
+          <w:sz w:val="22"/>
+          <w:szCs w:val="22"/>
+        </w:rPr>
+        <w:t xml:space="preserve">Capability statements matter less than what we actually do for companies your size. Two recent engagements map closely to CardLogix’s own environment — a lean team, an on-prem footprint, the identity-and-server modernization that sits underneath Track A. They are described by scope and effort and fully anonymized; we are glad to arrange a reference conversation at the right stage.</w:t>
+      </w:r>
+    </w:p>
+    <w:p>
+      <w:pPr>
+        <w:spacing w:after="0" w:before="120"/>
+      </w:pPr>
+      <w:r>
+        <w:t xml:space="preserve"/>
+      </w:r>
+    </w:p>
+    <w:tbl>
+      <w:tblPr>
+        <w:tblW w:type="dxa" w:w="9360"/>
+        <w:tblBorders>
+          <w:top w:val="single" w:color="auto" w:sz="4"/>
+          <w:left w:val="single" w:color="auto" w:sz="4"/>
+          <w:bottom w:val="single" w:color="auto" w:sz="4"/>
+          <w:right w:val="single" w:color="auto" w:sz="4"/>
+          <w:insideH w:val="single" w:color="auto" w:sz="4"/>
+          <w:insideV w:val="single" w:color="auto" w:sz="4"/>
+        </w:tblBorders>
+      </w:tblPr>
+      <w:tblGrid>
+        <w:gridCol w:w="80"/>
+        <w:gridCol w:w="9280"/>
+      </w:tblGrid>
+      <w:tr>
+        <w:trPr>
+          <w:cantSplit/>
+        </w:trPr>
+        <w:tc>
+          <w:tcPr>
+            <w:tcW w:type="dxa" w:w="80"/>
+            <w:tcBorders>
+              <w:top w:val="none" w:color="FFFFFF" w:sz="0"/>
+              <w:left w:val="none" w:color="FFFFFF" w:sz="0"/>
+              <w:bottom w:val="none" w:color="FFFFFF" w:sz="0"/>
+              <w:right w:val="none" w:color="FFFFFF" w:sz="0"/>
+            </w:tcBorders>
+            <w:shd w:fill="006DB6" w:val="clear"/>
+          </w:tcPr>
+          <w:p>
+            <w:r>
+              <w:t xml:space="preserve"/>
+            </w:r>
+          </w:p>
+        </w:tc>
+        <w:tc>
+          <w:tcPr>
+            <w:tcW w:type="dxa" w:w="9280"/>
+            <w:tcBorders>
+              <w:top w:val="none" w:color="FFFFFF" w:sz="0"/>
+              <w:left w:val="none" w:color="FFFFFF" w:sz="0"/>
+              <w:bottom w:val="none" w:color="FFFFFF" w:sz="0"/>
+              <w:right w:val="none" w:color="FFFFFF" w:sz="0"/>
+            </w:tcBorders>
+            <w:shd w:fill="F8F9FA" w:val="clear"/>
+            <w:tcMar>
+              <w:top w:type="dxa" w:w="160"/>
+              <w:left w:type="dxa" w:w="240"/>
+              <w:bottom w:type="dxa" w:w="160"/>
+              <w:right w:type="dxa" w:w="200"/>
+            </w:tcMar>
+          </w:tcPr>
+          <w:p>
+            <w:pPr>
+              <w:keepNext/>
+              <w:spacing w:after="80"/>
+            </w:pPr>
+            <w:r>
+              <w:rPr>
+                <w:rFonts w:ascii="Open Sans" w:cs="Open Sans" w:eastAsia="Open Sans" w:hAnsi="Open Sans"/>
+                <w:b/>
+                <w:bCs/>
+                <w:color w:val="1A1A2E"/>
+                <w:sz w:val="22"/>
+                <w:szCs w:val="22"/>
+              </w:rPr>
+              <w:t xml:space="preserve">Engagement — On-Prem Active Directory → Microsoft Entra ID (21-user firm)</w:t>
+            </w:r>
+          </w:p>
+          <w:p>
+            <w:pPr>
+              <w:keepNext/>
+              <w:spacing w:after="60"/>
+            </w:pPr>
+            <w:r>
+              <w:rPr>
+                <w:rFonts w:ascii="Open Sans" w:cs="Open Sans" w:eastAsia="Open Sans" w:hAnsi="Open Sans"/>
+                <w:b/>
+                <w:bCs/>
+                <w:color w:val="006DB6"/>
+                <w:sz w:val="20"/>
+                <w:szCs w:val="20"/>
+              </w:rPr>
+              <w:t xml:space="preserve">What Technijian Built: </w:t>
+            </w:r>
+            <w:r>
+              <w:rPr>
+                <w:rFonts w:ascii="Open Sans" w:cs="Open Sans" w:eastAsia="Open Sans" w:hAnsi="Open Sans"/>
+                <w:color w:val="59595B"/>
+                <w:sz w:val="20"/>
+                <w:szCs w:val="20"/>
+              </w:rPr>
+              <w:t xml:space="preserve">A four-phase migration for a 21-desktop business off aging on-premise Active Directory to cloud identity (Microsoft Entra ID): evaluation of the existing AD, a tailored cloud-identity design (roles, policies, access levels), automated migration of all user accounts and profiles to minimize downtime, and safe decommissioning of the old domain controller. Scoped at ~50 hours.</w:t>
+            </w:r>
+          </w:p>
+          <w:p>
+            <w:pPr>
+              <w:spacing w:after="60"/>
+            </w:pPr>
+            <w:r>
+              <w:rPr>
+                <w:rFonts w:ascii="Open Sans" w:cs="Open Sans" w:eastAsia="Open Sans" w:hAnsi="Open Sans"/>
+                <w:b/>
+                <w:bCs/>
+                <w:color w:val="F67D4B"/>
+                <w:sz w:val="20"/>
+                <w:szCs w:val="20"/>
+              </w:rPr>
+              <w:t xml:space="preserve">How This Applies to CardLogix: </w:t>
+            </w:r>
+            <w:r>
+              <w:rPr>
+                <w:rFonts w:ascii="Open Sans" w:cs="Open Sans" w:eastAsia="Open Sans" w:hAnsi="Open Sans"/>
+                <w:color w:val="59595B"/>
+                <w:sz w:val="20"/>
+                <w:szCs w:val="20"/>
+              </w:rPr>
+              <w:t xml:space="preserve">This is the exact identity foundation the MFA conversation rests on — the same Entra ID layer your certificate-based and FIDO2 authentication plugs into. A close analog to standing up a clean, cloud-anchored identity base before layering phishing-resistant credentials on top.</w:t>
+            </w:r>
+          </w:p>
+        </w:tc>
+      </w:tr>
+    </w:tbl>
+    <w:p>
+      <w:pPr>
+        <w:spacing w:after="0" w:before="140"/>
+      </w:pPr>
+      <w:r>
+        <w:t xml:space="preserve"/>
+      </w:r>
+    </w:p>
+    <w:tbl>
+      <w:tblPr>
+        <w:tblW w:type="dxa" w:w="9360"/>
+        <w:tblBorders>
+          <w:top w:val="single" w:color="auto" w:sz="4"/>
+          <w:left w:val="single" w:color="auto" w:sz="4"/>
+          <w:bottom w:val="single" w:color="auto" w:sz="4"/>
+          <w:right w:val="single" w:color="auto" w:sz="4"/>
+          <w:insideH w:val="single" w:color="auto" w:sz="4"/>
+          <w:insideV w:val="single" w:color="auto" w:sz="4"/>
+        </w:tblBorders>
+      </w:tblPr>
+      <w:tblGrid>
+        <w:gridCol w:w="80"/>
+        <w:gridCol w:w="9280"/>
+      </w:tblGrid>
+      <w:tr>
+        <w:trPr>
+          <w:cantSplit/>
+        </w:trPr>
+        <w:tc>
+          <w:tcPr>
+            <w:tcW w:type="dxa" w:w="80"/>
+            <w:tcBorders>
+              <w:top w:val="none" w:color="FFFFFF" w:sz="0"/>
+              <w:left w:val="none" w:color="FFFFFF" w:sz="0"/>
+              <w:bottom w:val="none" w:color="FFFFFF" w:sz="0"/>
+              <w:right w:val="none" w:color="FFFFFF" w:sz="0"/>
+            </w:tcBorders>
+            <w:shd w:fill="006DB6" w:val="clear"/>
+          </w:tcPr>
+          <w:p>
+            <w:r>
+              <w:t xml:space="preserve"/>
+            </w:r>
+          </w:p>
+        </w:tc>
+        <w:tc>
+          <w:tcPr>
+            <w:tcW w:type="dxa" w:w="9280"/>
+            <w:tcBorders>
+              <w:top w:val="none" w:color="FFFFFF" w:sz="0"/>
+              <w:left w:val="none" w:color="FFFFFF" w:sz="0"/>
+              <w:bottom w:val="none" w:color="FFFFFF" w:sz="0"/>
+              <w:right w:val="none" w:color="FFFFFF" w:sz="0"/>
+            </w:tcBorders>
+            <w:shd w:fill="F8F9FA" w:val="clear"/>
+            <w:tcMar>
+              <w:top w:type="dxa" w:w="160"/>
+              <w:left w:type="dxa" w:w="240"/>
+              <w:bottom w:type="dxa" w:w="160"/>
+              <w:right w:type="dxa" w:w="200"/>
+            </w:tcMar>
+          </w:tcPr>
+          <w:p>
+            <w:pPr>
+              <w:keepNext/>
+              <w:spacing w:after="80"/>
+            </w:pPr>
+            <w:r>
+              <w:rPr>
+                <w:rFonts w:ascii="Open Sans" w:cs="Open Sans" w:eastAsia="Open Sans" w:hAnsi="Open Sans"/>
+                <w:b/>
+                <w:bCs/>
+                <w:color w:val="1A1A2E"/>
+                <w:sz w:val="22"/>
+                <w:szCs w:val="22"/>
+              </w:rPr>
+              <w:t xml:space="preserve">Engagement — Server 2012→2022 + Hyper-V→ESXi Modernization (2-host)</w:t>
+            </w:r>
+          </w:p>
+          <w:p>
+            <w:pPr>
+              <w:keepNext/>
+              <w:spacing w:after="60"/>
+            </w:pPr>
+            <w:r>
+              <w:rPr>
+                <w:rFonts w:ascii="Open Sans" w:cs="Open Sans" w:eastAsia="Open Sans" w:hAnsi="Open Sans"/>
+                <w:b/>
+                <w:bCs/>
+                <w:color w:val="006DB6"/>
+                <w:sz w:val="20"/>
+                <w:szCs w:val="20"/>
+              </w:rPr>
+              <w:t xml:space="preserve">What Technijian Built: </w:t>
+            </w:r>
+            <w:r>
+              <w:rPr>
+                <w:rFonts w:ascii="Open Sans" w:cs="Open Sans" w:eastAsia="Open Sans" w:hAnsi="Open Sans"/>
+                <w:color w:val="59595B"/>
+                <w:sz w:val="20"/>
+                <w:szCs w:val="20"/>
+              </w:rPr>
+              <w:t xml:space="preserve">A staged modernization of a two-host virtualization environment: assessment and migration plan, an on-site loaner ESXi server to build and migrate onto with zero data loss, host-by-host upgrade (HV01 then HV02) with VMs live-migrated across the pair, then load-balancing and removal of the loaner. Scoped at ~84 hours, sequenced so the business kept running throughout.</w:t>
+            </w:r>
+          </w:p>
+          <w:p>
+            <w:pPr>
+              <w:spacing w:after="60"/>
+            </w:pPr>
+            <w:r>
+              <w:rPr>
+                <w:rFonts w:ascii="Open Sans" w:cs="Open Sans" w:eastAsia="Open Sans" w:hAnsi="Open Sans"/>
+                <w:b/>
+                <w:bCs/>
+                <w:color w:val="F67D4B"/>
+                <w:sz w:val="20"/>
+                <w:szCs w:val="20"/>
+              </w:rPr>
+              <w:t xml:space="preserve">How This Applies to CardLogix: </w:t>
+            </w:r>
+            <w:r>
+              <w:rPr>
+                <w:rFonts w:ascii="Open Sans" w:cs="Open Sans" w:eastAsia="Open Sans" w:hAnsi="Open Sans"/>
+                <w:color w:val="59595B"/>
+                <w:sz w:val="20"/>
+                <w:szCs w:val="20"/>
+              </w:rPr>
+              <w:t xml:space="preserve">CardLogix runs roughly this shape — about two servers carrying the load. It shows the disciplined, no-downtime way Technijian modernizes a small server footprint, which is precisely the work the co-managed engagement (Track A) absorbs.</w:t>
+            </w:r>
+          </w:p>
+        </w:tc>
+      </w:tr>
+    </w:tbl>
+    <w:p>
+      <w:pPr>
         <w:pStyle w:val="Heading1"/>
         <w:keepNext/>
         <w:spacing w:after="120" w:before="480" w:line="240"/>
@@ -6411,6 +6916,33 @@
     </w:p>
     <w:p>
       <w:pPr>
+        <w:spacing w:after="0" w:before="60"/>
+      </w:pPr>
+      <w:r>
+        <w:t xml:space="preserve"/>
+      </w:r>
+    </w:p>
+    <w:p>
+      <w:pPr>
+        <w:spacing w:after="140" w:before="0" w:line="320"/>
+        <w:jc w:val="both"/>
+      </w:pPr>
+      <w:r>
+        <w:rPr>
+          <w:rFonts w:ascii="Open Sans" w:cs="Open Sans" w:eastAsia="Open Sans" w:hAnsi="Open Sans"/>
+          <w:b w:val="false"/>
+          <w:bCs w:val="false"/>
+          <w:i w:val="false"/>
+          <w:iCs w:val="false"/>
+          <w:color w:val="59595B"/>
+          <w:sz w:val="22"/>
+          <w:szCs w:val="22"/>
+        </w:rPr>
+        <w:t xml:space="preserve">This is not theoretical for us. Our own My AI Lead Gen engine — the same account-intelligence approach proposed here — runs on public-data pipelines that have cut prospecting effort by roughly 80% and brought cost-per-qualified-lead under $3, a 3–5× pipeline-velocity gain over manual research. We would point that engine at the named-agency universe CardLogix sells into.</w:t>
+      </w:r>
+    </w:p>
+    <w:p>
+      <w:pPr>
         <w:spacing w:after="0" w:before="160"/>
       </w:pPr>
       <w:r>
@@ -6425,7 +6957,7 @@
       <w:r>
         <w:drawing>
           <wp:inline distT="0" distB="0" distL="0" distR="0">
-            <wp:extent cx="5715000" cy="4029075"/>
+            <wp:extent cx="5715000" cy="2419350"/>
             <wp:effectExtent t="0" r="0" b="0" l="0"/>
             <wp:docPr id="1" name="CardLogix AI Growth Engine" descr="CardLogix AI Growth Engine" title="CardLogix AI Growth Engine"/>
             <wp:cNvGraphicFramePr>
@@ -6450,7 +6982,7 @@
                   <pic:spPr bwMode="auto">
                     <a:xfrm>
                       <a:off x="0" y="0"/>
-                      <a:ext cx="5715000" cy="4029075"/>
+                      <a:ext cx="5715000" cy="2419350"/>
                     </a:xfrm>
                     <a:prstGeom prst="rect">
                       <a:avLst/>
@@ -8413,7 +8945,7 @@
           <w:sz w:val="22"/>
           <w:szCs w:val="22"/>
         </w:rPr>
-        <w:t xml:space="preserve">In our conversation Nick asked specifically what Technijian recommends for the certificate authority (CA) behind the credentials — the system that issues and signs them. This is the technical heart of the partnership offer, and Technijian has already done the engineering work on it. The short version: rather than keep the CA key in software on a Windows server (where a breach exposes it), the CA key is generated inside a dedicated, FIPS-validated cloud Hardware Security Module (HSM) where it can never be extracted — and because the existing key may already be exposed, the right move is to stand up a fresh CA in the HSM rather than migrate the old one.</w:t>
+        <w:t xml:space="preserve">In our conversation Nick asked specifically what Technijian recommends for the certificate authority (CA) behind the credentials — the system that issues and signs them. This is the technical heart of the partnership offer, and Technijian has already done the engineering work on it. The short version: rather than keep the CA key in software on a Windows server (where a breach exposes it), the CA key is generated inside a dedicated, FIPS-validated cloud Hardware Security Module (HSM) and designed to be non-exportable — it stays in tamper-resistant hardware rather than living on a server an attacker can copy. Because the existing key may already be exposed, the right move is to stand up a fresh CA in the HSM rather than migrate the old one. Indicative cost runs roughly $2,000–$4,000/mo for the HSM-backed CA infrastructure depending on cloud and redundancy (detailed, with the AWS-vs-Azure recommendation, in the companion CloudHSM analysis); on the partnership model CardLogix resells it and Technijian operates it.</w:t>
       </w:r>
     </w:p>
     <w:p>
@@ -9228,6 +9760,121 @@
     </w:p>
     <w:p>
       <w:pPr>
+        <w:spacing w:after="0" w:before="120"/>
+      </w:pPr>
+      <w:r>
+        <w:t xml:space="preserve"/>
+      </w:r>
+    </w:p>
+    <w:tbl>
+      <w:tblPr>
+        <w:tblW w:type="dxa" w:w="9360"/>
+        <w:tblBorders>
+          <w:top w:val="single" w:color="auto" w:sz="4"/>
+          <w:left w:val="single" w:color="auto" w:sz="4"/>
+          <w:bottom w:val="single" w:color="auto" w:sz="4"/>
+          <w:right w:val="single" w:color="auto" w:sz="4"/>
+          <w:insideH w:val="single" w:color="auto" w:sz="4"/>
+          <w:insideV w:val="single" w:color="auto" w:sz="4"/>
+        </w:tblBorders>
+      </w:tblPr>
+      <w:tblGrid>
+        <w:gridCol w:w="80"/>
+        <w:gridCol w:w="9280"/>
+      </w:tblGrid>
+      <w:tr>
+        <w:trPr>
+          <w:cantSplit/>
+        </w:trPr>
+        <w:tc>
+          <w:tcPr>
+            <w:tcW w:type="dxa" w:w="80"/>
+            <w:tcBorders>
+              <w:top w:val="none" w:color="FFFFFF" w:sz="0"/>
+              <w:left w:val="none" w:color="FFFFFF" w:sz="0"/>
+              <w:bottom w:val="none" w:color="FFFFFF" w:sz="0"/>
+              <w:right w:val="none" w:color="FFFFFF" w:sz="0"/>
+            </w:tcBorders>
+            <w:shd w:fill="1EAAC8" w:val="clear"/>
+          </w:tcPr>
+          <w:p>
+            <w:r>
+              <w:t xml:space="preserve"/>
+            </w:r>
+          </w:p>
+        </w:tc>
+        <w:tc>
+          <w:tcPr>
+            <w:tcW w:type="dxa" w:w="9280"/>
+            <w:tcBorders>
+              <w:top w:val="none" w:color="FFFFFF" w:sz="0"/>
+              <w:left w:val="none" w:color="FFFFFF" w:sz="0"/>
+              <w:bottom w:val="none" w:color="FFFFFF" w:sz="0"/>
+              <w:right w:val="none" w:color="FFFFFF" w:sz="0"/>
+            </w:tcBorders>
+            <w:shd w:fill="F8F9FA" w:val="clear"/>
+            <w:tcMar>
+              <w:top w:type="dxa" w:w="160"/>
+              <w:left w:type="dxa" w:w="240"/>
+              <w:bottom w:type="dxa" w:w="160"/>
+              <w:right w:type="dxa" w:w="200"/>
+            </w:tcMar>
+          </w:tcPr>
+          <w:p>
+            <w:pPr>
+              <w:keepNext/>
+              <w:keepLines/>
+              <w:spacing w:after="80" w:before="80"/>
+            </w:pPr>
+            <w:r>
+              <w:rPr>
+                <w:rFonts w:ascii="Open Sans" w:cs="Open Sans" w:eastAsia="Open Sans" w:hAnsi="Open Sans"/>
+                <w:b/>
+                <w:bCs/>
+                <w:color w:val="1EAAC8"/>
+                <w:sz w:val="22"/>
+                <w:szCs w:val="22"/>
+              </w:rPr>
+              <w:t xml:space="preserve">On the Cost Concern From Last Time</w:t>
+            </w:r>
+          </w:p>
+          <w:p>
+            <w:pPr>
+              <w:keepNext/>
+              <w:keepLines/>
+              <w:spacing w:after="60" w:before="40" w:line="300"/>
+            </w:pPr>
+            <w:r>
+              <w:rPr>
+                <w:rFonts w:ascii="Open Sans" w:cs="Open Sans" w:eastAsia="Open Sans" w:hAnsi="Open Sans"/>
+                <w:color w:val="59595B"/>
+                <w:sz w:val="20"/>
+                <w:szCs w:val="20"/>
+              </w:rPr>
+              <w:t xml:space="preserve">CardLogix looked at co-managed support before and stepped back on cost — so this entry is built specifically to answer that. It is priced per-endpoint, not as an enterprise retainer; there is no large up-front build; and routine work runs on the blended US-led model that keeps the monthly low.</w:t>
+            </w:r>
+          </w:p>
+          <w:p>
+            <w:pPr>
+              <w:keepNext w:val="false"/>
+              <w:keepLines/>
+              <w:spacing w:after="60" w:before="40" w:line="300"/>
+            </w:pPr>
+            <w:r>
+              <w:rPr>
+                <w:rFonts w:ascii="Open Sans" w:cs="Open Sans" w:eastAsia="Open Sans" w:hAnsi="Open Sans"/>
+                <w:color w:val="59595B"/>
+                <w:sz w:val="20"/>
+                <w:szCs w:val="20"/>
+              </w:rPr>
+              <w:t xml:space="preserve">It is month-to-month-friendly and the free assessment comes first — so you see the real scope and a firm number before committing to anything. The goal is an easy yes, not a leap of faith.</w:t>
+            </w:r>
+          </w:p>
+        </w:tc>
+      </w:tr>
+    </w:tbl>
+    <w:p>
+      <w:pPr>
         <w:spacing w:after="0" w:before="140"/>
       </w:pPr>
       <w:r>
@@ -9914,7 +10561,7 @@
                 <w:sz w:val="20"/>
                 <w:szCs w:val="20"/>
               </w:rPr>
-              <w:t xml:space="preserve">Offshore (India) Tech Support</w:t>
+              <w:t xml:space="preserve">Blended delivery (US-led, global team)‡</w:t>
             </w:r>
           </w:p>
         </w:tc>
@@ -9949,7 +10596,7 @@
                 <w:sz w:val="20"/>
                 <w:szCs w:val="20"/>
               </w:rPr>
-              <w:t xml:space="preserve">$150/hr</w:t>
+              <w:t xml:space="preserve">included in plan</w:t>
             </w:r>
           </w:p>
         </w:tc>
@@ -9984,7 +10631,7 @@
                 <w:sz w:val="20"/>
                 <w:szCs w:val="20"/>
               </w:rPr>
-              <w:t xml:space="preserve">$150/hr</w:t>
+              <w:t xml:space="preserve">included in plan</w:t>
             </w:r>
           </w:p>
         </w:tc>
@@ -10019,297 +10666,7 @@
                 <w:sz w:val="20"/>
                 <w:szCs w:val="20"/>
               </w:rPr>
-              <w:t xml:space="preserve">$15 / $30‡</w:t>
-            </w:r>
-          </w:p>
-        </w:tc>
-      </w:tr>
-      <w:tr>
-        <w:trPr>
-          <w:cantSplit/>
-        </w:trPr>
-        <w:tc>
-          <w:tcPr>
-            <w:tcW w:type="dxa" w:w="3120"/>
-            <w:tcBorders>
-              <w:top w:val="single" w:color="E9ECEF" w:sz="4"/>
-              <w:left w:val="single" w:color="E9ECEF" w:sz="4"/>
-              <w:bottom w:val="single" w:color="E9ECEF" w:sz="4"/>
-              <w:right w:val="single" w:color="E9ECEF" w:sz="4"/>
-            </w:tcBorders>
-            <w:shd w:fill="FFFFFF" w:val="clear"/>
-            <w:tcMar>
-              <w:top w:type="dxa" w:w="100"/>
-              <w:left w:type="dxa" w:w="140"/>
-              <w:bottom w:type="dxa" w:w="100"/>
-              <w:right w:type="dxa" w:w="140"/>
-            </w:tcMar>
-            <w:vAlign w:val="center"/>
-          </w:tcPr>
-          <w:p>
-            <w:pPr>
-              <w:jc w:val="left"/>
-            </w:pPr>
-            <w:r>
-              <w:rPr>
-                <w:rFonts w:ascii="Open Sans" w:cs="Open Sans" w:eastAsia="Open Sans" w:hAnsi="Open Sans"/>
-                <w:b w:val="false"/>
-                <w:bCs w:val="false"/>
-                <w:color w:val="59595B"/>
-                <w:sz w:val="20"/>
-                <w:szCs w:val="20"/>
-              </w:rPr>
-              <w:t xml:space="preserve">Offshore (India) Developer</w:t>
-            </w:r>
-          </w:p>
-        </w:tc>
-        <w:tc>
-          <w:tcPr>
-            <w:tcW w:type="dxa" w:w="2496"/>
-            <w:tcBorders>
-              <w:top w:val="single" w:color="E9ECEF" w:sz="4"/>
-              <w:left w:val="single" w:color="E9ECEF" w:sz="4"/>
-              <w:bottom w:val="single" w:color="E9ECEF" w:sz="4"/>
-              <w:right w:val="single" w:color="E9ECEF" w:sz="4"/>
-            </w:tcBorders>
-            <w:shd w:fill="FFFFFF" w:val="clear"/>
-            <w:tcMar>
-              <w:top w:type="dxa" w:w="100"/>
-              <w:left w:type="dxa" w:w="140"/>
-              <w:bottom w:type="dxa" w:w="100"/>
-              <w:right w:type="dxa" w:w="140"/>
-            </w:tcMar>
-            <w:vAlign w:val="center"/>
-          </w:tcPr>
-          <w:p>
-            <w:pPr>
-              <w:jc w:val="right"/>
-            </w:pPr>
-            <w:r>
-              <w:rPr>
-                <w:rFonts w:ascii="Open Sans" w:cs="Open Sans" w:eastAsia="Open Sans" w:hAnsi="Open Sans"/>
-                <w:b w:val="false"/>
-                <w:bCs w:val="false"/>
-                <w:color w:val="59595B"/>
-                <w:sz w:val="20"/>
-                <w:szCs w:val="20"/>
-              </w:rPr>
-              <w:t xml:space="preserve">$45/hr</w:t>
-            </w:r>
-          </w:p>
-        </w:tc>
-        <w:tc>
-          <w:tcPr>
-            <w:tcW w:type="dxa" w:w="1872"/>
-            <w:tcBorders>
-              <w:top w:val="single" w:color="E9ECEF" w:sz="4"/>
-              <w:left w:val="single" w:color="E9ECEF" w:sz="4"/>
-              <w:bottom w:val="single" w:color="E9ECEF" w:sz="4"/>
-              <w:right w:val="single" w:color="E9ECEF" w:sz="4"/>
-            </w:tcBorders>
-            <w:shd w:fill="FFFFFF" w:val="clear"/>
-            <w:tcMar>
-              <w:top w:type="dxa" w:w="100"/>
-              <w:left w:type="dxa" w:w="140"/>
-              <w:bottom w:type="dxa" w:w="100"/>
-              <w:right w:type="dxa" w:w="140"/>
-            </w:tcMar>
-            <w:vAlign w:val="center"/>
-          </w:tcPr>
-          <w:p>
-            <w:pPr>
-              <w:jc w:val="right"/>
-            </w:pPr>
-            <w:r>
-              <w:rPr>
-                <w:rFonts w:ascii="Open Sans" w:cs="Open Sans" w:eastAsia="Open Sans" w:hAnsi="Open Sans"/>
-                <w:b w:val="false"/>
-                <w:bCs w:val="false"/>
-                <w:color w:val="59595B"/>
-                <w:sz w:val="20"/>
-                <w:szCs w:val="20"/>
-              </w:rPr>
-              <w:t xml:space="preserve">—</w:t>
-            </w:r>
-          </w:p>
-        </w:tc>
-        <w:tc>
-          <w:tcPr>
-            <w:tcW w:type="dxa" w:w="1872"/>
-            <w:tcBorders>
-              <w:top w:val="single" w:color="E9ECEF" w:sz="4"/>
-              <w:left w:val="single" w:color="E9ECEF" w:sz="4"/>
-              <w:bottom w:val="single" w:color="E9ECEF" w:sz="4"/>
-              <w:right w:val="single" w:color="E9ECEF" w:sz="4"/>
-            </w:tcBorders>
-            <w:shd w:fill="FFFFFF" w:val="clear"/>
-            <w:tcMar>
-              <w:top w:type="dxa" w:w="100"/>
-              <w:left w:type="dxa" w:w="140"/>
-              <w:bottom w:type="dxa" w:w="100"/>
-              <w:right w:type="dxa" w:w="140"/>
-            </w:tcMar>
-            <w:vAlign w:val="center"/>
-          </w:tcPr>
-          <w:p>
-            <w:pPr>
-              <w:jc w:val="right"/>
-            </w:pPr>
-            <w:r>
-              <w:rPr>
-                <w:rFonts w:ascii="Open Sans" w:cs="Open Sans" w:eastAsia="Open Sans" w:hAnsi="Open Sans"/>
-                <w:b w:val="false"/>
-                <w:bCs w:val="false"/>
-                <w:color w:val="59595B"/>
-                <w:sz w:val="20"/>
-                <w:szCs w:val="20"/>
-              </w:rPr>
-              <w:t xml:space="preserve">down to $30/hr§</w:t>
-            </w:r>
-          </w:p>
-        </w:tc>
-      </w:tr>
-      <w:tr>
-        <w:trPr>
-          <w:cantSplit/>
-        </w:trPr>
-        <w:tc>
-          <w:tcPr>
-            <w:tcW w:type="dxa" w:w="3120"/>
-            <w:tcBorders>
-              <w:top w:val="single" w:color="E9ECEF" w:sz="4"/>
-              <w:left w:val="single" w:color="E9ECEF" w:sz="4"/>
-              <w:bottom w:val="single" w:color="E9ECEF" w:sz="4"/>
-              <w:right w:val="single" w:color="E9ECEF" w:sz="4"/>
-            </w:tcBorders>
-            <w:shd w:fill="F8F9FA" w:val="clear"/>
-            <w:tcMar>
-              <w:top w:type="dxa" w:w="100"/>
-              <w:left w:type="dxa" w:w="140"/>
-              <w:bottom w:type="dxa" w:w="100"/>
-              <w:right w:type="dxa" w:w="140"/>
-            </w:tcMar>
-            <w:vAlign w:val="center"/>
-          </w:tcPr>
-          <w:p>
-            <w:pPr>
-              <w:jc w:val="left"/>
-            </w:pPr>
-            <w:r>
-              <w:rPr>
-                <w:rFonts w:ascii="Open Sans" w:cs="Open Sans" w:eastAsia="Open Sans" w:hAnsi="Open Sans"/>
-                <w:b w:val="false"/>
-                <w:bCs w:val="false"/>
-                <w:color w:val="59595B"/>
-                <w:sz w:val="20"/>
-                <w:szCs w:val="20"/>
-              </w:rPr>
-              <w:t xml:space="preserve">Offshore (India) SEO</w:t>
-            </w:r>
-          </w:p>
-        </w:tc>
-        <w:tc>
-          <w:tcPr>
-            <w:tcW w:type="dxa" w:w="2496"/>
-            <w:tcBorders>
-              <w:top w:val="single" w:color="E9ECEF" w:sz="4"/>
-              <w:left w:val="single" w:color="E9ECEF" w:sz="4"/>
-              <w:bottom w:val="single" w:color="E9ECEF" w:sz="4"/>
-              <w:right w:val="single" w:color="E9ECEF" w:sz="4"/>
-            </w:tcBorders>
-            <w:shd w:fill="F8F9FA" w:val="clear"/>
-            <w:tcMar>
-              <w:top w:type="dxa" w:w="100"/>
-              <w:left w:type="dxa" w:w="140"/>
-              <w:bottom w:type="dxa" w:w="100"/>
-              <w:right w:type="dxa" w:w="140"/>
-            </w:tcMar>
-            <w:vAlign w:val="center"/>
-          </w:tcPr>
-          <w:p>
-            <w:pPr>
-              <w:jc w:val="right"/>
-            </w:pPr>
-            <w:r>
-              <w:rPr>
-                <w:rFonts w:ascii="Open Sans" w:cs="Open Sans" w:eastAsia="Open Sans" w:hAnsi="Open Sans"/>
-                <w:b w:val="false"/>
-                <w:bCs w:val="false"/>
-                <w:color w:val="59595B"/>
-                <w:sz w:val="20"/>
-                <w:szCs w:val="20"/>
-              </w:rPr>
-              <w:t xml:space="preserve">$45/hr</w:t>
-            </w:r>
-          </w:p>
-        </w:tc>
-        <w:tc>
-          <w:tcPr>
-            <w:tcW w:type="dxa" w:w="1872"/>
-            <w:tcBorders>
-              <w:top w:val="single" w:color="E9ECEF" w:sz="4"/>
-              <w:left w:val="single" w:color="E9ECEF" w:sz="4"/>
-              <w:bottom w:val="single" w:color="E9ECEF" w:sz="4"/>
-              <w:right w:val="single" w:color="E9ECEF" w:sz="4"/>
-            </w:tcBorders>
-            <w:shd w:fill="F8F9FA" w:val="clear"/>
-            <w:tcMar>
-              <w:top w:type="dxa" w:w="100"/>
-              <w:left w:type="dxa" w:w="140"/>
-              <w:bottom w:type="dxa" w:w="100"/>
-              <w:right w:type="dxa" w:w="140"/>
-            </w:tcMar>
-            <w:vAlign w:val="center"/>
-          </w:tcPr>
-          <w:p>
-            <w:pPr>
-              <w:jc w:val="right"/>
-            </w:pPr>
-            <w:r>
-              <w:rPr>
-                <w:rFonts w:ascii="Open Sans" w:cs="Open Sans" w:eastAsia="Open Sans" w:hAnsi="Open Sans"/>
-                <w:b w:val="false"/>
-                <w:bCs w:val="false"/>
-                <w:color w:val="59595B"/>
-                <w:sz w:val="20"/>
-                <w:szCs w:val="20"/>
-              </w:rPr>
-              <w:t xml:space="preserve">—</w:t>
-            </w:r>
-          </w:p>
-        </w:tc>
-        <w:tc>
-          <w:tcPr>
-            <w:tcW w:type="dxa" w:w="1872"/>
-            <w:tcBorders>
-              <w:top w:val="single" w:color="E9ECEF" w:sz="4"/>
-              <w:left w:val="single" w:color="E9ECEF" w:sz="4"/>
-              <w:bottom w:val="single" w:color="E9ECEF" w:sz="4"/>
-              <w:right w:val="single" w:color="E9ECEF" w:sz="4"/>
-            </w:tcBorders>
-            <w:shd w:fill="F8F9FA" w:val="clear"/>
-            <w:tcMar>
-              <w:top w:type="dxa" w:w="100"/>
-              <w:left w:type="dxa" w:w="140"/>
-              <w:bottom w:type="dxa" w:w="100"/>
-              <w:right w:type="dxa" w:w="140"/>
-            </w:tcMar>
-            <w:vAlign w:val="center"/>
-          </w:tcPr>
-          <w:p>
-            <w:pPr>
-              <w:jc w:val="right"/>
-            </w:pPr>
-            <w:r>
-              <w:rPr>
-                <w:rFonts w:ascii="Open Sans" w:cs="Open Sans" w:eastAsia="Open Sans" w:hAnsi="Open Sans"/>
-                <w:b w:val="false"/>
-                <w:bCs w:val="false"/>
-                <w:color w:val="59595B"/>
-                <w:sz w:val="20"/>
-                <w:szCs w:val="20"/>
-              </w:rPr>
-              <w:t xml:space="preserve">My SEO packages§§</w:t>
+              <w:t xml:space="preserve">lowest effective rate</w:t>
             </w:r>
           </w:p>
         </w:tc>
@@ -10331,7 +10688,7 @@
           <w:sz w:val="18"/>
           <w:szCs w:val="18"/>
         </w:rPr>
-        <w:t xml:space="preserve">* Normal hours are Mon–Fri 7:00 AM–7:00 PM PT; after-hours is all other times. ** Contracted = discounted rate on a 3-, 6-, or 12-month cycle commitment. ‡ India Tech Support is a flat $150/hr standard rate (normal and after-hours alike); on a cycle commitment it drops to $15/hr during 7:00 PM–7:00 AM PT (the India team’s daytime) and $30/hr during 7:00 AM–7:00 PM PT (their night shift) — which is how overnight and weekend US coverage stays inexpensive. § Offshore Developer is $45/hr standard; under a cycle commitment the rate scales down with the volume of hours booked, to a floor of $30/hr. §§ Offshore SEO is $45/hr standard; under contract it is delivered at My SEO package pricing (unlimited hours) rather than hourly — see the My SEO line above. On-site has a 2-hour minimum with no trip charges; emergency/critical response is billed at the after-hours rate with a 1-hour minimum.</w:t>
+        <w:t xml:space="preserve">* Normal hours are Mon–Fri 7:00 AM–7:00 PM PT; after-hours is all other times. ** Contracted = discounted rate on a 3-, 6-, or 12-month cycle commitment. ‡ Routine, repeatable work (monitoring, patching, provisioning, content production) is delivered through Technijian’s blended US-led global model — senior US architects direct and own the relationship while a follow-the-sun team handles execution, which is what lets a co-managed plan stay well below the à-la-carte rates above. Any work touching CJIS or other regulated data is performed by US-based, background-screened personnel. On-site has a 2-hour minimum with no trip charges; emergency/critical response is billed at the after-hours rate with a 1-hour minimum.</w:t>
       </w:r>
     </w:p>
     <w:p>
@@ -11420,7 +11777,7 @@
           <w:sz w:val="26"/>
           <w:szCs w:val="26"/>
         </w:rPr>
-        <w:t xml:space="preserve">Year-1 ROI — A Range, Modeled Against the Entry</w:t>
+        <w:t xml:space="preserve">How the Partnership Splits — An Opening Position</w:t>
       </w:r>
     </w:p>
     <w:p>
@@ -11439,7 +11796,759 @@
           <w:sz w:val="22"/>
           <w:szCs w:val="22"/>
         </w:rPr>
-        <w:t xml:space="preserve">We have modeled this as a range so expectations are set honestly, not on a single optimistic number. All three cases are measured against the small entry program (the only number being asked for first), and none of them count the full revenue the expansion adds — so even the Likely case understates the real opportunity. Read the columns this way: the Very Conservative case is a deliberately cautious floor that assumes the partnership produces nothing in Year 1; the Likely case is our realistic expectation now that Nick has confirmed the managed-MFA/CA service is something CardLogix wants to offer jointly; the Upside reflects the broader private-sector, insurance-driven demand gaining traction sooner.</w:t>
+        <w:t xml:space="preserve">A channel partnership is its economics, so here is a strawman to react to — explicitly an opening position, fully negotiable, and exactly the kind of thing to settle with Sebastien and Tom. The principle: CardLogix owns the credential and the customer relationship; Technijian delivers and operates the managed environment; each side is paid for what it brings, and neither carries the other’s risk.</w:t>
+      </w:r>
+    </w:p>
+    <w:p>
+      <w:pPr>
+        <w:spacing w:after="0" w:before="60"/>
+      </w:pPr>
+      <w:r>
+        <w:t xml:space="preserve"/>
+      </w:r>
+    </w:p>
+    <w:tbl>
+      <w:tblPr>
+        <w:tblW w:type="dxa" w:w="9360"/>
+        <w:tblBorders>
+          <w:top w:val="single" w:color="auto" w:sz="4"/>
+          <w:left w:val="single" w:color="auto" w:sz="4"/>
+          <w:bottom w:val="single" w:color="auto" w:sz="4"/>
+          <w:right w:val="single" w:color="auto" w:sz="4"/>
+          <w:insideH w:val="single" w:color="auto" w:sz="4"/>
+          <w:insideV w:val="single" w:color="auto" w:sz="4"/>
+        </w:tblBorders>
+      </w:tblPr>
+      <w:tblGrid>
+        <w:gridCol w:w="2496"/>
+        <w:gridCol w:w="3431"/>
+        <w:gridCol w:w="3433"/>
+      </w:tblGrid>
+      <w:tr>
+        <w:trPr>
+          <w:cantSplit/>
+          <w:tblHeader/>
+        </w:trPr>
+        <w:tc>
+          <w:tcPr>
+            <w:tcW w:type="dxa" w:w="2496"/>
+            <w:tcBorders>
+              <w:top w:val="single" w:color="E9ECEF" w:sz="4"/>
+              <w:left w:val="single" w:color="E9ECEF" w:sz="4"/>
+              <w:bottom w:val="single" w:color="E9ECEF" w:sz="4"/>
+              <w:right w:val="single" w:color="E9ECEF" w:sz="4"/>
+            </w:tcBorders>
+            <w:shd w:fill="006DB6" w:val="clear"/>
+            <w:tcMar>
+              <w:top w:type="dxa" w:w="120"/>
+              <w:left w:type="dxa" w:w="140"/>
+              <w:bottom w:type="dxa" w:w="120"/>
+              <w:right w:type="dxa" w:w="140"/>
+            </w:tcMar>
+            <w:vAlign w:val="center"/>
+          </w:tcPr>
+          <w:p>
+            <w:pPr>
+              <w:jc w:val="left"/>
+            </w:pPr>
+            <w:r>
+              <w:rPr>
+                <w:rFonts w:ascii="Open Sans" w:cs="Open Sans" w:eastAsia="Open Sans" w:hAnsi="Open Sans"/>
+                <w:b/>
+                <w:bCs/>
+                <w:color w:val="FFFFFF"/>
+                <w:sz w:val="20"/>
+                <w:szCs w:val="20"/>
+              </w:rPr>
+              <w:t xml:space="preserve">Element</w:t>
+            </w:r>
+          </w:p>
+        </w:tc>
+        <w:tc>
+          <w:tcPr>
+            <w:tcW w:type="dxa" w:w="3431"/>
+            <w:tcBorders>
+              <w:top w:val="single" w:color="E9ECEF" w:sz="4"/>
+              <w:left w:val="single" w:color="E9ECEF" w:sz="4"/>
+              <w:bottom w:val="single" w:color="E9ECEF" w:sz="4"/>
+              <w:right w:val="single" w:color="E9ECEF" w:sz="4"/>
+            </w:tcBorders>
+            <w:shd w:fill="006DB6" w:val="clear"/>
+            <w:tcMar>
+              <w:top w:type="dxa" w:w="120"/>
+              <w:left w:type="dxa" w:w="140"/>
+              <w:bottom w:type="dxa" w:w="120"/>
+              <w:right w:type="dxa" w:w="140"/>
+            </w:tcMar>
+            <w:vAlign w:val="center"/>
+          </w:tcPr>
+          <w:p>
+            <w:pPr>
+              <w:jc w:val="left"/>
+            </w:pPr>
+            <w:r>
+              <w:rPr>
+                <w:rFonts w:ascii="Open Sans" w:cs="Open Sans" w:eastAsia="Open Sans" w:hAnsi="Open Sans"/>
+                <w:b/>
+                <w:bCs/>
+                <w:color w:val="FFFFFF"/>
+                <w:sz w:val="20"/>
+                <w:szCs w:val="20"/>
+              </w:rPr>
+              <w:t xml:space="preserve">CardLogix</w:t>
+            </w:r>
+          </w:p>
+        </w:tc>
+        <w:tc>
+          <w:tcPr>
+            <w:tcW w:type="dxa" w:w="3433"/>
+            <w:tcBorders>
+              <w:top w:val="single" w:color="E9ECEF" w:sz="4"/>
+              <w:left w:val="single" w:color="E9ECEF" w:sz="4"/>
+              <w:bottom w:val="single" w:color="E9ECEF" w:sz="4"/>
+              <w:right w:val="single" w:color="E9ECEF" w:sz="4"/>
+            </w:tcBorders>
+            <w:shd w:fill="006DB6" w:val="clear"/>
+            <w:tcMar>
+              <w:top w:type="dxa" w:w="120"/>
+              <w:left w:type="dxa" w:w="140"/>
+              <w:bottom w:type="dxa" w:w="120"/>
+              <w:right w:type="dxa" w:w="140"/>
+            </w:tcMar>
+            <w:vAlign w:val="center"/>
+          </w:tcPr>
+          <w:p>
+            <w:pPr>
+              <w:jc w:val="left"/>
+            </w:pPr>
+            <w:r>
+              <w:rPr>
+                <w:rFonts w:ascii="Open Sans" w:cs="Open Sans" w:eastAsia="Open Sans" w:hAnsi="Open Sans"/>
+                <w:b/>
+                <w:bCs/>
+                <w:color w:val="FFFFFF"/>
+                <w:sz w:val="20"/>
+                <w:szCs w:val="20"/>
+              </w:rPr>
+              <w:t xml:space="preserve">Technijian</w:t>
+            </w:r>
+          </w:p>
+        </w:tc>
+      </w:tr>
+      <w:tr>
+        <w:trPr>
+          <w:cantSplit/>
+        </w:trPr>
+        <w:tc>
+          <w:tcPr>
+            <w:tcW w:type="dxa" w:w="2496"/>
+            <w:tcBorders>
+              <w:top w:val="single" w:color="E9ECEF" w:sz="4"/>
+              <w:left w:val="single" w:color="E9ECEF" w:sz="4"/>
+              <w:bottom w:val="single" w:color="E9ECEF" w:sz="4"/>
+              <w:right w:val="single" w:color="E9ECEF" w:sz="4"/>
+            </w:tcBorders>
+            <w:shd w:fill="FFFFFF" w:val="clear"/>
+            <w:tcMar>
+              <w:top w:type="dxa" w:w="100"/>
+              <w:left w:type="dxa" w:w="140"/>
+              <w:bottom w:type="dxa" w:w="100"/>
+              <w:right w:type="dxa" w:w="140"/>
+            </w:tcMar>
+            <w:vAlign w:val="center"/>
+          </w:tcPr>
+          <w:p>
+            <w:pPr>
+              <w:jc w:val="left"/>
+            </w:pPr>
+            <w:r>
+              <w:rPr>
+                <w:rFonts w:ascii="Open Sans" w:cs="Open Sans" w:eastAsia="Open Sans" w:hAnsi="Open Sans"/>
+                <w:b w:val="false"/>
+                <w:bCs w:val="false"/>
+                <w:color w:val="59595B"/>
+                <w:sz w:val="20"/>
+                <w:szCs w:val="20"/>
+              </w:rPr>
+              <w:t xml:space="preserve">Sells / owns the account</w:t>
+            </w:r>
+          </w:p>
+        </w:tc>
+        <w:tc>
+          <w:tcPr>
+            <w:tcW w:type="dxa" w:w="3431"/>
+            <w:tcBorders>
+              <w:top w:val="single" w:color="E9ECEF" w:sz="4"/>
+              <w:left w:val="single" w:color="E9ECEF" w:sz="4"/>
+              <w:bottom w:val="single" w:color="E9ECEF" w:sz="4"/>
+              <w:right w:val="single" w:color="E9ECEF" w:sz="4"/>
+            </w:tcBorders>
+            <w:shd w:fill="FFFFFF" w:val="clear"/>
+            <w:tcMar>
+              <w:top w:type="dxa" w:w="100"/>
+              <w:left w:type="dxa" w:w="140"/>
+              <w:bottom w:type="dxa" w:w="100"/>
+              <w:right w:type="dxa" w:w="140"/>
+            </w:tcMar>
+            <w:vAlign w:val="center"/>
+          </w:tcPr>
+          <w:p>
+            <w:pPr>
+              <w:jc w:val="left"/>
+            </w:pPr>
+            <w:r>
+              <w:rPr>
+                <w:rFonts w:ascii="Open Sans" w:cs="Open Sans" w:eastAsia="Open Sans" w:hAnsi="Open Sans"/>
+                <w:b w:val="false"/>
+                <w:bCs w:val="false"/>
+                <w:color w:val="59595B"/>
+                <w:sz w:val="20"/>
+                <w:szCs w:val="20"/>
+              </w:rPr>
+              <w:t xml:space="preserve">Yes — your brand, your customer, your card</w:t>
+            </w:r>
+          </w:p>
+        </w:tc>
+        <w:tc>
+          <w:tcPr>
+            <w:tcW w:type="dxa" w:w="3433"/>
+            <w:tcBorders>
+              <w:top w:val="single" w:color="E9ECEF" w:sz="4"/>
+              <w:left w:val="single" w:color="E9ECEF" w:sz="4"/>
+              <w:bottom w:val="single" w:color="E9ECEF" w:sz="4"/>
+              <w:right w:val="single" w:color="E9ECEF" w:sz="4"/>
+            </w:tcBorders>
+            <w:shd w:fill="FFFFFF" w:val="clear"/>
+            <w:tcMar>
+              <w:top w:type="dxa" w:w="100"/>
+              <w:left w:type="dxa" w:w="140"/>
+              <w:bottom w:type="dxa" w:w="100"/>
+              <w:right w:type="dxa" w:w="140"/>
+            </w:tcMar>
+            <w:vAlign w:val="center"/>
+          </w:tcPr>
+          <w:p>
+            <w:pPr>
+              <w:jc w:val="left"/>
+            </w:pPr>
+            <w:r>
+              <w:rPr>
+                <w:rFonts w:ascii="Open Sans" w:cs="Open Sans" w:eastAsia="Open Sans" w:hAnsi="Open Sans"/>
+                <w:b w:val="false"/>
+                <w:bCs w:val="false"/>
+                <w:color w:val="59595B"/>
+                <w:sz w:val="20"/>
+                <w:szCs w:val="20"/>
+              </w:rPr>
+              <w:t xml:space="preserve">Behind the scenes or co-branded, your call</w:t>
+            </w:r>
+          </w:p>
+        </w:tc>
+      </w:tr>
+      <w:tr>
+        <w:trPr>
+          <w:cantSplit/>
+        </w:trPr>
+        <w:tc>
+          <w:tcPr>
+            <w:tcW w:type="dxa" w:w="2496"/>
+            <w:tcBorders>
+              <w:top w:val="single" w:color="E9ECEF" w:sz="4"/>
+              <w:left w:val="single" w:color="E9ECEF" w:sz="4"/>
+              <w:bottom w:val="single" w:color="E9ECEF" w:sz="4"/>
+              <w:right w:val="single" w:color="E9ECEF" w:sz="4"/>
+            </w:tcBorders>
+            <w:shd w:fill="F8F9FA" w:val="clear"/>
+            <w:tcMar>
+              <w:top w:type="dxa" w:w="100"/>
+              <w:left w:type="dxa" w:w="140"/>
+              <w:bottom w:type="dxa" w:w="100"/>
+              <w:right w:type="dxa" w:w="140"/>
+            </w:tcMar>
+            <w:vAlign w:val="center"/>
+          </w:tcPr>
+          <w:p>
+            <w:pPr>
+              <w:jc w:val="left"/>
+            </w:pPr>
+            <w:r>
+              <w:rPr>
+                <w:rFonts w:ascii="Open Sans" w:cs="Open Sans" w:eastAsia="Open Sans" w:hAnsi="Open Sans"/>
+                <w:b w:val="false"/>
+                <w:bCs w:val="false"/>
+                <w:color w:val="59595B"/>
+                <w:sz w:val="20"/>
+                <w:szCs w:val="20"/>
+              </w:rPr>
+              <w:t xml:space="preserve">Hardware revenue</w:t>
+            </w:r>
+          </w:p>
+        </w:tc>
+        <w:tc>
+          <w:tcPr>
+            <w:tcW w:type="dxa" w:w="3431"/>
+            <w:tcBorders>
+              <w:top w:val="single" w:color="E9ECEF" w:sz="4"/>
+              <w:left w:val="single" w:color="E9ECEF" w:sz="4"/>
+              <w:bottom w:val="single" w:color="E9ECEF" w:sz="4"/>
+              <w:right w:val="single" w:color="E9ECEF" w:sz="4"/>
+            </w:tcBorders>
+            <w:shd w:fill="F8F9FA" w:val="clear"/>
+            <w:tcMar>
+              <w:top w:type="dxa" w:w="100"/>
+              <w:left w:type="dxa" w:w="140"/>
+              <w:bottom w:type="dxa" w:w="100"/>
+              <w:right w:type="dxa" w:w="140"/>
+            </w:tcMar>
+            <w:vAlign w:val="center"/>
+          </w:tcPr>
+          <w:p>
+            <w:pPr>
+              <w:jc w:val="left"/>
+            </w:pPr>
+            <w:r>
+              <w:rPr>
+                <w:rFonts w:ascii="Open Sans" w:cs="Open Sans" w:eastAsia="Open Sans" w:hAnsi="Open Sans"/>
+                <w:b w:val="false"/>
+                <w:bCs w:val="false"/>
+                <w:color w:val="59595B"/>
+                <w:sz w:val="20"/>
+                <w:szCs w:val="20"/>
+              </w:rPr>
+              <w:t xml:space="preserve">100% to CardLogix</w:t>
+            </w:r>
+          </w:p>
+        </w:tc>
+        <w:tc>
+          <w:tcPr>
+            <w:tcW w:type="dxa" w:w="3433"/>
+            <w:tcBorders>
+              <w:top w:val="single" w:color="E9ECEF" w:sz="4"/>
+              <w:left w:val="single" w:color="E9ECEF" w:sz="4"/>
+              <w:bottom w:val="single" w:color="E9ECEF" w:sz="4"/>
+              <w:right w:val="single" w:color="E9ECEF" w:sz="4"/>
+            </w:tcBorders>
+            <w:shd w:fill="F8F9FA" w:val="clear"/>
+            <w:tcMar>
+              <w:top w:type="dxa" w:w="100"/>
+              <w:left w:type="dxa" w:w="140"/>
+              <w:bottom w:type="dxa" w:w="100"/>
+              <w:right w:type="dxa" w:w="140"/>
+            </w:tcMar>
+            <w:vAlign w:val="center"/>
+          </w:tcPr>
+          <w:p>
+            <w:pPr>
+              <w:jc w:val="left"/>
+            </w:pPr>
+            <w:r>
+              <w:rPr>
+                <w:rFonts w:ascii="Open Sans" w:cs="Open Sans" w:eastAsia="Open Sans" w:hAnsi="Open Sans"/>
+                <w:b w:val="false"/>
+                <w:bCs w:val="false"/>
+                <w:color w:val="59595B"/>
+                <w:sz w:val="20"/>
+                <w:szCs w:val="20"/>
+              </w:rPr>
+              <w:t xml:space="preserve">None — we never touch card margin</w:t>
+            </w:r>
+          </w:p>
+        </w:tc>
+      </w:tr>
+      <w:tr>
+        <w:trPr>
+          <w:cantSplit/>
+        </w:trPr>
+        <w:tc>
+          <w:tcPr>
+            <w:tcW w:type="dxa" w:w="2496"/>
+            <w:tcBorders>
+              <w:top w:val="single" w:color="E9ECEF" w:sz="4"/>
+              <w:left w:val="single" w:color="E9ECEF" w:sz="4"/>
+              <w:bottom w:val="single" w:color="E9ECEF" w:sz="4"/>
+              <w:right w:val="single" w:color="E9ECEF" w:sz="4"/>
+            </w:tcBorders>
+            <w:shd w:fill="FFFFFF" w:val="clear"/>
+            <w:tcMar>
+              <w:top w:type="dxa" w:w="100"/>
+              <w:left w:type="dxa" w:w="140"/>
+              <w:bottom w:type="dxa" w:w="100"/>
+              <w:right w:type="dxa" w:w="140"/>
+            </w:tcMar>
+            <w:vAlign w:val="center"/>
+          </w:tcPr>
+          <w:p>
+            <w:pPr>
+              <w:jc w:val="left"/>
+            </w:pPr>
+            <w:r>
+              <w:rPr>
+                <w:rFonts w:ascii="Open Sans" w:cs="Open Sans" w:eastAsia="Open Sans" w:hAnsi="Open Sans"/>
+                <w:b w:val="false"/>
+                <w:bCs w:val="false"/>
+                <w:color w:val="59595B"/>
+                <w:sz w:val="20"/>
+                <w:szCs w:val="20"/>
+              </w:rPr>
+              <w:t xml:space="preserve">Managed-services revenue</w:t>
+            </w:r>
+          </w:p>
+        </w:tc>
+        <w:tc>
+          <w:tcPr>
+            <w:tcW w:type="dxa" w:w="3431"/>
+            <w:tcBorders>
+              <w:top w:val="single" w:color="E9ECEF" w:sz="4"/>
+              <w:left w:val="single" w:color="E9ECEF" w:sz="4"/>
+              <w:bottom w:val="single" w:color="E9ECEF" w:sz="4"/>
+              <w:right w:val="single" w:color="E9ECEF" w:sz="4"/>
+            </w:tcBorders>
+            <w:shd w:fill="FFFFFF" w:val="clear"/>
+            <w:tcMar>
+              <w:top w:type="dxa" w:w="100"/>
+              <w:left w:type="dxa" w:w="140"/>
+              <w:bottom w:type="dxa" w:w="100"/>
+              <w:right w:type="dxa" w:w="140"/>
+            </w:tcMar>
+            <w:vAlign w:val="center"/>
+          </w:tcPr>
+          <w:p>
+            <w:pPr>
+              <w:jc w:val="left"/>
+            </w:pPr>
+            <w:r>
+              <w:rPr>
+                <w:rFonts w:ascii="Open Sans" w:cs="Open Sans" w:eastAsia="Open Sans" w:hAnsi="Open Sans"/>
+                <w:b w:val="false"/>
+                <w:bCs w:val="false"/>
+                <w:color w:val="59595B"/>
+                <w:sz w:val="20"/>
+                <w:szCs w:val="20"/>
+              </w:rPr>
+              <w:t xml:space="preserve">Referral: up to 10% of the gross monthly service invoice — or your own markup on resale</w:t>
+            </w:r>
+          </w:p>
+        </w:tc>
+        <w:tc>
+          <w:tcPr>
+            <w:tcW w:type="dxa" w:w="3433"/>
+            <w:tcBorders>
+              <w:top w:val="single" w:color="E9ECEF" w:sz="4"/>
+              <w:left w:val="single" w:color="E9ECEF" w:sz="4"/>
+              <w:bottom w:val="single" w:color="E9ECEF" w:sz="4"/>
+              <w:right w:val="single" w:color="E9ECEF" w:sz="4"/>
+            </w:tcBorders>
+            <w:shd w:fill="FFFFFF" w:val="clear"/>
+            <w:tcMar>
+              <w:top w:type="dxa" w:w="100"/>
+              <w:left w:type="dxa" w:w="140"/>
+              <w:bottom w:type="dxa" w:w="100"/>
+              <w:right w:type="dxa" w:w="140"/>
+            </w:tcMar>
+            <w:vAlign w:val="center"/>
+          </w:tcPr>
+          <w:p>
+            <w:pPr>
+              <w:jc w:val="left"/>
+            </w:pPr>
+            <w:r>
+              <w:rPr>
+                <w:rFonts w:ascii="Open Sans" w:cs="Open Sans" w:eastAsia="Open Sans" w:hAnsi="Open Sans"/>
+                <w:b w:val="false"/>
+                <w:bCs w:val="false"/>
+                <w:color w:val="59595B"/>
+                <w:sz w:val="20"/>
+                <w:szCs w:val="20"/>
+              </w:rPr>
+              <w:t xml:space="preserve">Balance, for delivering + operating</w:t>
+            </w:r>
+          </w:p>
+        </w:tc>
+      </w:tr>
+      <w:tr>
+        <w:trPr>
+          <w:cantSplit/>
+        </w:trPr>
+        <w:tc>
+          <w:tcPr>
+            <w:tcW w:type="dxa" w:w="2496"/>
+            <w:tcBorders>
+              <w:top w:val="single" w:color="E9ECEF" w:sz="4"/>
+              <w:left w:val="single" w:color="E9ECEF" w:sz="4"/>
+              <w:bottom w:val="single" w:color="E9ECEF" w:sz="4"/>
+              <w:right w:val="single" w:color="E9ECEF" w:sz="4"/>
+            </w:tcBorders>
+            <w:shd w:fill="F8F9FA" w:val="clear"/>
+            <w:tcMar>
+              <w:top w:type="dxa" w:w="100"/>
+              <w:left w:type="dxa" w:w="140"/>
+              <w:bottom w:type="dxa" w:w="100"/>
+              <w:right w:type="dxa" w:w="140"/>
+            </w:tcMar>
+            <w:vAlign w:val="center"/>
+          </w:tcPr>
+          <w:p>
+            <w:pPr>
+              <w:jc w:val="left"/>
+            </w:pPr>
+            <w:r>
+              <w:rPr>
+                <w:rFonts w:ascii="Open Sans" w:cs="Open Sans" w:eastAsia="Open Sans" w:hAnsi="Open Sans"/>
+                <w:b w:val="false"/>
+                <w:bCs w:val="false"/>
+                <w:color w:val="59595B"/>
+                <w:sz w:val="20"/>
+                <w:szCs w:val="20"/>
+              </w:rPr>
+              <w:t xml:space="preserve">Who carries delivery liability</w:t>
+            </w:r>
+          </w:p>
+        </w:tc>
+        <w:tc>
+          <w:tcPr>
+            <w:tcW w:type="dxa" w:w="3431"/>
+            <w:tcBorders>
+              <w:top w:val="single" w:color="E9ECEF" w:sz="4"/>
+              <w:left w:val="single" w:color="E9ECEF" w:sz="4"/>
+              <w:bottom w:val="single" w:color="E9ECEF" w:sz="4"/>
+              <w:right w:val="single" w:color="E9ECEF" w:sz="4"/>
+            </w:tcBorders>
+            <w:shd w:fill="F8F9FA" w:val="clear"/>
+            <w:tcMar>
+              <w:top w:type="dxa" w:w="100"/>
+              <w:left w:type="dxa" w:w="140"/>
+              <w:bottom w:type="dxa" w:w="100"/>
+              <w:right w:type="dxa" w:w="140"/>
+            </w:tcMar>
+            <w:vAlign w:val="center"/>
+          </w:tcPr>
+          <w:p>
+            <w:pPr>
+              <w:jc w:val="left"/>
+            </w:pPr>
+            <w:r>
+              <w:rPr>
+                <w:rFonts w:ascii="Open Sans" w:cs="Open Sans" w:eastAsia="Open Sans" w:hAnsi="Open Sans"/>
+                <w:b w:val="false"/>
+                <w:bCs w:val="false"/>
+                <w:color w:val="59595B"/>
+                <w:sz w:val="20"/>
+                <w:szCs w:val="20"/>
+              </w:rPr>
+              <w:t xml:space="preserve">None for the managed wrap</w:t>
+            </w:r>
+          </w:p>
+        </w:tc>
+        <w:tc>
+          <w:tcPr>
+            <w:tcW w:type="dxa" w:w="3433"/>
+            <w:tcBorders>
+              <w:top w:val="single" w:color="E9ECEF" w:sz="4"/>
+              <w:left w:val="single" w:color="E9ECEF" w:sz="4"/>
+              <w:bottom w:val="single" w:color="E9ECEF" w:sz="4"/>
+              <w:right w:val="single" w:color="E9ECEF" w:sz="4"/>
+            </w:tcBorders>
+            <w:shd w:fill="F8F9FA" w:val="clear"/>
+            <w:tcMar>
+              <w:top w:type="dxa" w:w="100"/>
+              <w:left w:type="dxa" w:w="140"/>
+              <w:bottom w:type="dxa" w:w="100"/>
+              <w:right w:type="dxa" w:w="140"/>
+            </w:tcMar>
+            <w:vAlign w:val="center"/>
+          </w:tcPr>
+          <w:p>
+            <w:pPr>
+              <w:jc w:val="left"/>
+            </w:pPr>
+            <w:r>
+              <w:rPr>
+                <w:rFonts w:ascii="Open Sans" w:cs="Open Sans" w:eastAsia="Open Sans" w:hAnsi="Open Sans"/>
+                <w:b w:val="false"/>
+                <w:bCs w:val="false"/>
+                <w:color w:val="59595B"/>
+                <w:sz w:val="20"/>
+                <w:szCs w:val="20"/>
+              </w:rPr>
+              <w:t xml:space="preserve">Technijian owns the SLA and the ops risk</w:t>
+            </w:r>
+          </w:p>
+        </w:tc>
+      </w:tr>
+      <w:tr>
+        <w:trPr>
+          <w:cantSplit/>
+        </w:trPr>
+        <w:tc>
+          <w:tcPr>
+            <w:tcW w:type="dxa" w:w="2496"/>
+            <w:tcBorders>
+              <w:top w:val="single" w:color="E9ECEF" w:sz="4"/>
+              <w:left w:val="single" w:color="E9ECEF" w:sz="4"/>
+              <w:bottom w:val="single" w:color="E9ECEF" w:sz="4"/>
+              <w:right w:val="single" w:color="E9ECEF" w:sz="4"/>
+            </w:tcBorders>
+            <w:shd w:fill="FFFFFF" w:val="clear"/>
+            <w:tcMar>
+              <w:top w:type="dxa" w:w="100"/>
+              <w:left w:type="dxa" w:w="140"/>
+              <w:bottom w:type="dxa" w:w="100"/>
+              <w:right w:type="dxa" w:w="140"/>
+            </w:tcMar>
+            <w:vAlign w:val="center"/>
+          </w:tcPr>
+          <w:p>
+            <w:pPr>
+              <w:jc w:val="left"/>
+            </w:pPr>
+            <w:r>
+              <w:rPr>
+                <w:rFonts w:ascii="Open Sans" w:cs="Open Sans" w:eastAsia="Open Sans" w:hAnsi="Open Sans"/>
+                <w:b/>
+                <w:bCs/>
+                <w:color w:val="59595B"/>
+                <w:sz w:val="20"/>
+                <w:szCs w:val="20"/>
+              </w:rPr>
+              <w:t xml:space="preserve">Two clean models to choose from</w:t>
+            </w:r>
+          </w:p>
+        </w:tc>
+        <w:tc>
+          <w:tcPr>
+            <w:tcW w:type="dxa" w:w="3431"/>
+            <w:tcBorders>
+              <w:top w:val="single" w:color="E9ECEF" w:sz="4"/>
+              <w:left w:val="single" w:color="E9ECEF" w:sz="4"/>
+              <w:bottom w:val="single" w:color="E9ECEF" w:sz="4"/>
+              <w:right w:val="single" w:color="E9ECEF" w:sz="4"/>
+            </w:tcBorders>
+            <w:shd w:fill="FFFFFF" w:val="clear"/>
+            <w:tcMar>
+              <w:top w:type="dxa" w:w="100"/>
+              <w:left w:type="dxa" w:w="140"/>
+              <w:bottom w:type="dxa" w:w="100"/>
+              <w:right w:type="dxa" w:w="140"/>
+            </w:tcMar>
+            <w:vAlign w:val="center"/>
+          </w:tcPr>
+          <w:p>
+            <w:pPr>
+              <w:jc w:val="left"/>
+            </w:pPr>
+            <w:r>
+              <w:rPr>
+                <w:rFonts w:ascii="Open Sans" w:cs="Open Sans" w:eastAsia="Open Sans" w:hAnsi="Open Sans"/>
+                <w:b/>
+                <w:bCs/>
+                <w:color w:val="59595B"/>
+                <w:sz w:val="20"/>
+                <w:szCs w:val="20"/>
+              </w:rPr>
+              <w:t xml:space="preserve">Referral: you refer, we contract + pay you up to 10% of the gross monthly service invoice</w:t>
+            </w:r>
+          </w:p>
+        </w:tc>
+        <w:tc>
+          <w:tcPr>
+            <w:tcW w:type="dxa" w:w="3433"/>
+            <w:tcBorders>
+              <w:top w:val="single" w:color="E9ECEF" w:sz="4"/>
+              <w:left w:val="single" w:color="E9ECEF" w:sz="4"/>
+              <w:bottom w:val="single" w:color="E9ECEF" w:sz="4"/>
+              <w:right w:val="single" w:color="E9ECEF" w:sz="4"/>
+            </w:tcBorders>
+            <w:shd w:fill="FFFFFF" w:val="clear"/>
+            <w:tcMar>
+              <w:top w:type="dxa" w:w="100"/>
+              <w:left w:type="dxa" w:w="140"/>
+              <w:bottom w:type="dxa" w:w="100"/>
+              <w:right w:type="dxa" w:w="140"/>
+            </w:tcMar>
+            <w:vAlign w:val="center"/>
+          </w:tcPr>
+          <w:p>
+            <w:pPr>
+              <w:jc w:val="left"/>
+            </w:pPr>
+            <w:r>
+              <w:rPr>
+                <w:rFonts w:ascii="Open Sans" w:cs="Open Sans" w:eastAsia="Open Sans" w:hAnsi="Open Sans"/>
+                <w:b/>
+                <w:bCs/>
+                <w:color w:val="59595B"/>
+                <w:sz w:val="20"/>
+                <w:szCs w:val="20"/>
+              </w:rPr>
+              <w:t xml:space="preserve">Resale: you contract, we wholesale to you, you set retail</w:t>
+            </w:r>
+          </w:p>
+        </w:tc>
+      </w:tr>
+    </w:tbl>
+    <w:p>
+      <w:pPr>
+        <w:spacing w:after="140" w:before="60" w:line="320"/>
+        <w:jc w:val="both"/>
+      </w:pPr>
+      <w:r>
+        <w:rPr>
+          <w:rFonts w:ascii="Open Sans" w:cs="Open Sans" w:eastAsia="Open Sans" w:hAnsi="Open Sans"/>
+          <w:b w:val="false"/>
+          <w:bCs w:val="false"/>
+          <w:i/>
+          <w:iCs/>
+          <w:color w:val="59595B"/>
+          <w:sz w:val="18"/>
+          <w:szCs w:val="18"/>
+        </w:rPr>
+        <w:t xml:space="preserve">Either model bounds CardLogix’s exposure to essentially zero on the delivery side while creating a new recurring margin stream on hardware you already sell. Which model fits — and your resale markup, if you take that route — is a 30-minute conversation, not a prerequisite to starting.</w:t>
+      </w:r>
+    </w:p>
+    <w:p>
+      <w:pPr>
+        <w:spacing w:after="0" w:before="160"/>
+      </w:pPr>
+      <w:r>
+        <w:t xml:space="preserve"/>
+      </w:r>
+    </w:p>
+    <w:p>
+      <w:pPr>
+        <w:pStyle w:val="Heading2"/>
+        <w:keepNext/>
+        <w:keepLines/>
+        <w:spacing w:after="120" w:before="280"/>
+      </w:pPr>
+      <w:r>
+        <w:rPr>
+          <w:rFonts w:ascii="Open Sans" w:cs="Open Sans" w:eastAsia="Open Sans" w:hAnsi="Open Sans"/>
+          <w:b/>
+          <w:bCs/>
+          <w:color w:val="006DB6"/>
+          <w:sz w:val="26"/>
+          <w:szCs w:val="26"/>
+        </w:rPr>
+        <w:t xml:space="preserve">Year-1 ROI — A Range, Modeled Against the Entry</w:t>
+      </w:r>
+    </w:p>
+    <w:p>
+      <w:pPr>
+        <w:spacing w:after="140" w:before="0" w:line="320"/>
+        <w:jc w:val="both"/>
+      </w:pPr>
+      <w:r>
+        <w:rPr>
+          <w:rFonts w:ascii="Open Sans" w:cs="Open Sans" w:eastAsia="Open Sans" w:hAnsi="Open Sans"/>
+          <w:b w:val="false"/>
+          <w:bCs w:val="false"/>
+          <w:i w:val="false"/>
+          <w:iCs w:val="false"/>
+          <w:color w:val="59595B"/>
+          <w:sz w:val="22"/>
+          <w:szCs w:val="22"/>
+        </w:rPr>
+        <w:t xml:space="preserve">Start with the expected case: about 1.8× in Year 1 — the co-managed IT line pays for itself on recovered time alone, and a single partnership win clears the rest. The full range below sets expectations honestly, not on a single optimistic number, and none of the cases count the full revenue the expansion adds — so even the Likely case understates the real opportunity. The model separates the two halves of the entry honestly: the co-managed IT line is a cost-recovery play (it pays for itself in recovered staff time), while the SEO/authority foundation and readiness workshop are growth investments whose return arrives through partnership wins. Read the columns this way: the Very Conservative floor assumes zero partnership wins in Year 1; the Likely case counts a single joint managed-MFA/CA win, which Nick has confirmed is a service CardLogix wants to offer; the Upside reflects the broader private-sector, insurance-driven demand gaining traction sooner.</w:t>
       </w:r>
     </w:p>
     <w:p>
@@ -11539,7 +12648,7 @@
                 <w:sz w:val="20"/>
                 <w:szCs w:val="20"/>
               </w:rPr>
-              <w:t xml:space="preserve">Very Conservative (floor)</w:t>
+              <w:t xml:space="preserve">Downside-Protected (zero wins)</w:t>
             </w:r>
           </w:p>
         </w:tc>
@@ -11794,7 +12903,7 @@
                 <w:sz w:val="20"/>
                 <w:szCs w:val="20"/>
               </w:rPr>
-              <w:t xml:space="preserve">Value of recovered capacity**</w:t>
+              <w:t xml:space="preserve">Value of that recovered capacity**</w:t>
             </w:r>
           </w:p>
         </w:tc>
@@ -11935,11 +13044,11 @@
                 <w:rFonts w:ascii="Open Sans" w:cs="Open Sans" w:eastAsia="Open Sans" w:hAnsi="Open Sans"/>
                 <w:b w:val="false"/>
                 <w:bCs w:val="false"/>
-                <w:color w:val="59595B"/>
-                <w:sz w:val="20"/>
-                <w:szCs w:val="20"/>
-              </w:rPr>
-              <w:t xml:space="preserve">Joint managed-MFA / CA customer wins (Y1)</w:t>
+                <w:color w:val="006DB6"/>
+                <w:sz w:val="20"/>
+                <w:szCs w:val="20"/>
+              </w:rPr>
+              <w:t xml:space="preserve">Co-managed IT line (~$14,400/yr) — payback on recovered time alone</w:t>
             </w:r>
           </w:p>
         </w:tc>
@@ -11970,11 +13079,11 @@
                 <w:rFonts w:ascii="Open Sans" w:cs="Open Sans" w:eastAsia="Open Sans" w:hAnsi="Open Sans"/>
                 <w:b w:val="false"/>
                 <w:bCs w:val="false"/>
-                <w:color w:val="59595B"/>
-                <w:sz w:val="20"/>
-                <w:szCs w:val="20"/>
-              </w:rPr>
-              <w:t xml:space="preserve">0</w:t>
+                <w:color w:val="006DB6"/>
+                <w:sz w:val="20"/>
+                <w:szCs w:val="20"/>
+              </w:rPr>
+              <w:t xml:space="preserve">≈ pays for itself</w:t>
             </w:r>
           </w:p>
         </w:tc>
@@ -12005,11 +13114,11 @@
                 <w:rFonts w:ascii="Open Sans" w:cs="Open Sans" w:eastAsia="Open Sans" w:hAnsi="Open Sans"/>
                 <w:b w:val="false"/>
                 <w:bCs w:val="false"/>
-                <w:color w:val="59595B"/>
-                <w:sz w:val="20"/>
-                <w:szCs w:val="20"/>
-              </w:rPr>
-              <w:t xml:space="preserve">1</w:t>
+                <w:color w:val="006DB6"/>
+                <w:sz w:val="20"/>
+                <w:szCs w:val="20"/>
+              </w:rPr>
+              <w:t xml:space="preserve">≈ 1.7×</w:t>
             </w:r>
           </w:p>
         </w:tc>
@@ -12040,11 +13149,11 @@
                 <w:rFonts w:ascii="Open Sans" w:cs="Open Sans" w:eastAsia="Open Sans" w:hAnsi="Open Sans"/>
                 <w:b w:val="false"/>
                 <w:bCs w:val="false"/>
-                <w:color w:val="59595B"/>
-                <w:sz w:val="20"/>
-                <w:szCs w:val="20"/>
-              </w:rPr>
-              <w:t xml:space="preserve">2</w:t>
+                <w:color w:val="006DB6"/>
+                <w:sz w:val="20"/>
+                <w:szCs w:val="20"/>
+              </w:rPr>
+              <w:t xml:space="preserve">≈ 2.4×</w:t>
             </w:r>
           </w:p>
         </w:tc>
@@ -12084,7 +13193,7 @@
                 <w:sz w:val="20"/>
                 <w:szCs w:val="20"/>
               </w:rPr>
-              <w:t xml:space="preserve">Est. recurring value per joint win***</w:t>
+              <w:t xml:space="preserve">Joint managed-MFA / CA customer wins (Y1)</w:t>
             </w:r>
           </w:p>
         </w:tc>
@@ -12119,7 +13228,7 @@
                 <w:sz w:val="20"/>
                 <w:szCs w:val="20"/>
               </w:rPr>
-              <w:t xml:space="preserve">—</w:t>
+              <w:t xml:space="preserve">0</w:t>
             </w:r>
           </w:p>
         </w:tc>
@@ -12154,7 +13263,7 @@
                 <w:sz w:val="20"/>
                 <w:szCs w:val="20"/>
               </w:rPr>
-              <w:t xml:space="preserve">+$30,000</w:t>
+              <w:t xml:space="preserve">1</w:t>
             </w:r>
           </w:p>
         </w:tc>
@@ -12189,7 +13298,7 @@
                 <w:sz w:val="20"/>
                 <w:szCs w:val="20"/>
               </w:rPr>
-              <w:t xml:space="preserve">+$30,000</w:t>
+              <w:t xml:space="preserve">2</w:t>
             </w:r>
           </w:p>
         </w:tc>
@@ -12223,13 +13332,13 @@
             <w:r>
               <w:rPr>
                 <w:rFonts w:ascii="Open Sans" w:cs="Open Sans" w:eastAsia="Open Sans" w:hAnsi="Open Sans"/>
-                <w:b/>
-                <w:bCs/>
-                <w:color w:val="59595B"/>
-                <w:sz w:val="20"/>
-                <w:szCs w:val="20"/>
-              </w:rPr>
-              <w:t xml:space="preserve">Total estimated Y1 value</w:t>
+                <w:b w:val="false"/>
+                <w:bCs w:val="false"/>
+                <w:color w:val="59595B"/>
+                <w:sz w:val="20"/>
+                <w:szCs w:val="20"/>
+              </w:rPr>
+              <w:t xml:space="preserve">Recurring value per joint win***</w:t>
             </w:r>
           </w:p>
         </w:tc>
@@ -12258,13 +13367,13 @@
             <w:r>
               <w:rPr>
                 <w:rFonts w:ascii="Open Sans" w:cs="Open Sans" w:eastAsia="Open Sans" w:hAnsi="Open Sans"/>
-                <w:b/>
-                <w:bCs/>
-                <w:color w:val="59595B"/>
-                <w:sz w:val="20"/>
-                <w:szCs w:val="20"/>
-              </w:rPr>
-              <w:t xml:space="preserve">+$15,000</w:t>
+                <w:b w:val="false"/>
+                <w:bCs w:val="false"/>
+                <w:color w:val="59595B"/>
+                <w:sz w:val="20"/>
+                <w:szCs w:val="20"/>
+              </w:rPr>
+              <w:t xml:space="preserve">—</w:t>
             </w:r>
           </w:p>
         </w:tc>
@@ -12293,13 +13402,13 @@
             <w:r>
               <w:rPr>
                 <w:rFonts w:ascii="Open Sans" w:cs="Open Sans" w:eastAsia="Open Sans" w:hAnsi="Open Sans"/>
-                <w:b/>
-                <w:bCs/>
-                <w:color w:val="59595B"/>
-                <w:sz w:val="20"/>
-                <w:szCs w:val="20"/>
-              </w:rPr>
-              <w:t xml:space="preserve">+$55,000</w:t>
+                <w:b w:val="false"/>
+                <w:bCs w:val="false"/>
+                <w:color w:val="59595B"/>
+                <w:sz w:val="20"/>
+                <w:szCs w:val="20"/>
+              </w:rPr>
+              <w:t xml:space="preserve">+$30,000</w:t>
             </w:r>
           </w:p>
         </w:tc>
@@ -12328,13 +13437,13 @@
             <w:r>
               <w:rPr>
                 <w:rFonts w:ascii="Open Sans" w:cs="Open Sans" w:eastAsia="Open Sans" w:hAnsi="Open Sans"/>
-                <w:b/>
-                <w:bCs/>
-                <w:color w:val="59595B"/>
-                <w:sz w:val="20"/>
-                <w:szCs w:val="20"/>
-              </w:rPr>
-              <w:t xml:space="preserve">+$95,000</w:t>
+                <w:b w:val="false"/>
+                <w:bCs w:val="false"/>
+                <w:color w:val="59595B"/>
+                <w:sz w:val="20"/>
+                <w:szCs w:val="20"/>
+              </w:rPr>
+              <w:t xml:space="preserve">+$30,000</w:t>
             </w:r>
           </w:p>
         </w:tc>
@@ -12374,7 +13483,7 @@
                 <w:sz w:val="20"/>
                 <w:szCs w:val="20"/>
               </w:rPr>
-              <w:t xml:space="preserve">Technijian ENTRY investment (Y1)</w:t>
+              <w:t xml:space="preserve">Total estimated Y1 value (all sources)</w:t>
             </w:r>
           </w:p>
         </w:tc>
@@ -12409,7 +13518,7 @@
                 <w:sz w:val="20"/>
                 <w:szCs w:val="20"/>
               </w:rPr>
-              <w:t xml:space="preserve">~$31,400</w:t>
+              <w:t xml:space="preserve">+$15,000</w:t>
             </w:r>
           </w:p>
         </w:tc>
@@ -12444,7 +13553,7 @@
                 <w:sz w:val="20"/>
                 <w:szCs w:val="20"/>
               </w:rPr>
-              <w:t xml:space="preserve">~$31,400</w:t>
+              <w:t xml:space="preserve">+$55,000</w:t>
             </w:r>
           </w:p>
         </w:tc>
@@ -12479,7 +13588,7 @@
                 <w:sz w:val="20"/>
                 <w:szCs w:val="20"/>
               </w:rPr>
-              <w:t xml:space="preserve">~$31,400</w:t>
+              <w:t xml:space="preserve">+$95,000</w:t>
             </w:r>
           </w:p>
         </w:tc>
@@ -12515,11 +13624,11 @@
                 <w:rFonts w:ascii="Open Sans" w:cs="Open Sans" w:eastAsia="Open Sans" w:hAnsi="Open Sans"/>
                 <w:b/>
                 <w:bCs/>
-                <w:color w:val="006DB6"/>
-                <w:sz w:val="20"/>
-                <w:szCs w:val="20"/>
-              </w:rPr>
-              <w:t xml:space="preserve">Modeled ROI vs. entry</w:t>
+                <w:color w:val="59595B"/>
+                <w:sz w:val="20"/>
+                <w:szCs w:val="20"/>
+              </w:rPr>
+              <w:t xml:space="preserve">Full entry program (Y1)†</w:t>
             </w:r>
           </w:p>
         </w:tc>
@@ -12533,6 +13642,116 @@
               <w:right w:val="single" w:color="E9ECEF" w:sz="4"/>
             </w:tcBorders>
             <w:shd w:fill="FFFFFF" w:val="clear"/>
+            <w:tcMar>
+              <w:top w:type="dxa" w:w="100"/>
+              <w:left w:type="dxa" w:w="140"/>
+              <w:bottom w:type="dxa" w:w="100"/>
+              <w:right w:type="dxa" w:w="140"/>
+            </w:tcMar>
+            <w:vAlign w:val="center"/>
+          </w:tcPr>
+          <w:p>
+            <w:pPr>
+              <w:jc w:val="left"/>
+            </w:pPr>
+            <w:r>
+              <w:rPr>
+                <w:rFonts w:ascii="Open Sans" w:cs="Open Sans" w:eastAsia="Open Sans" w:hAnsi="Open Sans"/>
+                <w:b/>
+                <w:bCs/>
+                <w:color w:val="59595B"/>
+                <w:sz w:val="20"/>
+                <w:szCs w:val="20"/>
+              </w:rPr>
+              <w:t xml:space="preserve">~$31,400</w:t>
+            </w:r>
+          </w:p>
+        </w:tc>
+        <w:tc>
+          <w:tcPr>
+            <w:tcW w:type="dxa" w:w="1985"/>
+            <w:tcBorders>
+              <w:top w:val="single" w:color="E9ECEF" w:sz="4"/>
+              <w:left w:val="single" w:color="E9ECEF" w:sz="4"/>
+              <w:bottom w:val="single" w:color="E9ECEF" w:sz="4"/>
+              <w:right w:val="single" w:color="E9ECEF" w:sz="4"/>
+            </w:tcBorders>
+            <w:shd w:fill="FFFFFF" w:val="clear"/>
+            <w:tcMar>
+              <w:top w:type="dxa" w:w="100"/>
+              <w:left w:type="dxa" w:w="140"/>
+              <w:bottom w:type="dxa" w:w="100"/>
+              <w:right w:type="dxa" w:w="140"/>
+            </w:tcMar>
+            <w:vAlign w:val="center"/>
+          </w:tcPr>
+          <w:p>
+            <w:pPr>
+              <w:jc w:val="left"/>
+            </w:pPr>
+            <w:r>
+              <w:rPr>
+                <w:rFonts w:ascii="Open Sans" w:cs="Open Sans" w:eastAsia="Open Sans" w:hAnsi="Open Sans"/>
+                <w:b/>
+                <w:bCs/>
+                <w:color w:val="59595B"/>
+                <w:sz w:val="20"/>
+                <w:szCs w:val="20"/>
+              </w:rPr>
+              <w:t xml:space="preserve">~$31,400</w:t>
+            </w:r>
+          </w:p>
+        </w:tc>
+        <w:tc>
+          <w:tcPr>
+            <w:tcW w:type="dxa" w:w="1987"/>
+            <w:tcBorders>
+              <w:top w:val="single" w:color="E9ECEF" w:sz="4"/>
+              <w:left w:val="single" w:color="E9ECEF" w:sz="4"/>
+              <w:bottom w:val="single" w:color="E9ECEF" w:sz="4"/>
+              <w:right w:val="single" w:color="E9ECEF" w:sz="4"/>
+            </w:tcBorders>
+            <w:shd w:fill="FFFFFF" w:val="clear"/>
+            <w:tcMar>
+              <w:top w:type="dxa" w:w="100"/>
+              <w:left w:type="dxa" w:w="140"/>
+              <w:bottom w:type="dxa" w:w="100"/>
+              <w:right w:type="dxa" w:w="140"/>
+            </w:tcMar>
+            <w:vAlign w:val="center"/>
+          </w:tcPr>
+          <w:p>
+            <w:pPr>
+              <w:jc w:val="left"/>
+            </w:pPr>
+            <w:r>
+              <w:rPr>
+                <w:rFonts w:ascii="Open Sans" w:cs="Open Sans" w:eastAsia="Open Sans" w:hAnsi="Open Sans"/>
+                <w:b/>
+                <w:bCs/>
+                <w:color w:val="59595B"/>
+                <w:sz w:val="20"/>
+                <w:szCs w:val="20"/>
+              </w:rPr>
+              <w:t xml:space="preserve">~$31,400</w:t>
+            </w:r>
+          </w:p>
+        </w:tc>
+      </w:tr>
+      <w:tr>
+        <w:trPr>
+          <w:cantSplit/>
+        </w:trPr>
+        <w:tc>
+          <w:tcPr>
+            <w:tcW w:type="dxa" w:w="3403"/>
+            <w:tcBorders>
+              <w:top w:val="single" w:color="E9ECEF" w:sz="4"/>
+              <w:left w:val="single" w:color="E9ECEF" w:sz="4"/>
+              <w:bottom w:val="single" w:color="E9ECEF" w:sz="4"/>
+              <w:right w:val="single" w:color="E9ECEF" w:sz="4"/>
+            </w:tcBorders>
+            <w:shd w:fill="F8F9FA" w:val="clear"/>
             <w:tcMar>
               <w:top w:type="dxa" w:w="100"/>
               <w:left w:type="dxa" w:w="140"/>
@@ -12554,7 +13773,7 @@
                 <w:sz w:val="20"/>
                 <w:szCs w:val="20"/>
               </w:rPr>
-              <w:t xml:space="preserve">~0.5x</w:t>
+              <w:t xml:space="preserve">Net Y1 position</w:t>
             </w:r>
           </w:p>
         </w:tc>
@@ -12567,7 +13786,7 @@
               <w:bottom w:val="single" w:color="E9ECEF" w:sz="4"/>
               <w:right w:val="single" w:color="E9ECEF" w:sz="4"/>
             </w:tcBorders>
-            <w:shd w:fill="FFFFFF" w:val="clear"/>
+            <w:shd w:fill="F8F9FA" w:val="clear"/>
             <w:tcMar>
               <w:top w:type="dxa" w:w="100"/>
               <w:left w:type="dxa" w:w="140"/>
@@ -12589,20 +13808,20 @@
                 <w:sz w:val="20"/>
                 <w:szCs w:val="20"/>
               </w:rPr>
-              <w:t xml:space="preserve">~1.8x</w:t>
-            </w:r>
-          </w:p>
-        </w:tc>
-        <w:tc>
-          <w:tcPr>
-            <w:tcW w:type="dxa" w:w="1987"/>
-            <w:tcBorders>
-              <w:top w:val="single" w:color="E9ECEF" w:sz="4"/>
-              <w:left w:val="single" w:color="E9ECEF" w:sz="4"/>
-              <w:bottom w:val="single" w:color="E9ECEF" w:sz="4"/>
-              <w:right w:val="single" w:color="E9ECEF" w:sz="4"/>
-            </w:tcBorders>
-            <w:shd w:fill="FFFFFF" w:val="clear"/>
+              <w:t xml:space="preserve">IT pays for itself; growth spend not yet returned</w:t>
+            </w:r>
+          </w:p>
+        </w:tc>
+        <w:tc>
+          <w:tcPr>
+            <w:tcW w:type="dxa" w:w="1985"/>
+            <w:tcBorders>
+              <w:top w:val="single" w:color="E9ECEF" w:sz="4"/>
+              <w:left w:val="single" w:color="E9ECEF" w:sz="4"/>
+              <w:bottom w:val="single" w:color="E9ECEF" w:sz="4"/>
+              <w:right w:val="single" w:color="E9ECEF" w:sz="4"/>
+            </w:tcBorders>
+            <w:shd w:fill="F8F9FA" w:val="clear"/>
             <w:tcMar>
               <w:top w:type="dxa" w:w="100"/>
               <w:left w:type="dxa" w:w="140"/>
@@ -12624,7 +13843,42 @@
                 <w:sz w:val="20"/>
                 <w:szCs w:val="20"/>
               </w:rPr>
-              <w:t xml:space="preserve">~3.0x</w:t>
+              <w:t xml:space="preserve">~1.8×</w:t>
+            </w:r>
+          </w:p>
+        </w:tc>
+        <w:tc>
+          <w:tcPr>
+            <w:tcW w:type="dxa" w:w="1987"/>
+            <w:tcBorders>
+              <w:top w:val="single" w:color="E9ECEF" w:sz="4"/>
+              <w:left w:val="single" w:color="E9ECEF" w:sz="4"/>
+              <w:bottom w:val="single" w:color="E9ECEF" w:sz="4"/>
+              <w:right w:val="single" w:color="E9ECEF" w:sz="4"/>
+            </w:tcBorders>
+            <w:shd w:fill="F8F9FA" w:val="clear"/>
+            <w:tcMar>
+              <w:top w:type="dxa" w:w="100"/>
+              <w:left w:type="dxa" w:w="140"/>
+              <w:bottom w:type="dxa" w:w="100"/>
+              <w:right w:type="dxa" w:w="140"/>
+            </w:tcMar>
+            <w:vAlign w:val="center"/>
+          </w:tcPr>
+          <w:p>
+            <w:pPr>
+              <w:jc w:val="left"/>
+            </w:pPr>
+            <w:r>
+              <w:rPr>
+                <w:rFonts w:ascii="Open Sans" w:cs="Open Sans" w:eastAsia="Open Sans" w:hAnsi="Open Sans"/>
+                <w:b/>
+                <w:bCs/>
+                <w:color w:val="006DB6"/>
+                <w:sz w:val="20"/>
+                <w:szCs w:val="20"/>
+              </w:rPr>
+              <w:t xml:space="preserve">~3.0×</w:t>
             </w:r>
           </w:p>
         </w:tc>
@@ -12654,7 +13908,7 @@
           <w:sz w:val="18"/>
           <w:szCs w:val="18"/>
         </w:rPr>
-        <w:t xml:space="preserve">* Recovered hours = time spent on after-hours, patching, and provisioning that co-managed IT absorbs. ** Valued at a conservative blended internal rate. *** One joint managed-MFA/CA customer engagement, modeled conservatively as recurring annual value to the partnership; each additional win adds the same again, and the expansion services are what scale this well beyond one. All figures are estimates pending discovery.</w:t>
+        <w:t xml:space="preserve">* Recovered hours = time spent on after-hours, patching, and provisioning that co-managed IT absorbs. ** Valued at a conservative blended internal rate (~$100/hr). *** Derivation of the ~$30,000/win: a single mid-size LE agency or private firm adopting the managed credential environment is modeled at roughly $2,000–$3,000/mo of recurring managed-services value to the partnership (managed IT + SOC + the CA wrap, ~25–50 seats) — i.e. ~$24,000–$36,000/yr; we use $30,000 as the midpoint. It is an estimate, ranged at discovery against a real pilot, not a promise. † The full entry program (~$31,400) includes the co-managed IT line plus growth investments (authority/SEO foundation + readiness workshop) whose return shows up through partnership wins, not through recovered IT hours — which is why the floor is measured on the IT line, not on the full program. All figures are estimates pending discovery.</w:t>
       </w:r>
     </w:p>
     <w:p>
@@ -12750,7 +14004,7 @@
                 <w:sz w:val="20"/>
                 <w:szCs w:val="20"/>
               </w:rPr>
-              <w:t xml:space="preserve">The floor is deliberately cautious: at ~0.5x it assumes the partnership lands nothing in Year 1 and the entry pays back only in recovered time and a stronger internal posture. We show it on purpose so the downside is honest.</w:t>
+              <w:t xml:space="preserve">The floor is deliberately cautious: it assumes the partnership lands nothing in Year 1. Even then, the co-managed IT line pays for itself in recovered time alone, and the entry still buys a compounding authority/SEO asset and a mapped go-to-market — value the floor does not dollar-count. We show the zero-win case on purpose so the downside is honest.</w:t>
             </w:r>
           </w:p>
           <w:p>
@@ -12766,7 +14020,7 @@
                 <w:sz w:val="20"/>
                 <w:szCs w:val="20"/>
               </w:rPr>
-              <w:t xml:space="preserve">The Likely case (~1.8x) is our realistic expectation — it counts a single joint managed-MFA/CA customer win, which Nick has already confirmed is a service CardLogix wants to offer. One win clears the entry cost and then some.</w:t>
+              <w:t xml:space="preserve">The Likely case (~1.8×) is our realistic expectation — it counts a single joint managed-MFA/CA customer win, the kind of service Nick indicated CardLogix wants to offer. One win clears the entry cost and then some.</w:t>
             </w:r>
           </w:p>
           <w:p>
@@ -12783,6 +14037,1128 @@
                 <w:szCs w:val="20"/>
               </w:rPr>
               <w:t xml:space="preserve">The real economics sit above this table. Every figure is measured against the small entry only; the expansion — the managed CA on cloud HSM, the CJIS practice, the account-intelligence engine — scales the partnership against a market now widening from federal and law-enforcement into private companies driven by cyber-insurance. Discovery replaces these estimates with CardLogix’s real endpoint count, the prior co-managed benchmark, and a concrete pilot target.</w:t>
+            </w:r>
+          </w:p>
+        </w:tc>
+      </w:tr>
+    </w:tbl>
+    <w:p>
+      <w:pPr>
+        <w:spacing w:after="0" w:before="200"/>
+      </w:pPr>
+      <w:r>
+        <w:t xml:space="preserve"/>
+      </w:r>
+    </w:p>
+    <w:p>
+      <w:pPr>
+        <w:pStyle w:val="Heading2"/>
+        <w:keepNext/>
+        <w:keepLines/>
+        <w:spacing w:after="120" w:before="280"/>
+      </w:pPr>
+      <w:r>
+        <w:rPr>
+          <w:rFonts w:ascii="Open Sans" w:cs="Open Sans" w:eastAsia="Open Sans" w:hAnsi="Open Sans"/>
+          <w:b/>
+          <w:bCs/>
+          <w:color w:val="006DB6"/>
+          <w:sz w:val="26"/>
+          <w:szCs w:val="26"/>
+        </w:rPr>
+        <w:t xml:space="preserve">The Bigger Picture — One Partner vs. a Stack of Vendors</w:t>
+      </w:r>
+    </w:p>
+    <w:p>
+      <w:pPr>
+        <w:spacing w:after="140" w:before="0" w:line="320"/>
+        <w:jc w:val="both"/>
+      </w:pPr>
+      <w:r>
+        <w:rPr>
+          <w:rFonts w:ascii="Open Sans" w:cs="Open Sans" w:eastAsia="Open Sans" w:hAnsi="Open Sans"/>
+          <w:b w:val="false"/>
+          <w:bCs w:val="false"/>
+          <w:i w:val="false"/>
+          <w:iCs w:val="false"/>
+          <w:color w:val="59595B"/>
+          <w:sz w:val="22"/>
+          <w:szCs w:val="22"/>
+        </w:rPr>
+        <w:t xml:space="preserve">It is worth zooming out from any single line item. The capabilities in this plan — managed IT, security operations, compliance, marketing and authority content, sales intelligence, AI integration, and custom development — are things most companies buy from six or eight separate vendors, each with its own contract, renewal, onboarding, and account-management overhead. The table below is what that fragmented stack costs a firm of CardLogix’s size at typical 2025–2026 market rates. It is not a set of competitor quotes; it is the published market reality for each category, leaning conservative on purpose.</w:t>
+      </w:r>
+    </w:p>
+    <w:p>
+      <w:pPr>
+        <w:spacing w:after="0" w:before="80"/>
+      </w:pPr>
+      <w:r>
+        <w:t xml:space="preserve"/>
+      </w:r>
+    </w:p>
+    <w:tbl>
+      <w:tblPr>
+        <w:tblW w:type="dxa" w:w="9360"/>
+        <w:tblBorders>
+          <w:top w:val="single" w:color="auto" w:sz="4"/>
+          <w:left w:val="single" w:color="auto" w:sz="4"/>
+          <w:bottom w:val="single" w:color="auto" w:sz="4"/>
+          <w:right w:val="single" w:color="auto" w:sz="4"/>
+          <w:insideH w:val="single" w:color="auto" w:sz="4"/>
+          <w:insideV w:val="single" w:color="auto" w:sz="4"/>
+        </w:tblBorders>
+      </w:tblPr>
+      <w:tblGrid>
+        <w:gridCol w:w="6084"/>
+        <w:gridCol w:w="3276"/>
+      </w:tblGrid>
+      <w:tr>
+        <w:trPr>
+          <w:cantSplit/>
+          <w:tblHeader/>
+        </w:trPr>
+        <w:tc>
+          <w:tcPr>
+            <w:tcW w:type="dxa" w:w="6084"/>
+            <w:tcBorders>
+              <w:top w:val="single" w:color="E9ECEF" w:sz="4"/>
+              <w:left w:val="single" w:color="E9ECEF" w:sz="4"/>
+              <w:bottom w:val="single" w:color="E9ECEF" w:sz="4"/>
+              <w:right w:val="single" w:color="E9ECEF" w:sz="4"/>
+            </w:tcBorders>
+            <w:shd w:fill="006DB6" w:val="clear"/>
+            <w:tcMar>
+              <w:top w:type="dxa" w:w="120"/>
+              <w:left w:type="dxa" w:w="140"/>
+              <w:bottom w:type="dxa" w:w="120"/>
+              <w:right w:type="dxa" w:w="140"/>
+            </w:tcMar>
+            <w:vAlign w:val="center"/>
+          </w:tcPr>
+          <w:p>
+            <w:pPr>
+              <w:jc w:val="left"/>
+            </w:pPr>
+            <w:r>
+              <w:rPr>
+                <w:rFonts w:ascii="Open Sans" w:cs="Open Sans" w:eastAsia="Open Sans" w:hAnsi="Open Sans"/>
+                <w:b/>
+                <w:bCs/>
+                <w:color w:val="FFFFFF"/>
+                <w:sz w:val="20"/>
+                <w:szCs w:val="20"/>
+              </w:rPr>
+              <w:t xml:space="preserve">What you would otherwise assemble (separate vendors)</w:t>
+            </w:r>
+          </w:p>
+        </w:tc>
+        <w:tc>
+          <w:tcPr>
+            <w:tcW w:type="dxa" w:w="3276"/>
+            <w:tcBorders>
+              <w:top w:val="single" w:color="E9ECEF" w:sz="4"/>
+              <w:left w:val="single" w:color="E9ECEF" w:sz="4"/>
+              <w:bottom w:val="single" w:color="E9ECEF" w:sz="4"/>
+              <w:right w:val="single" w:color="E9ECEF" w:sz="4"/>
+            </w:tcBorders>
+            <w:shd w:fill="006DB6" w:val="clear"/>
+            <w:tcMar>
+              <w:top w:type="dxa" w:w="120"/>
+              <w:left w:type="dxa" w:w="140"/>
+              <w:bottom w:type="dxa" w:w="120"/>
+              <w:right w:type="dxa" w:w="140"/>
+            </w:tcMar>
+            <w:vAlign w:val="center"/>
+          </w:tcPr>
+          <w:p>
+            <w:pPr>
+              <w:jc w:val="right"/>
+            </w:pPr>
+            <w:r>
+              <w:rPr>
+                <w:rFonts w:ascii="Open Sans" w:cs="Open Sans" w:eastAsia="Open Sans" w:hAnsi="Open Sans"/>
+                <w:b/>
+                <w:bCs/>
+                <w:color w:val="FFFFFF"/>
+                <w:sz w:val="20"/>
+                <w:szCs w:val="20"/>
+              </w:rPr>
+              <w:t xml:space="preserve">Typical market cost / mo</w:t>
+            </w:r>
+          </w:p>
+        </w:tc>
+      </w:tr>
+      <w:tr>
+        <w:trPr>
+          <w:cantSplit/>
+        </w:trPr>
+        <w:tc>
+          <w:tcPr>
+            <w:tcW w:type="dxa" w:w="6084"/>
+            <w:tcBorders>
+              <w:top w:val="single" w:color="E9ECEF" w:sz="4"/>
+              <w:left w:val="single" w:color="E9ECEF" w:sz="4"/>
+              <w:bottom w:val="single" w:color="E9ECEF" w:sz="4"/>
+              <w:right w:val="single" w:color="E9ECEF" w:sz="4"/>
+            </w:tcBorders>
+            <w:shd w:fill="FFFFFF" w:val="clear"/>
+            <w:tcMar>
+              <w:top w:type="dxa" w:w="100"/>
+              <w:left w:type="dxa" w:w="140"/>
+              <w:bottom w:type="dxa" w:w="100"/>
+              <w:right w:type="dxa" w:w="140"/>
+            </w:tcMar>
+            <w:vAlign w:val="center"/>
+          </w:tcPr>
+          <w:p>
+            <w:pPr>
+              <w:jc w:val="left"/>
+            </w:pPr>
+            <w:r>
+              <w:rPr>
+                <w:rFonts w:ascii="Open Sans" w:cs="Open Sans" w:eastAsia="Open Sans" w:hAnsi="Open Sans"/>
+                <w:b w:val="false"/>
+                <w:bCs w:val="false"/>
+                <w:color w:val="59595B"/>
+                <w:sz w:val="20"/>
+                <w:szCs w:val="20"/>
+              </w:rPr>
+              <w:t xml:space="preserve">Managed / Co-Managed IT</w:t>
+            </w:r>
+          </w:p>
+        </w:tc>
+        <w:tc>
+          <w:tcPr>
+            <w:tcW w:type="dxa" w:w="3276"/>
+            <w:tcBorders>
+              <w:top w:val="single" w:color="E9ECEF" w:sz="4"/>
+              <w:left w:val="single" w:color="E9ECEF" w:sz="4"/>
+              <w:bottom w:val="single" w:color="E9ECEF" w:sz="4"/>
+              <w:right w:val="single" w:color="E9ECEF" w:sz="4"/>
+            </w:tcBorders>
+            <w:shd w:fill="FFFFFF" w:val="clear"/>
+            <w:tcMar>
+              <w:top w:type="dxa" w:w="100"/>
+              <w:left w:type="dxa" w:w="140"/>
+              <w:bottom w:type="dxa" w:w="100"/>
+              <w:right w:type="dxa" w:w="140"/>
+            </w:tcMar>
+            <w:vAlign w:val="center"/>
+          </w:tcPr>
+          <w:p>
+            <w:pPr>
+              <w:jc w:val="right"/>
+            </w:pPr>
+            <w:r>
+              <w:rPr>
+                <w:rFonts w:ascii="Open Sans" w:cs="Open Sans" w:eastAsia="Open Sans" w:hAnsi="Open Sans"/>
+                <w:b w:val="false"/>
+                <w:bCs w:val="false"/>
+                <w:color w:val="59595B"/>
+                <w:sz w:val="20"/>
+                <w:szCs w:val="20"/>
+              </w:rPr>
+              <w:t xml:space="preserve">$2,000 – $4,000</w:t>
+            </w:r>
+          </w:p>
+        </w:tc>
+      </w:tr>
+      <w:tr>
+        <w:trPr>
+          <w:cantSplit/>
+        </w:trPr>
+        <w:tc>
+          <w:tcPr>
+            <w:tcW w:type="dxa" w:w="6084"/>
+            <w:tcBorders>
+              <w:top w:val="single" w:color="E9ECEF" w:sz="4"/>
+              <w:left w:val="single" w:color="E9ECEF" w:sz="4"/>
+              <w:bottom w:val="single" w:color="E9ECEF" w:sz="4"/>
+              <w:right w:val="single" w:color="E9ECEF" w:sz="4"/>
+            </w:tcBorders>
+            <w:shd w:fill="F8F9FA" w:val="clear"/>
+            <w:tcMar>
+              <w:top w:type="dxa" w:w="100"/>
+              <w:left w:type="dxa" w:w="140"/>
+              <w:bottom w:type="dxa" w:w="100"/>
+              <w:right w:type="dxa" w:w="140"/>
+            </w:tcMar>
+            <w:vAlign w:val="center"/>
+          </w:tcPr>
+          <w:p>
+            <w:pPr>
+              <w:jc w:val="left"/>
+            </w:pPr>
+            <w:r>
+              <w:rPr>
+                <w:rFonts w:ascii="Open Sans" w:cs="Open Sans" w:eastAsia="Open Sans" w:hAnsi="Open Sans"/>
+                <w:b w:val="false"/>
+                <w:bCs w:val="false"/>
+                <w:color w:val="59595B"/>
+                <w:sz w:val="20"/>
+                <w:szCs w:val="20"/>
+              </w:rPr>
+              <w:t xml:space="preserve">24/7 Cybersecurity (SOC / MDR / EDR)</w:t>
+            </w:r>
+          </w:p>
+        </w:tc>
+        <w:tc>
+          <w:tcPr>
+            <w:tcW w:type="dxa" w:w="3276"/>
+            <w:tcBorders>
+              <w:top w:val="single" w:color="E9ECEF" w:sz="4"/>
+              <w:left w:val="single" w:color="E9ECEF" w:sz="4"/>
+              <w:bottom w:val="single" w:color="E9ECEF" w:sz="4"/>
+              <w:right w:val="single" w:color="E9ECEF" w:sz="4"/>
+            </w:tcBorders>
+            <w:shd w:fill="F8F9FA" w:val="clear"/>
+            <w:tcMar>
+              <w:top w:type="dxa" w:w="100"/>
+              <w:left w:type="dxa" w:w="140"/>
+              <w:bottom w:type="dxa" w:w="100"/>
+              <w:right w:type="dxa" w:w="140"/>
+            </w:tcMar>
+            <w:vAlign w:val="center"/>
+          </w:tcPr>
+          <w:p>
+            <w:pPr>
+              <w:jc w:val="right"/>
+            </w:pPr>
+            <w:r>
+              <w:rPr>
+                <w:rFonts w:ascii="Open Sans" w:cs="Open Sans" w:eastAsia="Open Sans" w:hAnsi="Open Sans"/>
+                <w:b w:val="false"/>
+                <w:bCs w:val="false"/>
+                <w:color w:val="59595B"/>
+                <w:sz w:val="20"/>
+                <w:szCs w:val="20"/>
+              </w:rPr>
+              <w:t xml:space="preserve">$400 – $1,000</w:t>
+            </w:r>
+          </w:p>
+        </w:tc>
+      </w:tr>
+      <w:tr>
+        <w:trPr>
+          <w:cantSplit/>
+        </w:trPr>
+        <w:tc>
+          <w:tcPr>
+            <w:tcW w:type="dxa" w:w="6084"/>
+            <w:tcBorders>
+              <w:top w:val="single" w:color="E9ECEF" w:sz="4"/>
+              <w:left w:val="single" w:color="E9ECEF" w:sz="4"/>
+              <w:bottom w:val="single" w:color="E9ECEF" w:sz="4"/>
+              <w:right w:val="single" w:color="E9ECEF" w:sz="4"/>
+            </w:tcBorders>
+            <w:shd w:fill="FFFFFF" w:val="clear"/>
+            <w:tcMar>
+              <w:top w:type="dxa" w:w="100"/>
+              <w:left w:type="dxa" w:w="140"/>
+              <w:bottom w:type="dxa" w:w="100"/>
+              <w:right w:type="dxa" w:w="140"/>
+            </w:tcMar>
+            <w:vAlign w:val="center"/>
+          </w:tcPr>
+          <w:p>
+            <w:pPr>
+              <w:jc w:val="left"/>
+            </w:pPr>
+            <w:r>
+              <w:rPr>
+                <w:rFonts w:ascii="Open Sans" w:cs="Open Sans" w:eastAsia="Open Sans" w:hAnsi="Open Sans"/>
+                <w:b w:val="false"/>
+                <w:bCs w:val="false"/>
+                <w:color w:val="59595B"/>
+                <w:sz w:val="20"/>
+                <w:szCs w:val="20"/>
+              </w:rPr>
+              <w:t xml:space="preserve">Compliance program + vCISO</w:t>
+            </w:r>
+          </w:p>
+        </w:tc>
+        <w:tc>
+          <w:tcPr>
+            <w:tcW w:type="dxa" w:w="3276"/>
+            <w:tcBorders>
+              <w:top w:val="single" w:color="E9ECEF" w:sz="4"/>
+              <w:left w:val="single" w:color="E9ECEF" w:sz="4"/>
+              <w:bottom w:val="single" w:color="E9ECEF" w:sz="4"/>
+              <w:right w:val="single" w:color="E9ECEF" w:sz="4"/>
+            </w:tcBorders>
+            <w:shd w:fill="FFFFFF" w:val="clear"/>
+            <w:tcMar>
+              <w:top w:type="dxa" w:w="100"/>
+              <w:left w:type="dxa" w:w="140"/>
+              <w:bottom w:type="dxa" w:w="100"/>
+              <w:right w:type="dxa" w:w="140"/>
+            </w:tcMar>
+            <w:vAlign w:val="center"/>
+          </w:tcPr>
+          <w:p>
+            <w:pPr>
+              <w:jc w:val="right"/>
+            </w:pPr>
+            <w:r>
+              <w:rPr>
+                <w:rFonts w:ascii="Open Sans" w:cs="Open Sans" w:eastAsia="Open Sans" w:hAnsi="Open Sans"/>
+                <w:b w:val="false"/>
+                <w:bCs w:val="false"/>
+                <w:color w:val="59595B"/>
+                <w:sz w:val="20"/>
+                <w:szCs w:val="20"/>
+              </w:rPr>
+              <w:t xml:space="preserve">$1,500 – $5,000</w:t>
+            </w:r>
+          </w:p>
+        </w:tc>
+      </w:tr>
+      <w:tr>
+        <w:trPr>
+          <w:cantSplit/>
+        </w:trPr>
+        <w:tc>
+          <w:tcPr>
+            <w:tcW w:type="dxa" w:w="6084"/>
+            <w:tcBorders>
+              <w:top w:val="single" w:color="E9ECEF" w:sz="4"/>
+              <w:left w:val="single" w:color="E9ECEF" w:sz="4"/>
+              <w:bottom w:val="single" w:color="E9ECEF" w:sz="4"/>
+              <w:right w:val="single" w:color="E9ECEF" w:sz="4"/>
+            </w:tcBorders>
+            <w:shd w:fill="F8F9FA" w:val="clear"/>
+            <w:tcMar>
+              <w:top w:type="dxa" w:w="100"/>
+              <w:left w:type="dxa" w:w="140"/>
+              <w:bottom w:type="dxa" w:w="100"/>
+              <w:right w:type="dxa" w:w="140"/>
+            </w:tcMar>
+            <w:vAlign w:val="center"/>
+          </w:tcPr>
+          <w:p>
+            <w:pPr>
+              <w:jc w:val="left"/>
+            </w:pPr>
+            <w:r>
+              <w:rPr>
+                <w:rFonts w:ascii="Open Sans" w:cs="Open Sans" w:eastAsia="Open Sans" w:hAnsi="Open Sans"/>
+                <w:b w:val="false"/>
+                <w:bCs w:val="false"/>
+                <w:color w:val="59595B"/>
+                <w:sz w:val="20"/>
+                <w:szCs w:val="20"/>
+              </w:rPr>
+              <w:t xml:space="preserve">Digital marketing agency (SEO / content / PPC mgmt)*</w:t>
+            </w:r>
+          </w:p>
+        </w:tc>
+        <w:tc>
+          <w:tcPr>
+            <w:tcW w:type="dxa" w:w="3276"/>
+            <w:tcBorders>
+              <w:top w:val="single" w:color="E9ECEF" w:sz="4"/>
+              <w:left w:val="single" w:color="E9ECEF" w:sz="4"/>
+              <w:bottom w:val="single" w:color="E9ECEF" w:sz="4"/>
+              <w:right w:val="single" w:color="E9ECEF" w:sz="4"/>
+            </w:tcBorders>
+            <w:shd w:fill="F8F9FA" w:val="clear"/>
+            <w:tcMar>
+              <w:top w:type="dxa" w:w="100"/>
+              <w:left w:type="dxa" w:w="140"/>
+              <w:bottom w:type="dxa" w:w="100"/>
+              <w:right w:type="dxa" w:w="140"/>
+            </w:tcMar>
+            <w:vAlign w:val="center"/>
+          </w:tcPr>
+          <w:p>
+            <w:pPr>
+              <w:jc w:val="right"/>
+            </w:pPr>
+            <w:r>
+              <w:rPr>
+                <w:rFonts w:ascii="Open Sans" w:cs="Open Sans" w:eastAsia="Open Sans" w:hAnsi="Open Sans"/>
+                <w:b w:val="false"/>
+                <w:bCs w:val="false"/>
+                <w:color w:val="59595B"/>
+                <w:sz w:val="20"/>
+                <w:szCs w:val="20"/>
+              </w:rPr>
+              <w:t xml:space="preserve">$3,000 – $8,000</w:t>
+            </w:r>
+          </w:p>
+        </w:tc>
+      </w:tr>
+      <w:tr>
+        <w:trPr>
+          <w:cantSplit/>
+        </w:trPr>
+        <w:tc>
+          <w:tcPr>
+            <w:tcW w:type="dxa" w:w="6084"/>
+            <w:tcBorders>
+              <w:top w:val="single" w:color="E9ECEF" w:sz="4"/>
+              <w:left w:val="single" w:color="E9ECEF" w:sz="4"/>
+              <w:bottom w:val="single" w:color="E9ECEF" w:sz="4"/>
+              <w:right w:val="single" w:color="E9ECEF" w:sz="4"/>
+            </w:tcBorders>
+            <w:shd w:fill="FFFFFF" w:val="clear"/>
+            <w:tcMar>
+              <w:top w:type="dxa" w:w="100"/>
+              <w:left w:type="dxa" w:w="140"/>
+              <w:bottom w:type="dxa" w:w="100"/>
+              <w:right w:type="dxa" w:w="140"/>
+            </w:tcMar>
+            <w:vAlign w:val="center"/>
+          </w:tcPr>
+          <w:p>
+            <w:pPr>
+              <w:jc w:val="left"/>
+            </w:pPr>
+            <w:r>
+              <w:rPr>
+                <w:rFonts w:ascii="Open Sans" w:cs="Open Sans" w:eastAsia="Open Sans" w:hAnsi="Open Sans"/>
+                <w:b w:val="false"/>
+                <w:bCs w:val="false"/>
+                <w:color w:val="59595B"/>
+                <w:sz w:val="20"/>
+                <w:szCs w:val="20"/>
+              </w:rPr>
+              <w:t xml:space="preserve">Sales intelligence / lead data (ZoomInfo, Apollo)</w:t>
+            </w:r>
+          </w:p>
+        </w:tc>
+        <w:tc>
+          <w:tcPr>
+            <w:tcW w:type="dxa" w:w="3276"/>
+            <w:tcBorders>
+              <w:top w:val="single" w:color="E9ECEF" w:sz="4"/>
+              <w:left w:val="single" w:color="E9ECEF" w:sz="4"/>
+              <w:bottom w:val="single" w:color="E9ECEF" w:sz="4"/>
+              <w:right w:val="single" w:color="E9ECEF" w:sz="4"/>
+            </w:tcBorders>
+            <w:shd w:fill="FFFFFF" w:val="clear"/>
+            <w:tcMar>
+              <w:top w:type="dxa" w:w="100"/>
+              <w:left w:type="dxa" w:w="140"/>
+              <w:bottom w:type="dxa" w:w="100"/>
+              <w:right w:type="dxa" w:w="140"/>
+            </w:tcMar>
+            <w:vAlign w:val="center"/>
+          </w:tcPr>
+          <w:p>
+            <w:pPr>
+              <w:jc w:val="right"/>
+            </w:pPr>
+            <w:r>
+              <w:rPr>
+                <w:rFonts w:ascii="Open Sans" w:cs="Open Sans" w:eastAsia="Open Sans" w:hAnsi="Open Sans"/>
+                <w:b w:val="false"/>
+                <w:bCs w:val="false"/>
+                <w:color w:val="59595B"/>
+                <w:sz w:val="20"/>
+                <w:szCs w:val="20"/>
+              </w:rPr>
+              <w:t xml:space="preserve">$150 – $2,500</w:t>
+            </w:r>
+          </w:p>
+        </w:tc>
+      </w:tr>
+      <w:tr>
+        <w:trPr>
+          <w:cantSplit/>
+        </w:trPr>
+        <w:tc>
+          <w:tcPr>
+            <w:tcW w:type="dxa" w:w="6084"/>
+            <w:tcBorders>
+              <w:top w:val="single" w:color="E9ECEF" w:sz="4"/>
+              <w:left w:val="single" w:color="E9ECEF" w:sz="4"/>
+              <w:bottom w:val="single" w:color="E9ECEF" w:sz="4"/>
+              <w:right w:val="single" w:color="E9ECEF" w:sz="4"/>
+            </w:tcBorders>
+            <w:shd w:fill="F8F9FA" w:val="clear"/>
+            <w:tcMar>
+              <w:top w:type="dxa" w:w="100"/>
+              <w:left w:type="dxa" w:w="140"/>
+              <w:bottom w:type="dxa" w:w="100"/>
+              <w:right w:type="dxa" w:w="140"/>
+            </w:tcMar>
+            <w:vAlign w:val="center"/>
+          </w:tcPr>
+          <w:p>
+            <w:pPr>
+              <w:jc w:val="left"/>
+            </w:pPr>
+            <w:r>
+              <w:rPr>
+                <w:rFonts w:ascii="Open Sans" w:cs="Open Sans" w:eastAsia="Open Sans" w:hAnsi="Open Sans"/>
+                <w:b w:val="false"/>
+                <w:bCs w:val="false"/>
+                <w:color w:val="59595B"/>
+                <w:sz w:val="20"/>
+                <w:szCs w:val="20"/>
+              </w:rPr>
+              <w:t xml:space="preserve">AI advisory / integration</w:t>
+            </w:r>
+          </w:p>
+        </w:tc>
+        <w:tc>
+          <w:tcPr>
+            <w:tcW w:type="dxa" w:w="3276"/>
+            <w:tcBorders>
+              <w:top w:val="single" w:color="E9ECEF" w:sz="4"/>
+              <w:left w:val="single" w:color="E9ECEF" w:sz="4"/>
+              <w:bottom w:val="single" w:color="E9ECEF" w:sz="4"/>
+              <w:right w:val="single" w:color="E9ECEF" w:sz="4"/>
+            </w:tcBorders>
+            <w:shd w:fill="F8F9FA" w:val="clear"/>
+            <w:tcMar>
+              <w:top w:type="dxa" w:w="100"/>
+              <w:left w:type="dxa" w:w="140"/>
+              <w:bottom w:type="dxa" w:w="100"/>
+              <w:right w:type="dxa" w:w="140"/>
+            </w:tcMar>
+            <w:vAlign w:val="center"/>
+          </w:tcPr>
+          <w:p>
+            <w:pPr>
+              <w:jc w:val="right"/>
+            </w:pPr>
+            <w:r>
+              <w:rPr>
+                <w:rFonts w:ascii="Open Sans" w:cs="Open Sans" w:eastAsia="Open Sans" w:hAnsi="Open Sans"/>
+                <w:b w:val="false"/>
+                <w:bCs w:val="false"/>
+                <w:color w:val="59595B"/>
+                <w:sz w:val="20"/>
+                <w:szCs w:val="20"/>
+              </w:rPr>
+              <w:t xml:space="preserve">$2,500 – $5,000</w:t>
+            </w:r>
+          </w:p>
+        </w:tc>
+      </w:tr>
+      <w:tr>
+        <w:trPr>
+          <w:cantSplit/>
+        </w:trPr>
+        <w:tc>
+          <w:tcPr>
+            <w:tcW w:type="dxa" w:w="6084"/>
+            <w:tcBorders>
+              <w:top w:val="single" w:color="E9ECEF" w:sz="4"/>
+              <w:left w:val="single" w:color="E9ECEF" w:sz="4"/>
+              <w:bottom w:val="single" w:color="E9ECEF" w:sz="4"/>
+              <w:right w:val="single" w:color="E9ECEF" w:sz="4"/>
+            </w:tcBorders>
+            <w:shd w:fill="FFFFFF" w:val="clear"/>
+            <w:tcMar>
+              <w:top w:type="dxa" w:w="100"/>
+              <w:left w:type="dxa" w:w="140"/>
+              <w:bottom w:type="dxa" w:w="100"/>
+              <w:right w:type="dxa" w:w="140"/>
+            </w:tcMar>
+            <w:vAlign w:val="center"/>
+          </w:tcPr>
+          <w:p>
+            <w:pPr>
+              <w:jc w:val="left"/>
+            </w:pPr>
+            <w:r>
+              <w:rPr>
+                <w:rFonts w:ascii="Open Sans" w:cs="Open Sans" w:eastAsia="Open Sans" w:hAnsi="Open Sans"/>
+                <w:b w:val="false"/>
+                <w:bCs w:val="false"/>
+                <w:color w:val="59595B"/>
+                <w:sz w:val="20"/>
+                <w:szCs w:val="20"/>
+              </w:rPr>
+              <w:t xml:space="preserve">Custom app / managed-app dev capacity</w:t>
+            </w:r>
+          </w:p>
+        </w:tc>
+        <w:tc>
+          <w:tcPr>
+            <w:tcW w:type="dxa" w:w="3276"/>
+            <w:tcBorders>
+              <w:top w:val="single" w:color="E9ECEF" w:sz="4"/>
+              <w:left w:val="single" w:color="E9ECEF" w:sz="4"/>
+              <w:bottom w:val="single" w:color="E9ECEF" w:sz="4"/>
+              <w:right w:val="single" w:color="E9ECEF" w:sz="4"/>
+            </w:tcBorders>
+            <w:shd w:fill="FFFFFF" w:val="clear"/>
+            <w:tcMar>
+              <w:top w:type="dxa" w:w="100"/>
+              <w:left w:type="dxa" w:w="140"/>
+              <w:bottom w:type="dxa" w:w="100"/>
+              <w:right w:type="dxa" w:w="140"/>
+            </w:tcMar>
+            <w:vAlign w:val="center"/>
+          </w:tcPr>
+          <w:p>
+            <w:pPr>
+              <w:jc w:val="right"/>
+            </w:pPr>
+            <w:r>
+              <w:rPr>
+                <w:rFonts w:ascii="Open Sans" w:cs="Open Sans" w:eastAsia="Open Sans" w:hAnsi="Open Sans"/>
+                <w:b w:val="false"/>
+                <w:bCs w:val="false"/>
+                <w:color w:val="59595B"/>
+                <w:sz w:val="20"/>
+                <w:szCs w:val="20"/>
+              </w:rPr>
+              <w:t xml:space="preserve">$500 – $3,000</w:t>
+            </w:r>
+          </w:p>
+        </w:tc>
+      </w:tr>
+      <w:tr>
+        <w:trPr>
+          <w:cantSplit/>
+        </w:trPr>
+        <w:tc>
+          <w:tcPr>
+            <w:tcW w:type="dxa" w:w="6084"/>
+            <w:tcBorders>
+              <w:top w:val="single" w:color="E9ECEF" w:sz="4"/>
+              <w:left w:val="single" w:color="E9ECEF" w:sz="4"/>
+              <w:bottom w:val="single" w:color="E9ECEF" w:sz="4"/>
+              <w:right w:val="single" w:color="E9ECEF" w:sz="4"/>
+            </w:tcBorders>
+            <w:shd w:fill="F8F9FA" w:val="clear"/>
+            <w:tcMar>
+              <w:top w:type="dxa" w:w="100"/>
+              <w:left w:type="dxa" w:w="140"/>
+              <w:bottom w:type="dxa" w:w="100"/>
+              <w:right w:type="dxa" w:w="140"/>
+            </w:tcMar>
+            <w:vAlign w:val="center"/>
+          </w:tcPr>
+          <w:p>
+            <w:pPr>
+              <w:jc w:val="left"/>
+            </w:pPr>
+            <w:r>
+              <w:rPr>
+                <w:rFonts w:ascii="Open Sans" w:cs="Open Sans" w:eastAsia="Open Sans" w:hAnsi="Open Sans"/>
+                <w:b w:val="false"/>
+                <w:bCs w:val="false"/>
+                <w:color w:val="59595B"/>
+                <w:sz w:val="20"/>
+                <w:szCs w:val="20"/>
+              </w:rPr>
+              <w:t xml:space="preserve">vCIO / IT strategy (incremental)**</w:t>
+            </w:r>
+          </w:p>
+        </w:tc>
+        <w:tc>
+          <w:tcPr>
+            <w:tcW w:type="dxa" w:w="3276"/>
+            <w:tcBorders>
+              <w:top w:val="single" w:color="E9ECEF" w:sz="4"/>
+              <w:left w:val="single" w:color="E9ECEF" w:sz="4"/>
+              <w:bottom w:val="single" w:color="E9ECEF" w:sz="4"/>
+              <w:right w:val="single" w:color="E9ECEF" w:sz="4"/>
+            </w:tcBorders>
+            <w:shd w:fill="F8F9FA" w:val="clear"/>
+            <w:tcMar>
+              <w:top w:type="dxa" w:w="100"/>
+              <w:left w:type="dxa" w:w="140"/>
+              <w:bottom w:type="dxa" w:w="100"/>
+              <w:right w:type="dxa" w:w="140"/>
+            </w:tcMar>
+            <w:vAlign w:val="center"/>
+          </w:tcPr>
+          <w:p>
+            <w:pPr>
+              <w:jc w:val="right"/>
+            </w:pPr>
+            <w:r>
+              <w:rPr>
+                <w:rFonts w:ascii="Open Sans" w:cs="Open Sans" w:eastAsia="Open Sans" w:hAnsi="Open Sans"/>
+                <w:b w:val="false"/>
+                <w:bCs w:val="false"/>
+                <w:color w:val="59595B"/>
+                <w:sz w:val="20"/>
+                <w:szCs w:val="20"/>
+              </w:rPr>
+              <w:t xml:space="preserve">$1,000 – $3,000</w:t>
+            </w:r>
+          </w:p>
+        </w:tc>
+      </w:tr>
+      <w:tr>
+        <w:trPr>
+          <w:cantSplit/>
+        </w:trPr>
+        <w:tc>
+          <w:tcPr>
+            <w:tcW w:type="dxa" w:w="6084"/>
+            <w:tcBorders>
+              <w:top w:val="single" w:color="E9ECEF" w:sz="4"/>
+              <w:left w:val="single" w:color="E9ECEF" w:sz="4"/>
+              <w:bottom w:val="single" w:color="E9ECEF" w:sz="4"/>
+              <w:right w:val="single" w:color="E9ECEF" w:sz="4"/>
+            </w:tcBorders>
+            <w:shd w:fill="FFFFFF" w:val="clear"/>
+            <w:tcMar>
+              <w:top w:type="dxa" w:w="100"/>
+              <w:left w:type="dxa" w:w="140"/>
+              <w:bottom w:type="dxa" w:w="100"/>
+              <w:right w:type="dxa" w:w="140"/>
+            </w:tcMar>
+            <w:vAlign w:val="center"/>
+          </w:tcPr>
+          <w:p>
+            <w:pPr>
+              <w:jc w:val="left"/>
+            </w:pPr>
+            <w:r>
+              <w:rPr>
+                <w:rFonts w:ascii="Open Sans" w:cs="Open Sans" w:eastAsia="Open Sans" w:hAnsi="Open Sans"/>
+                <w:b/>
+                <w:bCs/>
+                <w:color w:val="59595B"/>
+                <w:sz w:val="20"/>
+                <w:szCs w:val="20"/>
+              </w:rPr>
+              <w:t xml:space="preserve">Fragmented multi-vendor reality (a typical working subset)</w:t>
+            </w:r>
+          </w:p>
+        </w:tc>
+        <w:tc>
+          <w:tcPr>
+            <w:tcW w:type="dxa" w:w="3276"/>
+            <w:tcBorders>
+              <w:top w:val="single" w:color="E9ECEF" w:sz="4"/>
+              <w:left w:val="single" w:color="E9ECEF" w:sz="4"/>
+              <w:bottom w:val="single" w:color="E9ECEF" w:sz="4"/>
+              <w:right w:val="single" w:color="E9ECEF" w:sz="4"/>
+            </w:tcBorders>
+            <w:shd w:fill="FFFFFF" w:val="clear"/>
+            <w:tcMar>
+              <w:top w:type="dxa" w:w="100"/>
+              <w:left w:type="dxa" w:w="140"/>
+              <w:bottom w:type="dxa" w:w="100"/>
+              <w:right w:type="dxa" w:w="140"/>
+            </w:tcMar>
+            <w:vAlign w:val="center"/>
+          </w:tcPr>
+          <w:p>
+            <w:pPr>
+              <w:jc w:val="right"/>
+            </w:pPr>
+            <w:r>
+              <w:rPr>
+                <w:rFonts w:ascii="Open Sans" w:cs="Open Sans" w:eastAsia="Open Sans" w:hAnsi="Open Sans"/>
+                <w:b/>
+                <w:bCs/>
+                <w:color w:val="F67D4B"/>
+                <w:sz w:val="20"/>
+                <w:szCs w:val="20"/>
+              </w:rPr>
+              <w:t xml:space="preserve">~$6,000 – $12,000 / mo</w:t>
+            </w:r>
+          </w:p>
+        </w:tc>
+      </w:tr>
+      <w:tr>
+        <w:trPr>
+          <w:cantSplit/>
+        </w:trPr>
+        <w:tc>
+          <w:tcPr>
+            <w:tcW w:type="dxa" w:w="6084"/>
+            <w:tcBorders>
+              <w:top w:val="single" w:color="E9ECEF" w:sz="4"/>
+              <w:left w:val="single" w:color="E9ECEF" w:sz="4"/>
+              <w:bottom w:val="single" w:color="E9ECEF" w:sz="4"/>
+              <w:right w:val="single" w:color="E9ECEF" w:sz="4"/>
+            </w:tcBorders>
+            <w:shd w:fill="F8F9FA" w:val="clear"/>
+            <w:tcMar>
+              <w:top w:type="dxa" w:w="100"/>
+              <w:left w:type="dxa" w:w="140"/>
+              <w:bottom w:type="dxa" w:w="100"/>
+              <w:right w:type="dxa" w:w="140"/>
+            </w:tcMar>
+            <w:vAlign w:val="center"/>
+          </w:tcPr>
+          <w:p>
+            <w:pPr>
+              <w:jc w:val="left"/>
+            </w:pPr>
+            <w:r>
+              <w:rPr>
+                <w:rFonts w:ascii="Open Sans" w:cs="Open Sans" w:eastAsia="Open Sans" w:hAnsi="Open Sans"/>
+                <w:b/>
+                <w:bCs/>
+                <w:color w:val="006DB6"/>
+                <w:sz w:val="20"/>
+                <w:szCs w:val="20"/>
+              </w:rPr>
+              <w:t xml:space="preserve">Technijian entry program (Track A — your starting point)</w:t>
+            </w:r>
+          </w:p>
+        </w:tc>
+        <w:tc>
+          <w:tcPr>
+            <w:tcW w:type="dxa" w:w="3276"/>
+            <w:tcBorders>
+              <w:top w:val="single" w:color="E9ECEF" w:sz="4"/>
+              <w:left w:val="single" w:color="E9ECEF" w:sz="4"/>
+              <w:bottom w:val="single" w:color="E9ECEF" w:sz="4"/>
+              <w:right w:val="single" w:color="E9ECEF" w:sz="4"/>
+            </w:tcBorders>
+            <w:shd w:fill="F8F9FA" w:val="clear"/>
+            <w:tcMar>
+              <w:top w:type="dxa" w:w="100"/>
+              <w:left w:type="dxa" w:w="140"/>
+              <w:bottom w:type="dxa" w:w="100"/>
+              <w:right w:type="dxa" w:w="140"/>
+            </w:tcMar>
+            <w:vAlign w:val="center"/>
+          </w:tcPr>
+          <w:p>
+            <w:pPr>
+              <w:jc w:val="right"/>
+            </w:pPr>
+            <w:r>
+              <w:rPr>
+                <w:rFonts w:ascii="Open Sans" w:cs="Open Sans" w:eastAsia="Open Sans" w:hAnsi="Open Sans"/>
+                <w:b/>
+                <w:bCs/>
+                <w:color w:val="006DB6"/>
+                <w:sz w:val="20"/>
+                <w:szCs w:val="20"/>
+              </w:rPr>
+              <w:t xml:space="preserve">~$2,600 / mo</w:t>
+            </w:r>
+          </w:p>
+        </w:tc>
+      </w:tr>
+      <w:tr>
+        <w:trPr>
+          <w:cantSplit/>
+        </w:trPr>
+        <w:tc>
+          <w:tcPr>
+            <w:tcW w:type="dxa" w:w="6084"/>
+            <w:tcBorders>
+              <w:top w:val="single" w:color="E9ECEF" w:sz="4"/>
+              <w:left w:val="single" w:color="E9ECEF" w:sz="4"/>
+              <w:bottom w:val="single" w:color="E9ECEF" w:sz="4"/>
+              <w:right w:val="single" w:color="E9ECEF" w:sz="4"/>
+            </w:tcBorders>
+            <w:shd w:fill="FFFFFF" w:val="clear"/>
+            <w:tcMar>
+              <w:top w:type="dxa" w:w="100"/>
+              <w:left w:type="dxa" w:w="140"/>
+              <w:bottom w:type="dxa" w:w="100"/>
+              <w:right w:type="dxa" w:w="140"/>
+            </w:tcMar>
+            <w:vAlign w:val="center"/>
+          </w:tcPr>
+          <w:p>
+            <w:pPr>
+              <w:jc w:val="left"/>
+            </w:pPr>
+            <w:r>
+              <w:rPr>
+                <w:rFonts w:ascii="Open Sans" w:cs="Open Sans" w:eastAsia="Open Sans" w:hAnsi="Open Sans"/>
+                <w:b/>
+                <w:bCs/>
+                <w:color w:val="006DB6"/>
+                <w:sz w:val="20"/>
+                <w:szCs w:val="20"/>
+              </w:rPr>
+              <w:t xml:space="preserve">Full consolidated program (entry + expansion)</w:t>
+            </w:r>
+          </w:p>
+        </w:tc>
+        <w:tc>
+          <w:tcPr>
+            <w:tcW w:type="dxa" w:w="3276"/>
+            <w:tcBorders>
+              <w:top w:val="single" w:color="E9ECEF" w:sz="4"/>
+              <w:left w:val="single" w:color="E9ECEF" w:sz="4"/>
+              <w:bottom w:val="single" w:color="E9ECEF" w:sz="4"/>
+              <w:right w:val="single" w:color="E9ECEF" w:sz="4"/>
+            </w:tcBorders>
+            <w:shd w:fill="FFFFFF" w:val="clear"/>
+            <w:tcMar>
+              <w:top w:type="dxa" w:w="100"/>
+              <w:left w:type="dxa" w:w="140"/>
+              <w:bottom w:type="dxa" w:w="100"/>
+              <w:right w:type="dxa" w:w="140"/>
+            </w:tcMar>
+            <w:vAlign w:val="center"/>
+          </w:tcPr>
+          <w:p>
+            <w:pPr>
+              <w:jc w:val="right"/>
+            </w:pPr>
+            <w:r>
+              <w:rPr>
+                <w:rFonts w:ascii="Open Sans" w:cs="Open Sans" w:eastAsia="Open Sans" w:hAnsi="Open Sans"/>
+                <w:b/>
+                <w:bCs/>
+                <w:color w:val="006DB6"/>
+                <w:sz w:val="20"/>
+                <w:szCs w:val="20"/>
+              </w:rPr>
+              <w:t xml:space="preserve">scoped after a free Nexus Assess</w:t>
+            </w:r>
+          </w:p>
+        </w:tc>
+      </w:tr>
+    </w:tbl>
+    <w:p>
+      <w:pPr>
+        <w:spacing w:after="140" w:before="60" w:line="320"/>
+        <w:jc w:val="both"/>
+      </w:pPr>
+      <w:r>
+        <w:rPr>
+          <w:rFonts w:ascii="Open Sans" w:cs="Open Sans" w:eastAsia="Open Sans" w:hAnsi="Open Sans"/>
+          <w:b w:val="false"/>
+          <w:bCs w:val="false"/>
+          <w:i/>
+          <w:iCs/>
+          <w:color w:val="59595B"/>
+          <w:sz w:val="18"/>
+          <w:szCs w:val="18"/>
+        </w:rPr>
+        <w:t xml:space="preserve">* Excludes the ad media spend itself. ** Comprehensive managed-IT plans often bundle light vCIO, so this is shown as an incremental line only. Figures are market-typical ranges drawn from published 2025–2026 pricing data — not competitor quotes — and vary by size, scope, and contract term. Summed in full these categories run higher; the ~$6,000–$12,000/mo composite reflects the core stack a firm this size actually runs (managed IT + security + light compliance + a modest content retainer), with ad spend, software licenses, and one-time build capex excluded. The ~$2,600/mo entry program is the Track-A starting point — not yet the full stack — so it is not an apples-to-apples replacement for every line above; the point is the direction, that consolidating onto one partner begins well below the fragmented total and scales efficiently from there. Your firm quote is set after the free Nexus Assess.</w:t>
+      </w:r>
+    </w:p>
+    <w:p>
+      <w:pPr>
+        <w:spacing w:after="0" w:before="120"/>
+      </w:pPr>
+      <w:r>
+        <w:t xml:space="preserve"/>
+      </w:r>
+    </w:p>
+    <w:tbl>
+      <w:tblPr>
+        <w:tblW w:type="dxa" w:w="9360"/>
+        <w:tblBorders>
+          <w:top w:val="single" w:color="auto" w:sz="4"/>
+          <w:left w:val="single" w:color="auto" w:sz="4"/>
+          <w:bottom w:val="single" w:color="auto" w:sz="4"/>
+          <w:right w:val="single" w:color="auto" w:sz="4"/>
+          <w:insideH w:val="single" w:color="auto" w:sz="4"/>
+          <w:insideV w:val="single" w:color="auto" w:sz="4"/>
+        </w:tblBorders>
+      </w:tblPr>
+      <w:tblGrid>
+        <w:gridCol w:w="80"/>
+        <w:gridCol w:w="9280"/>
+      </w:tblGrid>
+      <w:tr>
+        <w:trPr>
+          <w:cantSplit/>
+        </w:trPr>
+        <w:tc>
+          <w:tcPr>
+            <w:tcW w:type="dxa" w:w="80"/>
+            <w:tcBorders>
+              <w:top w:val="none" w:color="FFFFFF" w:sz="0"/>
+              <w:left w:val="none" w:color="FFFFFF" w:sz="0"/>
+              <w:bottom w:val="none" w:color="FFFFFF" w:sz="0"/>
+              <w:right w:val="none" w:color="FFFFFF" w:sz="0"/>
+            </w:tcBorders>
+            <w:shd w:fill="006DB6" w:val="clear"/>
+          </w:tcPr>
+          <w:p>
+            <w:r>
+              <w:t xml:space="preserve"/>
+            </w:r>
+          </w:p>
+        </w:tc>
+        <w:tc>
+          <w:tcPr>
+            <w:tcW w:type="dxa" w:w="9280"/>
+            <w:tcBorders>
+              <w:top w:val="none" w:color="FFFFFF" w:sz="0"/>
+              <w:left w:val="none" w:color="FFFFFF" w:sz="0"/>
+              <w:bottom w:val="none" w:color="FFFFFF" w:sz="0"/>
+              <w:right w:val="none" w:color="FFFFFF" w:sz="0"/>
+            </w:tcBorders>
+            <w:shd w:fill="F8F9FA" w:val="clear"/>
+            <w:tcMar>
+              <w:top w:type="dxa" w:w="160"/>
+              <w:left w:type="dxa" w:w="240"/>
+              <w:bottom w:type="dxa" w:w="160"/>
+              <w:right w:type="dxa" w:w="200"/>
+            </w:tcMar>
+          </w:tcPr>
+          <w:p>
+            <w:pPr>
+              <w:keepNext/>
+              <w:keepLines/>
+              <w:spacing w:after="80" w:before="80"/>
+            </w:pPr>
+            <w:r>
+              <w:rPr>
+                <w:rFonts w:ascii="Open Sans" w:cs="Open Sans" w:eastAsia="Open Sans" w:hAnsi="Open Sans"/>
+                <w:b/>
+                <w:bCs/>
+                <w:color w:val="006DB6"/>
+                <w:sz w:val="22"/>
+                <w:szCs w:val="22"/>
+              </w:rPr>
+              <w:t xml:space="preserve">Why One Partner Costs Less — Honestly</w:t>
+            </w:r>
+          </w:p>
+          <w:p>
+            <w:pPr>
+              <w:keepNext/>
+              <w:keepLines/>
+              <w:spacing w:after="60" w:before="40" w:line="300"/>
+            </w:pPr>
+            <w:r>
+              <w:rPr>
+                <w:rFonts w:ascii="Open Sans" w:cs="Open Sans" w:eastAsia="Open Sans" w:hAnsi="Open Sans"/>
+                <w:color w:val="59595B"/>
+                <w:sz w:val="20"/>
+                <w:szCs w:val="20"/>
+              </w:rPr>
+              <w:t xml:space="preserve">Consolidation itself is the first saving: one relationship, one bill, one accountable team instead of six to eight vendors to coordinate — each charging its own onboarding and account-management tax, and several (managed-detection especially) carrying per-seat minimums that make a firm this size pay a premium just to clear their floor.</w:t>
+            </w:r>
+          </w:p>
+          <w:p>
+            <w:pPr>
+              <w:keepNext/>
+              <w:keepLines/>
+              <w:spacing w:after="60" w:before="40" w:line="300"/>
+            </w:pPr>
+            <w:r>
+              <w:rPr>
+                <w:rFonts w:ascii="Open Sans" w:cs="Open Sans" w:eastAsia="Open Sans" w:hAnsi="Open Sans"/>
+                <w:color w:val="59595B"/>
+                <w:sz w:val="20"/>
+                <w:szCs w:val="20"/>
+              </w:rPr>
+              <w:t xml:space="preserve">The structural cost advantage is real and specific: Technijian runs a US-senior + India-blended delivery model. Most of the stack above is priced on labor — vCISO hours, agency hours, AI-advisory hours, dev hours, IT-strategy time. Independent rate data puts US onshore work at roughly $100–$200/hr versus a blended $50–$100/hr; Technijian keeps senior US architects on the work that needs them and runs the rest through the India delivery center, so the same outcomes come from a structurally lower cost base — not a discount that erodes service.</w:t>
+            </w:r>
+          </w:p>
+          <w:p>
+            <w:pPr>
+              <w:keepNext w:val="false"/>
+              <w:keepLines/>
+              <w:spacing w:after="60" w:before="40" w:line="300"/>
+            </w:pPr>
+            <w:r>
+              <w:rPr>
+                <w:rFonts w:ascii="Open Sans" w:cs="Open Sans" w:eastAsia="Open Sans" w:hAnsi="Open Sans"/>
+                <w:color w:val="59595B"/>
+                <w:sz w:val="20"/>
+                <w:szCs w:val="20"/>
+              </w:rPr>
+              <w:t xml:space="preserve">We do not put a Technijian “total” on this page on purpose. The honest number comes from a scoped quote after the free Nexus Assess — but whatever lines CardLogix actually needs, consolidating them with one partner on a blended-delivery model lands well under assembling them vendor by vendor.</w:t>
             </w:r>
           </w:p>
         </w:tc>
@@ -12914,7 +15290,7 @@
       <w:r>
         <w:drawing>
           <wp:inline distT="0" distB="0" distL="0" distR="0">
-            <wp:extent cx="5905500" cy="3390900"/>
+            <wp:extent cx="5905500" cy="2209800"/>
             <wp:effectExtent t="0" r="0" b="0" l="0"/>
             <wp:docPr id="1" name="Implementation Roadmap" descr="Implementation Roadmap" title="Implementation Roadmap"/>
             <wp:cNvGraphicFramePr>
@@ -12939,7 +15315,7 @@
                   <pic:spPr bwMode="auto">
                     <a:xfrm>
                       <a:off x="0" y="0"/>
-                      <a:ext cx="5905500" cy="3390900"/>
+                      <a:ext cx="5905500" cy="2209800"/>
                     </a:xfrm>
                     <a:prstGeom prst="rect">
                       <a:avLst/>
@@ -13806,7 +16182,7 @@
           <w:sz w:val="22"/>
           <w:szCs w:val="22"/>
         </w:rPr>
-        <w:t xml:space="preserve">Delivered: this AI growth strategy (the document you are reading), plus the companion CloudHSM analysis covering the managed CA options Nick asked about — including the recommendation to generate a fresh CA key inside a CA-grade cloud HSM rather than migrate the existing software CA.</w:t>
+        <w:t xml:space="preserve">The one easy yes — book the free Nexus Assess. At no cost and no obligation, Technijian walks the environment and hands back a board-ready risk map plus a scoped, right-sized co-managed (Track A) option with a firm number. This is the only decision in front of CardLogix today, and nothing past the assessment is committed.</w:t>
       </w:r>
     </w:p>
     <w:p>
@@ -13840,7 +16216,7 @@
           <w:sz w:val="22"/>
           <w:szCs w:val="22"/>
         </w:rPr>
-        <w:t xml:space="preserve">Nick: send Technijian the email with the other IT issues on your list, so the free assessment can be scoped against real priorities.</w:t>
+        <w:t xml:space="preserve">Send the other IT issues on your list so the assessment is scoped against real priorities.</w:t>
       </w:r>
     </w:p>
     <w:p>
@@ -13874,7 +16250,7 @@
           <w:sz w:val="22"/>
           <w:szCs w:val="22"/>
         </w:rPr>
-        <w:t xml:space="preserve">Track A: schedule the free IT assessment. Technijian walks the environment and returns a scoped, right-sized co-managed option — no obligation past the assessment.</w:t>
+        <w:t xml:space="preserve">Keep Track B separate and later. The partnership (managed-MFA / CA) needs Goulet and Hope, so it stays a parallel conversation — not part of the easy yes. Technijian has prepared a one-page Partnership Concept Brief (the companion document) for Nick to forward when the timing is right; nothing in the Track A step commits CardLogix to it.</w:t>
       </w:r>
     </w:p>
     <w:p>
@@ -13908,7 +16284,7 @@
           <w:sz w:val="22"/>
           <w:szCs w:val="22"/>
         </w:rPr>
-        <w:t xml:space="preserve">Track B: Technijian prepares a short concept brief Nick can forward to Sebastien Goulet and Tom Hope — one or two pages, not a deck — to take the managed-MFA/CA partnership from a conversation to a decision.</w:t>
+        <w:t xml:space="preserve">Already in hand: this strategy plus the companion CloudHSM analysis on the managed-CA options Nick asked about — including the recommendation to generate a fresh CA key inside a CA-grade cloud HSM rather than migrate the existing software CA.</w:t>
       </w:r>
     </w:p>
     <w:p>
@@ -14106,7 +16482,7 @@
                 <w:sz w:val="26"/>
                 <w:szCs w:val="26"/>
               </w:rPr>
-              <w:t xml:space="preserve">Two tracks, one local partner — five minutes away in the Spectrum.</w:t>
+              <w:t xml:space="preserve">Your next step: book the free Nexus Assess.</w:t>
             </w:r>
           </w:p>
           <w:p>
@@ -14123,7 +16499,7 @@
                 <w:sz w:val="22"/>
                 <w:szCs w:val="22"/>
               </w:rPr>
-              <w:t xml:space="preserve">Use the Book a Meeting button in my signature to set up a time to discuss this and all the</w:t>
+              <w:t xml:space="preserve">At no cost and no obligation, you get a board-ready map of exactly where CardLogix stands —</w:t>
             </w:r>
           </w:p>
           <w:p>
@@ -14140,7 +16516,7 @@
                 <w:sz w:val="22"/>
                 <w:szCs w:val="22"/>
               </w:rPr>
-              <w:t xml:space="preserve">AI strategies Technijian is putting into place for itself and its clients.</w:t>
+              <w:t xml:space="preserve">internal, external, and Microsoft 365 — plus the scoped, firm Track A number. Month-to-month — the easy yes, not a lock-in.</w:t>
             </w:r>
           </w:p>
           <w:p>
@@ -14157,7 +16533,7 @@
                 <w:sz w:val="20"/>
                 <w:szCs w:val="20"/>
               </w:rPr>
-              <w:t xml:space="preserve">Ravi Jain, Technijian  |  RJain@technijian.com  |  949.379.8499  |  technijian.com</w:t>
+              <w:t xml:space="preserve">Book with Ravi Jain  |  RJain@technijian.com  |  949.379.8499  |  technijian.com</w:t>
             </w:r>
           </w:p>
         </w:tc>
@@ -14273,6 +16649,354 @@
         <w:t xml:space="preserve">Technijian is an AI-native managed services and technology firm headquartered in Irvine, California — minutes from CardLogix in the Spectrum — serving small and mid-sized businesses since 2000. We design, build, and operate secure infrastructure with security and compliance built in, and a dedicated team assigned to each client.</w:t>
       </w:r>
     </w:p>
+    <w:p>
+      <w:pPr>
+        <w:spacing w:after="0" w:before="160"/>
+      </w:pPr>
+      <w:r>
+        <w:t xml:space="preserve"/>
+      </w:r>
+    </w:p>
+    <w:tbl>
+      <w:tblPr>
+        <w:tblW w:type="dxa" w:w="9360"/>
+        <w:tblBorders>
+          <w:top w:val="none" w:color="FFFFFF" w:sz="0"/>
+          <w:left w:val="none" w:color="FFFFFF" w:sz="0"/>
+          <w:bottom w:val="none" w:color="FFFFFF" w:sz="0"/>
+          <w:right w:val="none" w:color="FFFFFF" w:sz="0"/>
+          <w:insideH w:val="single" w:color="auto" w:sz="4"/>
+          <w:insideV w:val="single" w:color="auto" w:sz="4"/>
+        </w:tblBorders>
+      </w:tblPr>
+      <w:tblGrid>
+        <w:gridCol w:w="2340"/>
+        <w:gridCol w:w="2340"/>
+        <w:gridCol w:w="2340"/>
+        <w:gridCol w:w="2340"/>
+      </w:tblGrid>
+      <w:tr>
+        <w:tc>
+          <w:tcPr>
+            <w:tcW w:type="dxa" w:w="2340"/>
+            <w:tcBorders>
+              <w:top w:val="none" w:color="FFFFFF" w:sz="0"/>
+              <w:left w:val="none" w:color="FFFFFF" w:sz="0"/>
+              <w:bottom w:val="none" w:color="FFFFFF" w:sz="0"/>
+              <w:right w:val="none" w:color="FFFFFF" w:sz="0"/>
+            </w:tcBorders>
+            <w:shd w:fill="F8F9FA" w:val="clear"/>
+            <w:tcMar>
+              <w:top w:type="dxa" w:w="200"/>
+              <w:left w:type="dxa" w:w="100"/>
+              <w:bottom w:type="dxa" w:w="200"/>
+              <w:right w:type="dxa" w:w="100"/>
+            </w:tcMar>
+            <w:vAlign w:val="center"/>
+          </w:tcPr>
+          <w:p>
+            <w:pPr>
+              <w:spacing w:after="40"/>
+              <w:jc w:val="center"/>
+            </w:pPr>
+            <w:r>
+              <w:rPr>
+                <w:rFonts w:ascii="Open Sans" w:cs="Open Sans" w:eastAsia="Open Sans" w:hAnsi="Open Sans"/>
+                <w:b/>
+                <w:bCs/>
+                <w:color w:val="006DB6"/>
+                <w:sz w:val="40"/>
+                <w:szCs w:val="40"/>
+              </w:rPr>
+              <w:t xml:space="preserve">Since 2000</w:t>
+            </w:r>
+          </w:p>
+          <w:p>
+            <w:pPr>
+              <w:spacing w:after="0"/>
+              <w:jc w:val="center"/>
+            </w:pPr>
+            <w:r>
+              <w:rPr>
+                <w:rFonts w:ascii="Open Sans" w:cs="Open Sans" w:eastAsia="Open Sans" w:hAnsi="Open Sans"/>
+                <w:color w:val="59595B"/>
+                <w:sz w:val="17"/>
+                <w:szCs w:val="17"/>
+              </w:rPr>
+              <w:t xml:space="preserve">26 years in continuous operation</w:t>
+            </w:r>
+          </w:p>
+        </w:tc>
+        <w:tc>
+          <w:tcPr>
+            <w:tcW w:type="dxa" w:w="2340"/>
+            <w:tcBorders>
+              <w:top w:val="none" w:color="FFFFFF" w:sz="0"/>
+              <w:left w:val="none" w:color="FFFFFF" w:sz="0"/>
+              <w:bottom w:val="none" w:color="FFFFFF" w:sz="0"/>
+              <w:right w:val="none" w:color="FFFFFF" w:sz="0"/>
+            </w:tcBorders>
+            <w:shd w:fill="F8F9FA" w:val="clear"/>
+            <w:tcMar>
+              <w:top w:type="dxa" w:w="200"/>
+              <w:left w:type="dxa" w:w="100"/>
+              <w:bottom w:type="dxa" w:w="200"/>
+              <w:right w:type="dxa" w:w="100"/>
+            </w:tcMar>
+            <w:vAlign w:val="center"/>
+          </w:tcPr>
+          <w:p>
+            <w:pPr>
+              <w:spacing w:after="40"/>
+              <w:jc w:val="center"/>
+            </w:pPr>
+            <w:r>
+              <w:rPr>
+                <w:rFonts w:ascii="Open Sans" w:cs="Open Sans" w:eastAsia="Open Sans" w:hAnsi="Open Sans"/>
+                <w:b/>
+                <w:bCs/>
+                <w:color w:val="F67D4B"/>
+                <w:sz w:val="40"/>
+                <w:szCs w:val="40"/>
+              </w:rPr>
+              <w:t xml:space="preserve">1,000+</w:t>
+            </w:r>
+          </w:p>
+          <w:p>
+            <w:pPr>
+              <w:spacing w:after="0"/>
+              <w:jc w:val="center"/>
+            </w:pPr>
+            <w:r>
+              <w:rPr>
+                <w:rFonts w:ascii="Open Sans" w:cs="Open Sans" w:eastAsia="Open Sans" w:hAnsi="Open Sans"/>
+                <w:color w:val="59595B"/>
+                <w:sz w:val="17"/>
+                <w:szCs w:val="17"/>
+              </w:rPr>
+              <w:t xml:space="preserve">networks served</w:t>
+            </w:r>
+          </w:p>
+        </w:tc>
+        <w:tc>
+          <w:tcPr>
+            <w:tcW w:type="dxa" w:w="2340"/>
+            <w:tcBorders>
+              <w:top w:val="none" w:color="FFFFFF" w:sz="0"/>
+              <w:left w:val="none" w:color="FFFFFF" w:sz="0"/>
+              <w:bottom w:val="none" w:color="FFFFFF" w:sz="0"/>
+              <w:right w:val="none" w:color="FFFFFF" w:sz="0"/>
+            </w:tcBorders>
+            <w:shd w:fill="F8F9FA" w:val="clear"/>
+            <w:tcMar>
+              <w:top w:type="dxa" w:w="200"/>
+              <w:left w:type="dxa" w:w="100"/>
+              <w:bottom w:type="dxa" w:w="200"/>
+              <w:right w:type="dxa" w:w="100"/>
+            </w:tcMar>
+            <w:vAlign w:val="center"/>
+          </w:tcPr>
+          <w:p>
+            <w:pPr>
+              <w:spacing w:after="40"/>
+              <w:jc w:val="center"/>
+            </w:pPr>
+            <w:r>
+              <w:rPr>
+                <w:rFonts w:ascii="Open Sans" w:cs="Open Sans" w:eastAsia="Open Sans" w:hAnsi="Open Sans"/>
+                <w:b/>
+                <w:bCs/>
+                <w:color w:val="1EAAC8"/>
+                <w:sz w:val="40"/>
+                <w:szCs w:val="40"/>
+              </w:rPr>
+              <w:t xml:space="preserve">24/7</w:t>
+            </w:r>
+          </w:p>
+          <w:p>
+            <w:pPr>
+              <w:spacing w:after="0"/>
+              <w:jc w:val="center"/>
+            </w:pPr>
+            <w:r>
+              <w:rPr>
+                <w:rFonts w:ascii="Open Sans" w:cs="Open Sans" w:eastAsia="Open Sans" w:hAnsi="Open Sans"/>
+                <w:color w:val="59595B"/>
+                <w:sz w:val="17"/>
+                <w:szCs w:val="17"/>
+              </w:rPr>
+              <w:t xml:space="preserve">SOC — 15-minute critical-response SLA</w:t>
+            </w:r>
+          </w:p>
+        </w:tc>
+        <w:tc>
+          <w:tcPr>
+            <w:tcW w:type="dxa" w:w="2340"/>
+            <w:tcBorders>
+              <w:top w:val="none" w:color="FFFFFF" w:sz="0"/>
+              <w:left w:val="none" w:color="FFFFFF" w:sz="0"/>
+              <w:bottom w:val="none" w:color="FFFFFF" w:sz="0"/>
+              <w:right w:val="none" w:color="FFFFFF" w:sz="0"/>
+            </w:tcBorders>
+            <w:shd w:fill="F8F9FA" w:val="clear"/>
+            <w:tcMar>
+              <w:top w:type="dxa" w:w="200"/>
+              <w:left w:type="dxa" w:w="100"/>
+              <w:bottom w:type="dxa" w:w="200"/>
+              <w:right w:type="dxa" w:w="100"/>
+            </w:tcMar>
+            <w:vAlign w:val="center"/>
+          </w:tcPr>
+          <w:p>
+            <w:pPr>
+              <w:spacing w:after="40"/>
+              <w:jc w:val="center"/>
+            </w:pPr>
+            <w:r>
+              <w:rPr>
+                <w:rFonts w:ascii="Open Sans" w:cs="Open Sans" w:eastAsia="Open Sans" w:hAnsi="Open Sans"/>
+                <w:b/>
+                <w:bCs/>
+                <w:color w:val="1A1A2E"/>
+                <w:sz w:val="40"/>
+                <w:szCs w:val="40"/>
+              </w:rPr>
+              <w:t xml:space="preserve">CrowdStrike</w:t>
+            </w:r>
+          </w:p>
+          <w:p>
+            <w:pPr>
+              <w:spacing w:after="0"/>
+              <w:jc w:val="center"/>
+            </w:pPr>
+            <w:r>
+              <w:rPr>
+                <w:rFonts w:ascii="Open Sans" w:cs="Open Sans" w:eastAsia="Open Sans" w:hAnsi="Open Sans"/>
+                <w:color w:val="59595B"/>
+                <w:sz w:val="17"/>
+                <w:szCs w:val="17"/>
+              </w:rPr>
+              <w:t xml:space="preserve">powered cybersecurity</w:t>
+            </w:r>
+          </w:p>
+        </w:tc>
+      </w:tr>
+    </w:tbl>
+    <w:p>
+      <w:pPr>
+        <w:spacing w:after="0" w:before="160"/>
+      </w:pPr>
+      <w:r>
+        <w:t xml:space="preserve"/>
+      </w:r>
+    </w:p>
+    <w:tbl>
+      <w:tblPr>
+        <w:tblW w:type="dxa" w:w="9360"/>
+        <w:tblBorders>
+          <w:top w:val="single" w:color="auto" w:sz="4"/>
+          <w:left w:val="single" w:color="auto" w:sz="4"/>
+          <w:bottom w:val="single" w:color="auto" w:sz="4"/>
+          <w:right w:val="single" w:color="auto" w:sz="4"/>
+          <w:insideH w:val="single" w:color="auto" w:sz="4"/>
+          <w:insideV w:val="single" w:color="auto" w:sz="4"/>
+        </w:tblBorders>
+      </w:tblPr>
+      <w:tblGrid>
+        <w:gridCol w:w="80"/>
+        <w:gridCol w:w="9280"/>
+      </w:tblGrid>
+      <w:tr>
+        <w:trPr>
+          <w:cantSplit/>
+        </w:trPr>
+        <w:tc>
+          <w:tcPr>
+            <w:tcW w:type="dxa" w:w="80"/>
+            <w:tcBorders>
+              <w:top w:val="none" w:color="FFFFFF" w:sz="0"/>
+              <w:left w:val="none" w:color="FFFFFF" w:sz="0"/>
+              <w:bottom w:val="none" w:color="FFFFFF" w:sz="0"/>
+              <w:right w:val="none" w:color="FFFFFF" w:sz="0"/>
+            </w:tcBorders>
+            <w:shd w:fill="006DB6" w:val="clear"/>
+          </w:tcPr>
+          <w:p>
+            <w:r>
+              <w:t xml:space="preserve"/>
+            </w:r>
+          </w:p>
+        </w:tc>
+        <w:tc>
+          <w:tcPr>
+            <w:tcW w:type="dxa" w:w="9280"/>
+            <w:tcBorders>
+              <w:top w:val="none" w:color="FFFFFF" w:sz="0"/>
+              <w:left w:val="none" w:color="FFFFFF" w:sz="0"/>
+              <w:bottom w:val="none" w:color="FFFFFF" w:sz="0"/>
+              <w:right w:val="none" w:color="FFFFFF" w:sz="0"/>
+            </w:tcBorders>
+            <w:shd w:fill="F8F9FA" w:val="clear"/>
+            <w:tcMar>
+              <w:top w:type="dxa" w:w="160"/>
+              <w:left w:type="dxa" w:w="240"/>
+              <w:bottom w:type="dxa" w:w="160"/>
+              <w:right w:type="dxa" w:w="200"/>
+            </w:tcMar>
+          </w:tcPr>
+          <w:p>
+            <w:pPr>
+              <w:keepNext/>
+              <w:keepLines/>
+              <w:spacing w:after="80" w:before="80"/>
+            </w:pPr>
+            <w:r>
+              <w:rPr>
+                <w:rFonts w:ascii="Open Sans" w:cs="Open Sans" w:eastAsia="Open Sans" w:hAnsi="Open Sans"/>
+                <w:b/>
+                <w:bCs/>
+                <w:color w:val="006DB6"/>
+                <w:sz w:val="22"/>
+                <w:szCs w:val="22"/>
+              </w:rPr>
+              <w:t xml:space="preserve">Working With Us Is Low-Risk by Design</w:t>
+            </w:r>
+          </w:p>
+          <w:p>
+            <w:pPr>
+              <w:keepNext/>
+              <w:keepLines/>
+              <w:spacing w:after="60" w:before="40" w:line="300"/>
+            </w:pPr>
+            <w:r>
+              <w:rPr>
+                <w:rFonts w:ascii="Open Sans" w:cs="Open Sans" w:eastAsia="Open Sans" w:hAnsi="Open Sans"/>
+                <w:color w:val="59595B"/>
+                <w:sz w:val="20"/>
+                <w:szCs w:val="20"/>
+              </w:rPr>
+              <w:t xml:space="preserve">A dedicated pod that knows your environment; 24/7 coverage from the USA + India with a 15-minute critical-response SLA; CrowdStrike-powered security and managed compliance across eight frameworks (HIPAA, SOC 2, PCI, CMMC, GDPR, NIST CSF, CIS, ISO 27001).</w:t>
+            </w:r>
+          </w:p>
+          <w:p>
+            <w:pPr>
+              <w:keepNext w:val="false"/>
+              <w:keepLines/>
+              <w:spacing w:after="60" w:before="40" w:line="300"/>
+            </w:pPr>
+            <w:r>
+              <w:rPr>
+                <w:rFonts w:ascii="Open Sans" w:cs="Open Sans" w:eastAsia="Open Sans" w:hAnsi="Open Sans"/>
+                <w:color w:val="59595B"/>
+                <w:sz w:val="20"/>
+                <w:szCs w:val="20"/>
+              </w:rPr>
+              <w:t xml:space="preserve">Month-to-month-friendly terms, your data stays yours, and every engagement starts with a free assessment — so you prove the fit before you commit. For any CJIS-bound or regulated work, delivery is handled by US-based, background-screened personnel.</w:t>
+            </w:r>
+          </w:p>
+        </w:tc>
+      </w:tr>
+    </w:tbl>
     <w:p>
       <w:pPr>
         <w:spacing w:after="0" w:before="140"/>

--- a/Clients/CDLX/CardLogix-AI-Growth-Report.docx
+++ b/Clients/CDLX/CardLogix-AI-Growth-Report.docx
@@ -368,15 +368,11 @@
       </w:sdtContent>
     </w:sdt>
     <w:p>
-      <w:r>
-        <w:br w:type="page"/>
-      </w:r>
-    </w:p>
-    <w:p>
       <w:pPr>
         <w:pStyle w:val="Heading1"/>
         <w:keepNext/>
-        <w:spacing w:after="120" w:before="480" w:line="240"/>
+        <w:pageBreakBefore/>
+        <w:spacing w:after="120" w:before="0" w:line="240"/>
       </w:pPr>
       <w:r>
         <w:rPr>
@@ -926,7 +922,8 @@
       <w:pPr>
         <w:pStyle w:val="Heading1"/>
         <w:keepNext/>
-        <w:spacing w:after="120" w:before="480" w:line="240"/>
+        <w:pageBreakBefore/>
+        <w:spacing w:after="120" w:before="0" w:line="240"/>
       </w:pPr>
       <w:r>
         <w:rPr>
@@ -1854,7 +1851,8 @@
       <w:pPr>
         <w:pStyle w:val="Heading1"/>
         <w:keepNext/>
-        <w:spacing w:after="120" w:before="480" w:line="240"/>
+        <w:pageBreakBefore/>
+        <w:spacing w:after="120" w:before="0" w:line="240"/>
       </w:pPr>
       <w:r>
         <w:rPr>
@@ -2457,9 +2455,56 @@
     </w:p>
     <w:p>
       <w:pPr>
+        <w:spacing w:after="0" w:before="120"/>
+      </w:pPr>
+      <w:r>
+        <w:t xml:space="preserve"/>
+      </w:r>
+    </w:p>
+    <w:p>
+      <w:pPr>
+        <w:pStyle w:val="Heading2"/>
+        <w:keepNext/>
+        <w:keepLines/>
+        <w:spacing w:after="120" w:before="280"/>
+      </w:pPr>
+      <w:r>
+        <w:rPr>
+          <w:rFonts w:ascii="Open Sans" w:cs="Open Sans" w:eastAsia="Open Sans" w:hAnsi="Open Sans"/>
+          <w:b/>
+          <w:bCs/>
+          <w:color w:val="CC0000"/>
+          <w:sz w:val="26"/>
+          <w:szCs w:val="26"/>
+        </w:rPr>
+        <w:t xml:space="preserve">The Cost of Waiting</w:t>
+      </w:r>
+    </w:p>
+    <w:p>
+      <w:pPr>
+        <w:spacing w:after="140" w:before="0" w:line="320"/>
+        <w:jc w:val="both"/>
+      </w:pPr>
+      <w:r>
+        <w:rPr>
+          <w:rFonts w:ascii="Open Sans" w:cs="Open Sans" w:eastAsia="Open Sans" w:hAnsi="Open Sans"/>
+          <w:b w:val="false"/>
+          <w:bCs w:val="false"/>
+          <w:i w:val="false"/>
+          <w:iCs w:val="false"/>
+          <w:color w:val="59595B"/>
+          <w:sz w:val="22"/>
+          <w:szCs w:val="22"/>
+        </w:rPr>
+        <w:t xml:space="preserve">This window does not stay open indefinitely. The MFA mandates are already live — CJIS has required it for criminal-justice access since October 1, 2024 — so agencies and insurance-driven private buyers are choosing managed-services partners now, not later. Every quarter CardLogix waits to put a delivery wrap behind its credentials is a quarter the larger incumbent, HID Global, gets to answer the "who runs it after we sell it?" question for those buyers first — and the partner an agency picks for its first CJIS deployment is hard and expensive to displace afterward. The white space is open today; it does not stay open while competitors build their own delivery story. The cost of waiting is not zero — it is a deal defaulting to the vendor with the more complete answer.</w:t>
+      </w:r>
+    </w:p>
+    <w:p>
+      <w:pPr>
         <w:pStyle w:val="Heading1"/>
         <w:keepNext/>
-        <w:spacing w:after="120" w:before="480" w:line="240"/>
+        <w:pageBreakBefore/>
+        <w:spacing w:after="120" w:before="0" w:line="240"/>
       </w:pPr>
       <w:r>
         <w:rPr>
@@ -4612,7 +4657,8 @@
       <w:pPr>
         <w:pStyle w:val="Heading1"/>
         <w:keepNext/>
-        <w:spacing w:after="120" w:before="480" w:line="240"/>
+        <w:pageBreakBefore/>
+        <w:spacing w:after="120" w:before="0" w:line="240"/>
       </w:pPr>
       <w:r>
         <w:rPr>
@@ -5721,7 +5767,8 @@
       <w:pPr>
         <w:pStyle w:val="Heading1"/>
         <w:keepNext/>
-        <w:spacing w:after="120" w:before="480" w:line="240"/>
+        <w:pageBreakBefore/>
+        <w:spacing w:after="120" w:before="0" w:line="240"/>
       </w:pPr>
       <w:r>
         <w:rPr>
@@ -6806,9 +6853,534 @@
     </w:tbl>
     <w:p>
       <w:pPr>
+        <w:spacing w:after="0" w:before="200"/>
+      </w:pPr>
+      <w:r>
+        <w:t xml:space="preserve"/>
+      </w:r>
+    </w:p>
+    <w:p>
+      <w:pPr>
+        <w:pStyle w:val="Heading2"/>
+        <w:keepNext/>
+        <w:keepLines/>
+        <w:spacing w:after="120" w:before="280"/>
+      </w:pPr>
+      <w:r>
+        <w:rPr>
+          <w:rFonts w:ascii="Open Sans" w:cs="Open Sans" w:eastAsia="Open Sans" w:hAnsi="Open Sans"/>
+          <w:b/>
+          <w:bCs/>
+          <w:color w:val="006DB6"/>
+          <w:sz w:val="26"/>
+          <w:szCs w:val="26"/>
+        </w:rPr>
+        <w:t xml:space="preserve">How We Keep AI Affordable — Seven Models, Routed by Task</w:t>
+      </w:r>
+    </w:p>
+    <w:p>
+      <w:pPr>
+        <w:spacing w:after="140" w:before="0" w:line="320"/>
+        <w:jc w:val="both"/>
+      </w:pPr>
+      <w:r>
+        <w:rPr>
+          <w:rFonts w:ascii="Open Sans" w:cs="Open Sans" w:eastAsia="Open Sans" w:hAnsi="Open Sans"/>
+          <w:b w:val="false"/>
+          <w:bCs w:val="false"/>
+          <w:i w:val="false"/>
+          <w:iCs w:val="false"/>
+          <w:color w:val="59595B"/>
+          <w:sz w:val="22"/>
+          <w:szCs w:val="22"/>
+        </w:rPr>
+        <w:t xml:space="preserve">A fair question about running AI across authority content, account intelligence, and compliance evidence: won’t the token bill be enormous? Not the way Technijian builds it. We do not wire every task to one expensive model — our platform routes across roughly seven models, spanning three AI vendors and three capability tiers, and sends each sub-task to the cheapest model that can do it well.</w:t>
+      </w:r>
+    </w:p>
+    <w:tbl>
+      <w:tblPr>
+        <w:tblW w:type="dxa" w:w="9360"/>
+        <w:tblBorders>
+          <w:top w:val="single" w:color="auto" w:sz="4"/>
+          <w:left w:val="single" w:color="auto" w:sz="4"/>
+          <w:bottom w:val="single" w:color="auto" w:sz="4"/>
+          <w:right w:val="single" w:color="auto" w:sz="4"/>
+          <w:insideH w:val="single" w:color="auto" w:sz="4"/>
+          <w:insideV w:val="single" w:color="auto" w:sz="4"/>
+        </w:tblBorders>
+      </w:tblPr>
+      <w:tblGrid>
+        <w:gridCol w:w="2448"/>
+        <w:gridCol w:w="4752"/>
+        <w:gridCol w:w="2160"/>
+      </w:tblGrid>
+      <w:tr>
+        <w:trPr>
+          <w:cantSplit/>
+          <w:tblHeader/>
+        </w:trPr>
+        <w:tc>
+          <w:tcPr>
+            <w:tcW w:type="dxa" w:w="2448"/>
+            <w:tcBorders>
+              <w:top w:val="single" w:color="E9ECEF" w:sz="4"/>
+              <w:left w:val="single" w:color="E9ECEF" w:sz="4"/>
+              <w:bottom w:val="single" w:color="E9ECEF" w:sz="4"/>
+              <w:right w:val="single" w:color="E9ECEF" w:sz="4"/>
+            </w:tcBorders>
+            <w:shd w:fill="1A1A2E" w:val="clear"/>
+            <w:tcMar>
+              <w:top w:type="dxa" w:w="120"/>
+              <w:left w:type="dxa" w:w="140"/>
+              <w:bottom w:type="dxa" w:w="120"/>
+              <w:right w:type="dxa" w:w="140"/>
+            </w:tcMar>
+            <w:vAlign w:val="center"/>
+          </w:tcPr>
+          <w:p>
+            <w:pPr>
+              <w:jc w:val="left"/>
+            </w:pPr>
+            <w:r>
+              <w:rPr>
+                <w:rFonts w:ascii="Open Sans" w:cs="Open Sans" w:eastAsia="Open Sans" w:hAnsi="Open Sans"/>
+                <w:b/>
+                <w:bCs/>
+                <w:color w:val="FFFFFF"/>
+                <w:sz w:val="20"/>
+                <w:szCs w:val="20"/>
+              </w:rPr>
+              <w:t xml:space="preserve">Tier</w:t>
+            </w:r>
+          </w:p>
+        </w:tc>
+        <w:tc>
+          <w:tcPr>
+            <w:tcW w:type="dxa" w:w="4752"/>
+            <w:tcBorders>
+              <w:top w:val="single" w:color="E9ECEF" w:sz="4"/>
+              <w:left w:val="single" w:color="E9ECEF" w:sz="4"/>
+              <w:bottom w:val="single" w:color="E9ECEF" w:sz="4"/>
+              <w:right w:val="single" w:color="E9ECEF" w:sz="4"/>
+            </w:tcBorders>
+            <w:shd w:fill="1A1A2E" w:val="clear"/>
+            <w:tcMar>
+              <w:top w:type="dxa" w:w="120"/>
+              <w:left w:type="dxa" w:w="140"/>
+              <w:bottom w:type="dxa" w:w="120"/>
+              <w:right w:type="dxa" w:w="140"/>
+            </w:tcMar>
+            <w:vAlign w:val="center"/>
+          </w:tcPr>
+          <w:p>
+            <w:pPr>
+              <w:jc w:val="left"/>
+            </w:pPr>
+            <w:r>
+              <w:rPr>
+                <w:rFonts w:ascii="Open Sans" w:cs="Open Sans" w:eastAsia="Open Sans" w:hAnsi="Open Sans"/>
+                <w:b/>
+                <w:bCs/>
+                <w:color w:val="FFFFFF"/>
+                <w:sz w:val="20"/>
+                <w:szCs w:val="20"/>
+              </w:rPr>
+              <w:t xml:space="preserve">What It Does</w:t>
+            </w:r>
+          </w:p>
+        </w:tc>
+        <w:tc>
+          <w:tcPr>
+            <w:tcW w:type="dxa" w:w="2160"/>
+            <w:tcBorders>
+              <w:top w:val="single" w:color="E9ECEF" w:sz="4"/>
+              <w:left w:val="single" w:color="E9ECEF" w:sz="4"/>
+              <w:bottom w:val="single" w:color="E9ECEF" w:sz="4"/>
+              <w:right w:val="single" w:color="E9ECEF" w:sz="4"/>
+            </w:tcBorders>
+            <w:shd w:fill="1A1A2E" w:val="clear"/>
+            <w:tcMar>
+              <w:top w:type="dxa" w:w="120"/>
+              <w:left w:type="dxa" w:w="140"/>
+              <w:bottom w:type="dxa" w:w="120"/>
+              <w:right w:type="dxa" w:w="140"/>
+            </w:tcMar>
+            <w:vAlign w:val="center"/>
+          </w:tcPr>
+          <w:p>
+            <w:pPr>
+              <w:jc w:val="center"/>
+            </w:pPr>
+            <w:r>
+              <w:rPr>
+                <w:rFonts w:ascii="Open Sans" w:cs="Open Sans" w:eastAsia="Open Sans" w:hAnsi="Open Sans"/>
+                <w:b/>
+                <w:bCs/>
+                <w:color w:val="FFFFFF"/>
+                <w:sz w:val="20"/>
+                <w:szCs w:val="20"/>
+              </w:rPr>
+              <w:t xml:space="preserve">Share of Work</w:t>
+            </w:r>
+          </w:p>
+        </w:tc>
+      </w:tr>
+      <w:tr>
+        <w:trPr>
+          <w:cantSplit/>
+        </w:trPr>
+        <w:tc>
+          <w:tcPr>
+            <w:tcW w:type="dxa" w:w="2448"/>
+            <w:tcBorders>
+              <w:top w:val="single" w:color="E9ECEF" w:sz="4"/>
+              <w:left w:val="single" w:color="E9ECEF" w:sz="4"/>
+              <w:bottom w:val="single" w:color="E9ECEF" w:sz="4"/>
+              <w:right w:val="single" w:color="E9ECEF" w:sz="4"/>
+            </w:tcBorders>
+            <w:shd w:fill="FFFFFF" w:val="clear"/>
+            <w:tcMar>
+              <w:top w:type="dxa" w:w="100"/>
+              <w:left w:type="dxa" w:w="140"/>
+              <w:bottom w:type="dxa" w:w="100"/>
+              <w:right w:type="dxa" w:w="140"/>
+            </w:tcMar>
+            <w:vAlign w:val="center"/>
+          </w:tcPr>
+          <w:p>
+            <w:pPr>
+              <w:jc w:val="left"/>
+            </w:pPr>
+            <w:r>
+              <w:rPr>
+                <w:rFonts w:ascii="Open Sans" w:cs="Open Sans" w:eastAsia="Open Sans" w:hAnsi="Open Sans"/>
+                <w:b/>
+                <w:bCs/>
+                <w:color w:val="59595B"/>
+                <w:sz w:val="20"/>
+                <w:szCs w:val="20"/>
+              </w:rPr>
+              <w:t xml:space="preserve">Frontier (premium)</w:t>
+            </w:r>
+          </w:p>
+        </w:tc>
+        <w:tc>
+          <w:tcPr>
+            <w:tcW w:type="dxa" w:w="4752"/>
+            <w:tcBorders>
+              <w:top w:val="single" w:color="E9ECEF" w:sz="4"/>
+              <w:left w:val="single" w:color="E9ECEF" w:sz="4"/>
+              <w:bottom w:val="single" w:color="E9ECEF" w:sz="4"/>
+              <w:right w:val="single" w:color="E9ECEF" w:sz="4"/>
+            </w:tcBorders>
+            <w:shd w:fill="FFFFFF" w:val="clear"/>
+            <w:tcMar>
+              <w:top w:type="dxa" w:w="100"/>
+              <w:left w:type="dxa" w:w="140"/>
+              <w:bottom w:type="dxa" w:w="100"/>
+              <w:right w:type="dxa" w:w="140"/>
+            </w:tcMar>
+            <w:vAlign w:val="center"/>
+          </w:tcPr>
+          <w:p>
+            <w:pPr>
+              <w:jc w:val="left"/>
+            </w:pPr>
+            <w:r>
+              <w:rPr>
+                <w:rFonts w:ascii="Open Sans" w:cs="Open Sans" w:eastAsia="Open Sans" w:hAnsi="Open Sans"/>
+                <w:b w:val="false"/>
+                <w:bCs w:val="false"/>
+                <w:color w:val="59595B"/>
+                <w:sz w:val="20"/>
+                <w:szCs w:val="20"/>
+              </w:rPr>
+              <w:t xml:space="preserve">The hardest judgment only — final brand-voice pass, compliance-critical answers, the deepest reasoning</w:t>
+            </w:r>
+          </w:p>
+        </w:tc>
+        <w:tc>
+          <w:tcPr>
+            <w:tcW w:type="dxa" w:w="2160"/>
+            <w:tcBorders>
+              <w:top w:val="single" w:color="E9ECEF" w:sz="4"/>
+              <w:left w:val="single" w:color="E9ECEF" w:sz="4"/>
+              <w:bottom w:val="single" w:color="E9ECEF" w:sz="4"/>
+              <w:right w:val="single" w:color="E9ECEF" w:sz="4"/>
+            </w:tcBorders>
+            <w:shd w:fill="FFFFFF" w:val="clear"/>
+            <w:tcMar>
+              <w:top w:type="dxa" w:w="100"/>
+              <w:left w:type="dxa" w:w="140"/>
+              <w:bottom w:type="dxa" w:w="100"/>
+              <w:right w:type="dxa" w:w="140"/>
+            </w:tcMar>
+            <w:vAlign w:val="center"/>
+          </w:tcPr>
+          <w:p>
+            <w:pPr>
+              <w:jc w:val="center"/>
+            </w:pPr>
+            <w:r>
+              <w:rPr>
+                <w:rFonts w:ascii="Open Sans" w:cs="Open Sans" w:eastAsia="Open Sans" w:hAnsi="Open Sans"/>
+                <w:b/>
+                <w:bCs/>
+                <w:color w:val="006DB6"/>
+                <w:sz w:val="20"/>
+                <w:szCs w:val="20"/>
+              </w:rPr>
+              <w:t xml:space="preserve">~5–10%</w:t>
+            </w:r>
+          </w:p>
+        </w:tc>
+      </w:tr>
+      <w:tr>
+        <w:trPr>
+          <w:cantSplit/>
+        </w:trPr>
+        <w:tc>
+          <w:tcPr>
+            <w:tcW w:type="dxa" w:w="2448"/>
+            <w:tcBorders>
+              <w:top w:val="single" w:color="E9ECEF" w:sz="4"/>
+              <w:left w:val="single" w:color="E9ECEF" w:sz="4"/>
+              <w:bottom w:val="single" w:color="E9ECEF" w:sz="4"/>
+              <w:right w:val="single" w:color="E9ECEF" w:sz="4"/>
+            </w:tcBorders>
+            <w:shd w:fill="F8F9FA" w:val="clear"/>
+            <w:tcMar>
+              <w:top w:type="dxa" w:w="100"/>
+              <w:left w:type="dxa" w:w="140"/>
+              <w:bottom w:type="dxa" w:w="100"/>
+              <w:right w:type="dxa" w:w="140"/>
+            </w:tcMar>
+            <w:vAlign w:val="center"/>
+          </w:tcPr>
+          <w:p>
+            <w:pPr>
+              <w:jc w:val="left"/>
+            </w:pPr>
+            <w:r>
+              <w:rPr>
+                <w:rFonts w:ascii="Open Sans" w:cs="Open Sans" w:eastAsia="Open Sans" w:hAnsi="Open Sans"/>
+                <w:b/>
+                <w:bCs/>
+                <w:color w:val="59595B"/>
+                <w:sz w:val="20"/>
+                <w:szCs w:val="20"/>
+              </w:rPr>
+              <w:t xml:space="preserve">Workhorse (balanced)</w:t>
+            </w:r>
+          </w:p>
+        </w:tc>
+        <w:tc>
+          <w:tcPr>
+            <w:tcW w:type="dxa" w:w="4752"/>
+            <w:tcBorders>
+              <w:top w:val="single" w:color="E9ECEF" w:sz="4"/>
+              <w:left w:val="single" w:color="E9ECEF" w:sz="4"/>
+              <w:bottom w:val="single" w:color="E9ECEF" w:sz="4"/>
+              <w:right w:val="single" w:color="E9ECEF" w:sz="4"/>
+            </w:tcBorders>
+            <w:shd w:fill="F8F9FA" w:val="clear"/>
+            <w:tcMar>
+              <w:top w:type="dxa" w:w="100"/>
+              <w:left w:type="dxa" w:w="140"/>
+              <w:bottom w:type="dxa" w:w="100"/>
+              <w:right w:type="dxa" w:w="140"/>
+            </w:tcMar>
+            <w:vAlign w:val="center"/>
+          </w:tcPr>
+          <w:p>
+            <w:pPr>
+              <w:jc w:val="left"/>
+            </w:pPr>
+            <w:r>
+              <w:rPr>
+                <w:rFonts w:ascii="Open Sans" w:cs="Open Sans" w:eastAsia="Open Sans" w:hAnsi="Open Sans"/>
+                <w:b w:val="false"/>
+                <w:bCs w:val="false"/>
+                <w:color w:val="59595B"/>
+                <w:sz w:val="20"/>
+                <w:szCs w:val="20"/>
+              </w:rPr>
+              <w:t xml:space="preserve">The bulk of drafting and reasoning — content, outreach personalization, summarization, account scoring</w:t>
+            </w:r>
+          </w:p>
+        </w:tc>
+        <w:tc>
+          <w:tcPr>
+            <w:tcW w:type="dxa" w:w="2160"/>
+            <w:tcBorders>
+              <w:top w:val="single" w:color="E9ECEF" w:sz="4"/>
+              <w:left w:val="single" w:color="E9ECEF" w:sz="4"/>
+              <w:bottom w:val="single" w:color="E9ECEF" w:sz="4"/>
+              <w:right w:val="single" w:color="E9ECEF" w:sz="4"/>
+            </w:tcBorders>
+            <w:shd w:fill="F8F9FA" w:val="clear"/>
+            <w:tcMar>
+              <w:top w:type="dxa" w:w="100"/>
+              <w:left w:type="dxa" w:w="140"/>
+              <w:bottom w:type="dxa" w:w="100"/>
+              <w:right w:type="dxa" w:w="140"/>
+            </w:tcMar>
+            <w:vAlign w:val="center"/>
+          </w:tcPr>
+          <w:p>
+            <w:pPr>
+              <w:jc w:val="center"/>
+            </w:pPr>
+            <w:r>
+              <w:rPr>
+                <w:rFonts w:ascii="Open Sans" w:cs="Open Sans" w:eastAsia="Open Sans" w:hAnsi="Open Sans"/>
+                <w:b w:val="false"/>
+                <w:bCs w:val="false"/>
+                <w:color w:val="1EAAC8"/>
+                <w:sz w:val="20"/>
+                <w:szCs w:val="20"/>
+              </w:rPr>
+              <w:t xml:space="preserve">~30–40%</w:t>
+            </w:r>
+          </w:p>
+        </w:tc>
+      </w:tr>
+      <w:tr>
+        <w:trPr>
+          <w:cantSplit/>
+        </w:trPr>
+        <w:tc>
+          <w:tcPr>
+            <w:tcW w:type="dxa" w:w="2448"/>
+            <w:tcBorders>
+              <w:top w:val="single" w:color="E9ECEF" w:sz="4"/>
+              <w:left w:val="single" w:color="E9ECEF" w:sz="4"/>
+              <w:bottom w:val="single" w:color="E9ECEF" w:sz="4"/>
+              <w:right w:val="single" w:color="E9ECEF" w:sz="4"/>
+            </w:tcBorders>
+            <w:shd w:fill="FFFFFF" w:val="clear"/>
+            <w:tcMar>
+              <w:top w:type="dxa" w:w="100"/>
+              <w:left w:type="dxa" w:w="140"/>
+              <w:bottom w:type="dxa" w:w="100"/>
+              <w:right w:type="dxa" w:w="140"/>
+            </w:tcMar>
+            <w:vAlign w:val="center"/>
+          </w:tcPr>
+          <w:p>
+            <w:pPr>
+              <w:jc w:val="left"/>
+            </w:pPr>
+            <w:r>
+              <w:rPr>
+                <w:rFonts w:ascii="Open Sans" w:cs="Open Sans" w:eastAsia="Open Sans" w:hAnsi="Open Sans"/>
+                <w:b/>
+                <w:bCs/>
+                <w:color w:val="59595B"/>
+                <w:sz w:val="20"/>
+                <w:szCs w:val="20"/>
+              </w:rPr>
+              <w:t xml:space="preserve">Lightweight (low-cost)</w:t>
+            </w:r>
+          </w:p>
+        </w:tc>
+        <w:tc>
+          <w:tcPr>
+            <w:tcW w:type="dxa" w:w="4752"/>
+            <w:tcBorders>
+              <w:top w:val="single" w:color="E9ECEF" w:sz="4"/>
+              <w:left w:val="single" w:color="E9ECEF" w:sz="4"/>
+              <w:bottom w:val="single" w:color="E9ECEF" w:sz="4"/>
+              <w:right w:val="single" w:color="E9ECEF" w:sz="4"/>
+            </w:tcBorders>
+            <w:shd w:fill="FFFFFF" w:val="clear"/>
+            <w:tcMar>
+              <w:top w:type="dxa" w:w="100"/>
+              <w:left w:type="dxa" w:w="140"/>
+              <w:bottom w:type="dxa" w:w="100"/>
+              <w:right w:type="dxa" w:w="140"/>
+            </w:tcMar>
+            <w:vAlign w:val="center"/>
+          </w:tcPr>
+          <w:p>
+            <w:pPr>
+              <w:jc w:val="left"/>
+            </w:pPr>
+            <w:r>
+              <w:rPr>
+                <w:rFonts w:ascii="Open Sans" w:cs="Open Sans" w:eastAsia="Open Sans" w:hAnsi="Open Sans"/>
+                <w:b w:val="false"/>
+                <w:bCs w:val="false"/>
+                <w:color w:val="59595B"/>
+                <w:sz w:val="20"/>
+                <w:szCs w:val="20"/>
+              </w:rPr>
+              <w:t xml:space="preserve">High-volume mechanical work — classification, extraction, enriching and tagging thousands of agency and integrator records</w:t>
+            </w:r>
+          </w:p>
+        </w:tc>
+        <w:tc>
+          <w:tcPr>
+            <w:tcW w:type="dxa" w:w="2160"/>
+            <w:tcBorders>
+              <w:top w:val="single" w:color="E9ECEF" w:sz="4"/>
+              <w:left w:val="single" w:color="E9ECEF" w:sz="4"/>
+              <w:bottom w:val="single" w:color="E9ECEF" w:sz="4"/>
+              <w:right w:val="single" w:color="E9ECEF" w:sz="4"/>
+            </w:tcBorders>
+            <w:shd w:fill="FFFFFF" w:val="clear"/>
+            <w:tcMar>
+              <w:top w:type="dxa" w:w="100"/>
+              <w:left w:type="dxa" w:w="140"/>
+              <w:bottom w:type="dxa" w:w="100"/>
+              <w:right w:type="dxa" w:w="140"/>
+            </w:tcMar>
+            <w:vAlign w:val="center"/>
+          </w:tcPr>
+          <w:p>
+            <w:pPr>
+              <w:jc w:val="center"/>
+            </w:pPr>
+            <w:r>
+              <w:rPr>
+                <w:rFonts w:ascii="Open Sans" w:cs="Open Sans" w:eastAsia="Open Sans" w:hAnsi="Open Sans"/>
+                <w:b w:val="false"/>
+                <w:bCs w:val="false"/>
+                <w:color w:val="59595B"/>
+                <w:sz w:val="20"/>
+                <w:szCs w:val="20"/>
+              </w:rPr>
+              <w:t xml:space="preserve">~50–60%</w:t>
+            </w:r>
+          </w:p>
+        </w:tc>
+      </w:tr>
+    </w:tbl>
+    <w:p>
+      <w:pPr>
+        <w:spacing w:after="140" w:before="80" w:line="320"/>
+        <w:jc w:val="both"/>
+      </w:pPr>
+      <w:r>
+        <w:rPr>
+          <w:rFonts w:ascii="Open Sans" w:cs="Open Sans" w:eastAsia="Open Sans" w:hAnsi="Open Sans"/>
+          <w:b w:val="false"/>
+          <w:bCs w:val="false"/>
+          <w:i w:val="false"/>
+          <w:iCs w:val="false"/>
+          <w:color w:val="59595B"/>
+          <w:sz w:val="22"/>
+          <w:szCs w:val="22"/>
+        </w:rPr>
+        <w:t xml:space="preserve">The result: CardLogix pays premium-model prices only for the small slice of work that warrants them — typically a 60–80% lower run cost than routing everything to one top-tier model, with no quality loss where it counts. A single piece of CJIS-authority content is drafted by a low-cost model, tightened and fact-checked by a mid model, and given a final brand-and-accuracy pass by a frontier model — instead of one premium model doing all three at roughly triple the cost. That is the kind of AI-engineering depth a partner brings that wiring everything to one chatbot does not.</w:t>
+      </w:r>
+    </w:p>
+    <w:p>
+      <w:pPr>
         <w:pStyle w:val="Heading1"/>
         <w:keepNext/>
-        <w:spacing w:after="120" w:before="480" w:line="240"/>
+        <w:pageBreakBefore/>
+        <w:spacing w:after="120" w:before="0" w:line="240"/>
       </w:pPr>
       <w:r>
         <w:rPr>
@@ -6817,7 +7389,7 @@
           <w:sz w:val="2"/>
           <w:szCs w:val="2"/>
         </w:rPr>
-        <w:t xml:space="preserve">07  The AI Growth Engine</w:t>
+        <w:t xml:space="preserve">07  Understanding AI — A Field Guide for CardLogix Leadership</w:t>
       </w:r>
     </w:p>
     <w:tbl>
@@ -6881,7 +7453,2087 @@
                 <w:sz w:val="34"/>
                 <w:szCs w:val="34"/>
               </w:rPr>
-              <w:t xml:space="preserve">07  The AI Growth Engine</w:t>
+              <w:t xml:space="preserve">07  Understanding AI — A Field Guide for CardLogix Leadership</w:t>
+            </w:r>
+          </w:p>
+        </w:tc>
+      </w:tr>
+    </w:tbl>
+    <w:p>
+      <w:pPr>
+        <w:spacing w:after="0" w:before="100"/>
+      </w:pPr>
+      <w:r>
+        <w:t xml:space="preserve"/>
+      </w:r>
+    </w:p>
+    <w:p>
+      <w:pPr>
+        <w:spacing w:after="140" w:before="0" w:line="320"/>
+        <w:jc w:val="both"/>
+      </w:pPr>
+      <w:r>
+        <w:rPr>
+          <w:rFonts w:ascii="Open Sans" w:cs="Open Sans" w:eastAsia="Open Sans" w:hAnsi="Open Sans"/>
+          <w:b w:val="false"/>
+          <w:bCs w:val="false"/>
+          <w:i w:val="false"/>
+          <w:iCs w:val="false"/>
+          <w:color w:val="59595B"/>
+          <w:sz w:val="22"/>
+          <w:szCs w:val="22"/>
+        </w:rPr>
+        <w:t xml:space="preserve">This section exists to make the rest of this report easy to evaluate. No jargon, no hype — just what AI is, where CardLogix sits today, how to adopt it without risk, and what comparable organizations are already doing. The goal is that Nick, and in turn Sebastien and Tom, can judge every recommendation that follows on its merits.</w:t>
+      </w:r>
+    </w:p>
+    <w:p>
+      <w:pPr>
+        <w:spacing w:after="0" w:before="140"/>
+      </w:pPr>
+      <w:r>
+        <w:t xml:space="preserve"/>
+      </w:r>
+    </w:p>
+    <w:p>
+      <w:pPr>
+        <w:pStyle w:val="Heading2"/>
+        <w:keepNext/>
+        <w:keepLines/>
+        <w:spacing w:after="120" w:before="280"/>
+      </w:pPr>
+      <w:r>
+        <w:rPr>
+          <w:rFonts w:ascii="Open Sans" w:cs="Open Sans" w:eastAsia="Open Sans" w:hAnsi="Open Sans"/>
+          <w:b/>
+          <w:bCs/>
+          <w:color w:val="006DB6"/>
+          <w:sz w:val="26"/>
+          <w:szCs w:val="26"/>
+        </w:rPr>
+        <w:t xml:space="preserve">What AI Actually Is — and Isn’t</w:t>
+      </w:r>
+    </w:p>
+    <w:p>
+      <w:pPr>
+        <w:spacing w:after="140" w:before="0" w:line="320"/>
+        <w:jc w:val="both"/>
+      </w:pPr>
+      <w:r>
+        <w:rPr>
+          <w:rFonts w:ascii="Open Sans" w:cs="Open Sans" w:eastAsia="Open Sans" w:hAnsi="Open Sans"/>
+          <w:b w:val="false"/>
+          <w:bCs w:val="false"/>
+          <w:i w:val="false"/>
+          <w:iCs w:val="false"/>
+          <w:color w:val="59595B"/>
+          <w:sz w:val="22"/>
+          <w:szCs w:val="22"/>
+        </w:rPr>
+        <w:t xml:space="preserve">As MIT Sloan puts it, a leader needs to know what AI can and cannot do — not how to build it. In practice, the only distinction that matters for planning is this:</w:t>
+      </w:r>
+    </w:p>
+    <w:p>
+      <w:pPr>
+        <w:pStyle w:val="ListParagraph"/>
+        <w:numPr>
+          <w:ilvl w:val="0"/>
+          <w:numId w:val="2"/>
+        </w:numPr>
+        <w:spacing w:after="80" w:before="40" w:line="300"/>
+      </w:pPr>
+      <w:r>
+        <w:rPr>
+          <w:rFonts w:ascii="Open Sans" w:cs="Open Sans" w:eastAsia="Open Sans" w:hAnsi="Open Sans"/>
+          <w:color w:val="59595B"/>
+          <w:sz w:val="22"/>
+          <w:szCs w:val="22"/>
+        </w:rPr>
+        <w:t xml:space="preserve">Automation (workflows): the AI follows a path you define — predictable and low-risk. For example, "draft this CJIS audit-evidence pack from these control records." This is where almost all near-term value lives.</w:t>
+      </w:r>
+    </w:p>
+    <w:p>
+      <w:pPr>
+        <w:pStyle w:val="ListParagraph"/>
+        <w:numPr>
+          <w:ilvl w:val="0"/>
+          <w:numId w:val="2"/>
+        </w:numPr>
+        <w:spacing w:after="80" w:before="40" w:line="300"/>
+      </w:pPr>
+      <w:r>
+        <w:rPr>
+          <w:rFonts w:ascii="Open Sans" w:cs="Open Sans" w:eastAsia="Open Sans" w:hAnsi="Open Sans"/>
+          <w:color w:val="59595B"/>
+          <w:sz w:val="22"/>
+          <w:szCs w:val="22"/>
+        </w:rPr>
+        <w:t xml:space="preserve">Agents: the AI decides the steps itself — more flexible, and it needs human oversight. For example, "watch named agency grant cycles and flag what needs outreach." This comes later, where it earns its place.</w:t>
+      </w:r>
+    </w:p>
+    <w:p>
+      <w:pPr>
+        <w:spacing w:after="140" w:before="0" w:line="320"/>
+        <w:jc w:val="both"/>
+      </w:pPr>
+      <w:r>
+        <w:rPr>
+          <w:rFonts w:ascii="Open Sans" w:cs="Open Sans" w:eastAsia="Open Sans" w:hAnsi="Open Sans"/>
+          <w:b w:val="false"/>
+          <w:bCs w:val="false"/>
+          <w:i w:val="false"/>
+          <w:iCs w:val="false"/>
+          <w:color w:val="59595B"/>
+          <w:sz w:val="22"/>
+          <w:szCs w:val="22"/>
+        </w:rPr>
+        <w:t xml:space="preserve">The operating principle (Anthropic’s guidance on building AI systems) is to use the simplest thing that works. CardLogix starts with simple automations that pay off in the first 90 days, and adds autonomous agents only where the value is proven — which is exactly how the roadmap in this report is sequenced.</w:t>
+      </w:r>
+    </w:p>
+    <w:p>
+      <w:pPr>
+        <w:spacing w:after="0" w:before="140"/>
+      </w:pPr>
+      <w:r>
+        <w:t xml:space="preserve"/>
+      </w:r>
+    </w:p>
+    <w:p>
+      <w:pPr>
+        <w:pStyle w:val="Heading2"/>
+        <w:keepNext/>
+        <w:keepLines/>
+        <w:spacing w:after="120" w:before="280"/>
+      </w:pPr>
+      <w:r>
+        <w:rPr>
+          <w:rFonts w:ascii="Open Sans" w:cs="Open Sans" w:eastAsia="Open Sans" w:hAnsi="Open Sans"/>
+          <w:b/>
+          <w:bCs/>
+          <w:color w:val="006DB6"/>
+          <w:sz w:val="26"/>
+          <w:szCs w:val="26"/>
+        </w:rPr>
+        <w:t xml:space="preserve">Where CardLogix Sits Today — The AI Maturity Ladder</w:t>
+      </w:r>
+    </w:p>
+    <w:p>
+      <w:pPr>
+        <w:spacing w:after="140" w:before="0" w:line="320"/>
+        <w:jc w:val="both"/>
+      </w:pPr>
+      <w:r>
+        <w:rPr>
+          <w:rFonts w:ascii="Open Sans" w:cs="Open Sans" w:eastAsia="Open Sans" w:hAnsi="Open Sans"/>
+          <w:b w:val="false"/>
+          <w:bCs w:val="false"/>
+          <w:i w:val="false"/>
+          <w:iCs w:val="false"/>
+          <w:color w:val="59595B"/>
+          <w:sz w:val="22"/>
+          <w:szCs w:val="22"/>
+        </w:rPr>
+        <w:t xml:space="preserve">Most established, well-run companies — including CardLogix — sit at the first or second rung of a widely-used five-stage AI maturity model (consistent with Gartner and Google Cloud frameworks). The leaders in any field are only one or two rungs higher, and the gap closes in months, not years.</w:t>
+      </w:r>
+    </w:p>
+    <w:p>
+      <w:pPr>
+        <w:spacing w:after="0" w:before="80"/>
+      </w:pPr>
+      <w:r>
+        <w:t xml:space="preserve"/>
+      </w:r>
+    </w:p>
+    <w:tbl>
+      <w:tblPr>
+        <w:tblW w:type="dxa" w:w="9360"/>
+        <w:tblBorders>
+          <w:top w:val="single" w:color="auto" w:sz="4"/>
+          <w:left w:val="single" w:color="auto" w:sz="4"/>
+          <w:bottom w:val="single" w:color="auto" w:sz="4"/>
+          <w:right w:val="single" w:color="auto" w:sz="4"/>
+          <w:insideH w:val="single" w:color="auto" w:sz="4"/>
+          <w:insideV w:val="single" w:color="auto" w:sz="4"/>
+        </w:tblBorders>
+      </w:tblPr>
+      <w:tblGrid>
+        <w:gridCol w:w="2139"/>
+        <w:gridCol w:w="5348"/>
+        <w:gridCol w:w="1873"/>
+      </w:tblGrid>
+      <w:tr>
+        <w:trPr>
+          <w:cantSplit/>
+          <w:tblHeader/>
+        </w:trPr>
+        <w:tc>
+          <w:tcPr>
+            <w:tcW w:type="dxa" w:w="2139"/>
+            <w:tcBorders>
+              <w:top w:val="single" w:color="E9ECEF" w:sz="4"/>
+              <w:left w:val="single" w:color="E9ECEF" w:sz="4"/>
+              <w:bottom w:val="single" w:color="E9ECEF" w:sz="4"/>
+              <w:right w:val="single" w:color="E9ECEF" w:sz="4"/>
+            </w:tcBorders>
+            <w:shd w:fill="006DB6" w:val="clear"/>
+            <w:tcMar>
+              <w:top w:type="dxa" w:w="120"/>
+              <w:left w:type="dxa" w:w="140"/>
+              <w:bottom w:type="dxa" w:w="120"/>
+              <w:right w:type="dxa" w:w="140"/>
+            </w:tcMar>
+            <w:vAlign w:val="center"/>
+          </w:tcPr>
+          <w:p>
+            <w:pPr>
+              <w:jc w:val="left"/>
+            </w:pPr>
+            <w:r>
+              <w:rPr>
+                <w:rFonts w:ascii="Open Sans" w:cs="Open Sans" w:eastAsia="Open Sans" w:hAnsi="Open Sans"/>
+                <w:b/>
+                <w:bCs/>
+                <w:color w:val="FFFFFF"/>
+                <w:sz w:val="20"/>
+                <w:szCs w:val="20"/>
+              </w:rPr>
+              <w:t xml:space="preserve">Stage</w:t>
+            </w:r>
+          </w:p>
+        </w:tc>
+        <w:tc>
+          <w:tcPr>
+            <w:tcW w:type="dxa" w:w="5348"/>
+            <w:tcBorders>
+              <w:top w:val="single" w:color="E9ECEF" w:sz="4"/>
+              <w:left w:val="single" w:color="E9ECEF" w:sz="4"/>
+              <w:bottom w:val="single" w:color="E9ECEF" w:sz="4"/>
+              <w:right w:val="single" w:color="E9ECEF" w:sz="4"/>
+            </w:tcBorders>
+            <w:shd w:fill="006DB6" w:val="clear"/>
+            <w:tcMar>
+              <w:top w:type="dxa" w:w="120"/>
+              <w:left w:type="dxa" w:w="140"/>
+              <w:bottom w:type="dxa" w:w="120"/>
+              <w:right w:type="dxa" w:w="140"/>
+            </w:tcMar>
+            <w:vAlign w:val="center"/>
+          </w:tcPr>
+          <w:p>
+            <w:pPr>
+              <w:jc w:val="left"/>
+            </w:pPr>
+            <w:r>
+              <w:rPr>
+                <w:rFonts w:ascii="Open Sans" w:cs="Open Sans" w:eastAsia="Open Sans" w:hAnsi="Open Sans"/>
+                <w:b/>
+                <w:bCs/>
+                <w:color w:val="FFFFFF"/>
+                <w:sz w:val="20"/>
+                <w:szCs w:val="20"/>
+              </w:rPr>
+              <w:t xml:space="preserve">What It Looks Like</w:t>
+            </w:r>
+          </w:p>
+        </w:tc>
+        <w:tc>
+          <w:tcPr>
+            <w:tcW w:type="dxa" w:w="1873"/>
+            <w:tcBorders>
+              <w:top w:val="single" w:color="E9ECEF" w:sz="4"/>
+              <w:left w:val="single" w:color="E9ECEF" w:sz="4"/>
+              <w:bottom w:val="single" w:color="E9ECEF" w:sz="4"/>
+              <w:right w:val="single" w:color="E9ECEF" w:sz="4"/>
+            </w:tcBorders>
+            <w:shd w:fill="006DB6" w:val="clear"/>
+            <w:tcMar>
+              <w:top w:type="dxa" w:w="120"/>
+              <w:left w:type="dxa" w:w="140"/>
+              <w:bottom w:type="dxa" w:w="120"/>
+              <w:right w:type="dxa" w:w="140"/>
+            </w:tcMar>
+            <w:vAlign w:val="center"/>
+          </w:tcPr>
+          <w:p>
+            <w:pPr>
+              <w:jc w:val="center"/>
+            </w:pPr>
+            <w:r>
+              <w:rPr>
+                <w:rFonts w:ascii="Open Sans" w:cs="Open Sans" w:eastAsia="Open Sans" w:hAnsi="Open Sans"/>
+                <w:b/>
+                <w:bCs/>
+                <w:color w:val="FFFFFF"/>
+                <w:sz w:val="20"/>
+                <w:szCs w:val="20"/>
+              </w:rPr>
+              <w:t xml:space="preserve">CardLogix Today</w:t>
+            </w:r>
+          </w:p>
+        </w:tc>
+      </w:tr>
+      <w:tr>
+        <w:trPr>
+          <w:cantSplit/>
+        </w:trPr>
+        <w:tc>
+          <w:tcPr>
+            <w:tcW w:type="dxa" w:w="2139"/>
+            <w:tcBorders>
+              <w:top w:val="single" w:color="E9ECEF" w:sz="4"/>
+              <w:left w:val="single" w:color="E9ECEF" w:sz="4"/>
+              <w:bottom w:val="single" w:color="E9ECEF" w:sz="4"/>
+              <w:right w:val="single" w:color="E9ECEF" w:sz="4"/>
+            </w:tcBorders>
+            <w:shd w:fill="FFFFFF" w:val="clear"/>
+            <w:tcMar>
+              <w:top w:type="dxa" w:w="100"/>
+              <w:left w:type="dxa" w:w="140"/>
+              <w:bottom w:type="dxa" w:w="100"/>
+              <w:right w:type="dxa" w:w="140"/>
+            </w:tcMar>
+            <w:vAlign w:val="center"/>
+          </w:tcPr>
+          <w:p>
+            <w:pPr>
+              <w:jc w:val="left"/>
+            </w:pPr>
+            <w:r>
+              <w:rPr>
+                <w:rFonts w:ascii="Open Sans" w:cs="Open Sans" w:eastAsia="Open Sans" w:hAnsi="Open Sans"/>
+                <w:b w:val="false"/>
+                <w:bCs w:val="false"/>
+                <w:color w:val="59595B"/>
+                <w:sz w:val="20"/>
+                <w:szCs w:val="20"/>
+              </w:rPr>
+              <w:t xml:space="preserve">1. Foundational</w:t>
+            </w:r>
+          </w:p>
+        </w:tc>
+        <w:tc>
+          <w:tcPr>
+            <w:tcW w:type="dxa" w:w="5348"/>
+            <w:tcBorders>
+              <w:top w:val="single" w:color="E9ECEF" w:sz="4"/>
+              <w:left w:val="single" w:color="E9ECEF" w:sz="4"/>
+              <w:bottom w:val="single" w:color="E9ECEF" w:sz="4"/>
+              <w:right w:val="single" w:color="E9ECEF" w:sz="4"/>
+            </w:tcBorders>
+            <w:shd w:fill="FFFFFF" w:val="clear"/>
+            <w:tcMar>
+              <w:top w:type="dxa" w:w="100"/>
+              <w:left w:type="dxa" w:w="140"/>
+              <w:bottom w:type="dxa" w:w="100"/>
+              <w:right w:type="dxa" w:w="140"/>
+            </w:tcMar>
+            <w:vAlign w:val="center"/>
+          </w:tcPr>
+          <w:p>
+            <w:pPr>
+              <w:jc w:val="left"/>
+            </w:pPr>
+            <w:r>
+              <w:rPr>
+                <w:rFonts w:ascii="Open Sans" w:cs="Open Sans" w:eastAsia="Open Sans" w:hAnsi="Open Sans"/>
+                <w:b w:val="false"/>
+                <w:bCs w:val="false"/>
+                <w:color w:val="59595B"/>
+                <w:sz w:val="20"/>
+                <w:szCs w:val="20"/>
+              </w:rPr>
+              <w:t xml:space="preserve">Little or no AI; manual, people-dependent processes</w:t>
+            </w:r>
+          </w:p>
+        </w:tc>
+        <w:tc>
+          <w:tcPr>
+            <w:tcW w:type="dxa" w:w="1873"/>
+            <w:tcBorders>
+              <w:top w:val="single" w:color="E9ECEF" w:sz="4"/>
+              <w:left w:val="single" w:color="E9ECEF" w:sz="4"/>
+              <w:bottom w:val="single" w:color="E9ECEF" w:sz="4"/>
+              <w:right w:val="single" w:color="E9ECEF" w:sz="4"/>
+            </w:tcBorders>
+            <w:shd w:fill="FFFFFF" w:val="clear"/>
+            <w:tcMar>
+              <w:top w:type="dxa" w:w="100"/>
+              <w:left w:type="dxa" w:w="140"/>
+              <w:bottom w:type="dxa" w:w="100"/>
+              <w:right w:type="dxa" w:w="140"/>
+            </w:tcMar>
+            <w:vAlign w:val="center"/>
+          </w:tcPr>
+          <w:p>
+            <w:pPr>
+              <w:jc w:val="center"/>
+            </w:pPr>
+            <w:r>
+              <w:rPr>
+                <w:rFonts w:ascii="Open Sans" w:cs="Open Sans" w:eastAsia="Open Sans" w:hAnsi="Open Sans"/>
+                <w:b w:val="false"/>
+                <w:bCs w:val="false"/>
+                <w:color w:val="006DB6"/>
+                <w:sz w:val="20"/>
+                <w:szCs w:val="20"/>
+              </w:rPr>
+              <w:t xml:space="preserve"/>
+            </w:r>
+          </w:p>
+        </w:tc>
+      </w:tr>
+      <w:tr>
+        <w:trPr>
+          <w:cantSplit/>
+        </w:trPr>
+        <w:tc>
+          <w:tcPr>
+            <w:tcW w:type="dxa" w:w="2139"/>
+            <w:tcBorders>
+              <w:top w:val="single" w:color="E9ECEF" w:sz="4"/>
+              <w:left w:val="single" w:color="E9ECEF" w:sz="4"/>
+              <w:bottom w:val="single" w:color="E9ECEF" w:sz="4"/>
+              <w:right w:val="single" w:color="E9ECEF" w:sz="4"/>
+            </w:tcBorders>
+            <w:shd w:fill="F8F9FA" w:val="clear"/>
+            <w:tcMar>
+              <w:top w:type="dxa" w:w="100"/>
+              <w:left w:type="dxa" w:w="140"/>
+              <w:bottom w:type="dxa" w:w="100"/>
+              <w:right w:type="dxa" w:w="140"/>
+            </w:tcMar>
+            <w:vAlign w:val="center"/>
+          </w:tcPr>
+          <w:p>
+            <w:pPr>
+              <w:jc w:val="left"/>
+            </w:pPr>
+            <w:r>
+              <w:rPr>
+                <w:rFonts w:ascii="Open Sans" w:cs="Open Sans" w:eastAsia="Open Sans" w:hAnsi="Open Sans"/>
+                <w:b/>
+                <w:bCs/>
+                <w:color w:val="59595B"/>
+                <w:sz w:val="20"/>
+                <w:szCs w:val="20"/>
+              </w:rPr>
+              <w:t xml:space="preserve">2. Emerging</w:t>
+            </w:r>
+          </w:p>
+        </w:tc>
+        <w:tc>
+          <w:tcPr>
+            <w:tcW w:type="dxa" w:w="5348"/>
+            <w:tcBorders>
+              <w:top w:val="single" w:color="E9ECEF" w:sz="4"/>
+              <w:left w:val="single" w:color="E9ECEF" w:sz="4"/>
+              <w:bottom w:val="single" w:color="E9ECEF" w:sz="4"/>
+              <w:right w:val="single" w:color="E9ECEF" w:sz="4"/>
+            </w:tcBorders>
+            <w:shd w:fill="F8F9FA" w:val="clear"/>
+            <w:tcMar>
+              <w:top w:type="dxa" w:w="100"/>
+              <w:left w:type="dxa" w:w="140"/>
+              <w:bottom w:type="dxa" w:w="100"/>
+              <w:right w:type="dxa" w:w="140"/>
+            </w:tcMar>
+            <w:vAlign w:val="center"/>
+          </w:tcPr>
+          <w:p>
+            <w:pPr>
+              <w:jc w:val="left"/>
+            </w:pPr>
+            <w:r>
+              <w:rPr>
+                <w:rFonts w:ascii="Open Sans" w:cs="Open Sans" w:eastAsia="Open Sans" w:hAnsi="Open Sans"/>
+                <w:b/>
+                <w:bCs/>
+                <w:color w:val="59595B"/>
+                <w:sz w:val="20"/>
+                <w:szCs w:val="20"/>
+              </w:rPr>
+              <w:t xml:space="preserve">Real digital products and content exist (the website, the CJIS/MFA blog), but AI is not yet woven into growth or operations</w:t>
+            </w:r>
+          </w:p>
+        </w:tc>
+        <w:tc>
+          <w:tcPr>
+            <w:tcW w:type="dxa" w:w="1873"/>
+            <w:tcBorders>
+              <w:top w:val="single" w:color="E9ECEF" w:sz="4"/>
+              <w:left w:val="single" w:color="E9ECEF" w:sz="4"/>
+              <w:bottom w:val="single" w:color="E9ECEF" w:sz="4"/>
+              <w:right w:val="single" w:color="E9ECEF" w:sz="4"/>
+            </w:tcBorders>
+            <w:shd w:fill="F8F9FA" w:val="clear"/>
+            <w:tcMar>
+              <w:top w:type="dxa" w:w="100"/>
+              <w:left w:type="dxa" w:w="140"/>
+              <w:bottom w:type="dxa" w:w="100"/>
+              <w:right w:type="dxa" w:w="140"/>
+            </w:tcMar>
+            <w:vAlign w:val="center"/>
+          </w:tcPr>
+          <w:p>
+            <w:pPr>
+              <w:jc w:val="center"/>
+            </w:pPr>
+            <w:r>
+              <w:rPr>
+                <w:rFonts w:ascii="Open Sans" w:cs="Open Sans" w:eastAsia="Open Sans" w:hAnsi="Open Sans"/>
+                <w:b/>
+                <w:bCs/>
+                <w:color w:val="F67D4B"/>
+                <w:sz w:val="20"/>
+                <w:szCs w:val="20"/>
+              </w:rPr>
+              <w:t xml:space="preserve">◀ You are here</w:t>
+            </w:r>
+          </w:p>
+        </w:tc>
+      </w:tr>
+      <w:tr>
+        <w:trPr>
+          <w:cantSplit/>
+        </w:trPr>
+        <w:tc>
+          <w:tcPr>
+            <w:tcW w:type="dxa" w:w="2139"/>
+            <w:tcBorders>
+              <w:top w:val="single" w:color="E9ECEF" w:sz="4"/>
+              <w:left w:val="single" w:color="E9ECEF" w:sz="4"/>
+              <w:bottom w:val="single" w:color="E9ECEF" w:sz="4"/>
+              <w:right w:val="single" w:color="E9ECEF" w:sz="4"/>
+            </w:tcBorders>
+            <w:shd w:fill="FFFFFF" w:val="clear"/>
+            <w:tcMar>
+              <w:top w:type="dxa" w:w="100"/>
+              <w:left w:type="dxa" w:w="140"/>
+              <w:bottom w:type="dxa" w:w="100"/>
+              <w:right w:type="dxa" w:w="140"/>
+            </w:tcMar>
+            <w:vAlign w:val="center"/>
+          </w:tcPr>
+          <w:p>
+            <w:pPr>
+              <w:jc w:val="left"/>
+            </w:pPr>
+            <w:r>
+              <w:rPr>
+                <w:rFonts w:ascii="Open Sans" w:cs="Open Sans" w:eastAsia="Open Sans" w:hAnsi="Open Sans"/>
+                <w:b w:val="false"/>
+                <w:bCs w:val="false"/>
+                <w:color w:val="59595B"/>
+                <w:sz w:val="20"/>
+                <w:szCs w:val="20"/>
+              </w:rPr>
+              <w:t xml:space="preserve">3. Operational</w:t>
+            </w:r>
+          </w:p>
+        </w:tc>
+        <w:tc>
+          <w:tcPr>
+            <w:tcW w:type="dxa" w:w="5348"/>
+            <w:tcBorders>
+              <w:top w:val="single" w:color="E9ECEF" w:sz="4"/>
+              <w:left w:val="single" w:color="E9ECEF" w:sz="4"/>
+              <w:bottom w:val="single" w:color="E9ECEF" w:sz="4"/>
+              <w:right w:val="single" w:color="E9ECEF" w:sz="4"/>
+            </w:tcBorders>
+            <w:shd w:fill="FFFFFF" w:val="clear"/>
+            <w:tcMar>
+              <w:top w:type="dxa" w:w="100"/>
+              <w:left w:type="dxa" w:w="140"/>
+              <w:bottom w:type="dxa" w:w="100"/>
+              <w:right w:type="dxa" w:w="140"/>
+            </w:tcMar>
+            <w:vAlign w:val="center"/>
+          </w:tcPr>
+          <w:p>
+            <w:pPr>
+              <w:jc w:val="left"/>
+            </w:pPr>
+            <w:r>
+              <w:rPr>
+                <w:rFonts w:ascii="Open Sans" w:cs="Open Sans" w:eastAsia="Open Sans" w:hAnsi="Open Sans"/>
+                <w:b w:val="false"/>
+                <w:bCs w:val="false"/>
+                <w:color w:val="59595B"/>
+                <w:sz w:val="20"/>
+                <w:szCs w:val="20"/>
+              </w:rPr>
+              <w:t xml:space="preserve">AI runs specific workflows day-to-day — authority content, account intelligence, compliance evidence — with measured results</w:t>
+            </w:r>
+          </w:p>
+        </w:tc>
+        <w:tc>
+          <w:tcPr>
+            <w:tcW w:type="dxa" w:w="1873"/>
+            <w:tcBorders>
+              <w:top w:val="single" w:color="E9ECEF" w:sz="4"/>
+              <w:left w:val="single" w:color="E9ECEF" w:sz="4"/>
+              <w:bottom w:val="single" w:color="E9ECEF" w:sz="4"/>
+              <w:right w:val="single" w:color="E9ECEF" w:sz="4"/>
+            </w:tcBorders>
+            <w:shd w:fill="FFFFFF" w:val="clear"/>
+            <w:tcMar>
+              <w:top w:type="dxa" w:w="100"/>
+              <w:left w:type="dxa" w:w="140"/>
+              <w:bottom w:type="dxa" w:w="100"/>
+              <w:right w:type="dxa" w:w="140"/>
+            </w:tcMar>
+            <w:vAlign w:val="center"/>
+          </w:tcPr>
+          <w:p>
+            <w:pPr>
+              <w:jc w:val="center"/>
+            </w:pPr>
+            <w:r>
+              <w:rPr>
+                <w:rFonts w:ascii="Open Sans" w:cs="Open Sans" w:eastAsia="Open Sans" w:hAnsi="Open Sans"/>
+                <w:b w:val="false"/>
+                <w:bCs w:val="false"/>
+                <w:color w:val="59595B"/>
+                <w:sz w:val="20"/>
+                <w:szCs w:val="20"/>
+              </w:rPr>
+              <w:t xml:space="preserve"/>
+            </w:r>
+          </w:p>
+        </w:tc>
+      </w:tr>
+      <w:tr>
+        <w:trPr>
+          <w:cantSplit/>
+        </w:trPr>
+        <w:tc>
+          <w:tcPr>
+            <w:tcW w:type="dxa" w:w="2139"/>
+            <w:tcBorders>
+              <w:top w:val="single" w:color="E9ECEF" w:sz="4"/>
+              <w:left w:val="single" w:color="E9ECEF" w:sz="4"/>
+              <w:bottom w:val="single" w:color="E9ECEF" w:sz="4"/>
+              <w:right w:val="single" w:color="E9ECEF" w:sz="4"/>
+            </w:tcBorders>
+            <w:shd w:fill="F8F9FA" w:val="clear"/>
+            <w:tcMar>
+              <w:top w:type="dxa" w:w="100"/>
+              <w:left w:type="dxa" w:w="140"/>
+              <w:bottom w:type="dxa" w:w="100"/>
+              <w:right w:type="dxa" w:w="140"/>
+            </w:tcMar>
+            <w:vAlign w:val="center"/>
+          </w:tcPr>
+          <w:p>
+            <w:pPr>
+              <w:jc w:val="left"/>
+            </w:pPr>
+            <w:r>
+              <w:rPr>
+                <w:rFonts w:ascii="Open Sans" w:cs="Open Sans" w:eastAsia="Open Sans" w:hAnsi="Open Sans"/>
+                <w:b w:val="false"/>
+                <w:bCs w:val="false"/>
+                <w:color w:val="59595B"/>
+                <w:sz w:val="20"/>
+                <w:szCs w:val="20"/>
+              </w:rPr>
+              <w:t xml:space="preserve">4. Scaled</w:t>
+            </w:r>
+          </w:p>
+        </w:tc>
+        <w:tc>
+          <w:tcPr>
+            <w:tcW w:type="dxa" w:w="5348"/>
+            <w:tcBorders>
+              <w:top w:val="single" w:color="E9ECEF" w:sz="4"/>
+              <w:left w:val="single" w:color="E9ECEF" w:sz="4"/>
+              <w:bottom w:val="single" w:color="E9ECEF" w:sz="4"/>
+              <w:right w:val="single" w:color="E9ECEF" w:sz="4"/>
+            </w:tcBorders>
+            <w:shd w:fill="F8F9FA" w:val="clear"/>
+            <w:tcMar>
+              <w:top w:type="dxa" w:w="100"/>
+              <w:left w:type="dxa" w:w="140"/>
+              <w:bottom w:type="dxa" w:w="100"/>
+              <w:right w:type="dxa" w:w="140"/>
+            </w:tcMar>
+            <w:vAlign w:val="center"/>
+          </w:tcPr>
+          <w:p>
+            <w:pPr>
+              <w:jc w:val="left"/>
+            </w:pPr>
+            <w:r>
+              <w:rPr>
+                <w:rFonts w:ascii="Open Sans" w:cs="Open Sans" w:eastAsia="Open Sans" w:hAnsi="Open Sans"/>
+                <w:b w:val="false"/>
+                <w:bCs w:val="false"/>
+                <w:color w:val="59595B"/>
+                <w:sz w:val="20"/>
+                <w:szCs w:val="20"/>
+              </w:rPr>
+              <w:t xml:space="preserve">AI is embedded across growth and operations with governance and dashboards</w:t>
+            </w:r>
+          </w:p>
+        </w:tc>
+        <w:tc>
+          <w:tcPr>
+            <w:tcW w:type="dxa" w:w="1873"/>
+            <w:tcBorders>
+              <w:top w:val="single" w:color="E9ECEF" w:sz="4"/>
+              <w:left w:val="single" w:color="E9ECEF" w:sz="4"/>
+              <w:bottom w:val="single" w:color="E9ECEF" w:sz="4"/>
+              <w:right w:val="single" w:color="E9ECEF" w:sz="4"/>
+            </w:tcBorders>
+            <w:shd w:fill="F8F9FA" w:val="clear"/>
+            <w:tcMar>
+              <w:top w:type="dxa" w:w="100"/>
+              <w:left w:type="dxa" w:w="140"/>
+              <w:bottom w:type="dxa" w:w="100"/>
+              <w:right w:type="dxa" w:w="140"/>
+            </w:tcMar>
+            <w:vAlign w:val="center"/>
+          </w:tcPr>
+          <w:p>
+            <w:pPr>
+              <w:jc w:val="center"/>
+            </w:pPr>
+            <w:r>
+              <w:rPr>
+                <w:rFonts w:ascii="Open Sans" w:cs="Open Sans" w:eastAsia="Open Sans" w:hAnsi="Open Sans"/>
+                <w:b w:val="false"/>
+                <w:bCs w:val="false"/>
+                <w:color w:val="59595B"/>
+                <w:sz w:val="20"/>
+                <w:szCs w:val="20"/>
+              </w:rPr>
+              <w:t xml:space="preserve"/>
+            </w:r>
+          </w:p>
+        </w:tc>
+      </w:tr>
+      <w:tr>
+        <w:trPr>
+          <w:cantSplit/>
+        </w:trPr>
+        <w:tc>
+          <w:tcPr>
+            <w:tcW w:type="dxa" w:w="2139"/>
+            <w:tcBorders>
+              <w:top w:val="single" w:color="E9ECEF" w:sz="4"/>
+              <w:left w:val="single" w:color="E9ECEF" w:sz="4"/>
+              <w:bottom w:val="single" w:color="E9ECEF" w:sz="4"/>
+              <w:right w:val="single" w:color="E9ECEF" w:sz="4"/>
+            </w:tcBorders>
+            <w:shd w:fill="FFFFFF" w:val="clear"/>
+            <w:tcMar>
+              <w:top w:type="dxa" w:w="100"/>
+              <w:left w:type="dxa" w:w="140"/>
+              <w:bottom w:type="dxa" w:w="100"/>
+              <w:right w:type="dxa" w:w="140"/>
+            </w:tcMar>
+            <w:vAlign w:val="center"/>
+          </w:tcPr>
+          <w:p>
+            <w:pPr>
+              <w:jc w:val="left"/>
+            </w:pPr>
+            <w:r>
+              <w:rPr>
+                <w:rFonts w:ascii="Open Sans" w:cs="Open Sans" w:eastAsia="Open Sans" w:hAnsi="Open Sans"/>
+                <w:b w:val="false"/>
+                <w:bCs w:val="false"/>
+                <w:color w:val="59595B"/>
+                <w:sz w:val="20"/>
+                <w:szCs w:val="20"/>
+              </w:rPr>
+              <w:t xml:space="preserve">5. Transformational</w:t>
+            </w:r>
+          </w:p>
+        </w:tc>
+        <w:tc>
+          <w:tcPr>
+            <w:tcW w:type="dxa" w:w="5348"/>
+            <w:tcBorders>
+              <w:top w:val="single" w:color="E9ECEF" w:sz="4"/>
+              <w:left w:val="single" w:color="E9ECEF" w:sz="4"/>
+              <w:bottom w:val="single" w:color="E9ECEF" w:sz="4"/>
+              <w:right w:val="single" w:color="E9ECEF" w:sz="4"/>
+            </w:tcBorders>
+            <w:shd w:fill="FFFFFF" w:val="clear"/>
+            <w:tcMar>
+              <w:top w:type="dxa" w:w="100"/>
+              <w:left w:type="dxa" w:w="140"/>
+              <w:bottom w:type="dxa" w:w="100"/>
+              <w:right w:type="dxa" w:w="140"/>
+            </w:tcMar>
+            <w:vAlign w:val="center"/>
+          </w:tcPr>
+          <w:p>
+            <w:pPr>
+              <w:jc w:val="left"/>
+            </w:pPr>
+            <w:r>
+              <w:rPr>
+                <w:rFonts w:ascii="Open Sans" w:cs="Open Sans" w:eastAsia="Open Sans" w:hAnsi="Open Sans"/>
+                <w:b w:val="false"/>
+                <w:bCs w:val="false"/>
+                <w:color w:val="59595B"/>
+                <w:sz w:val="20"/>
+                <w:szCs w:val="20"/>
+              </w:rPr>
+              <w:t xml:space="preserve">AI is the default way the business runs and competes</w:t>
+            </w:r>
+          </w:p>
+        </w:tc>
+        <w:tc>
+          <w:tcPr>
+            <w:tcW w:type="dxa" w:w="1873"/>
+            <w:tcBorders>
+              <w:top w:val="single" w:color="E9ECEF" w:sz="4"/>
+              <w:left w:val="single" w:color="E9ECEF" w:sz="4"/>
+              <w:bottom w:val="single" w:color="E9ECEF" w:sz="4"/>
+              <w:right w:val="single" w:color="E9ECEF" w:sz="4"/>
+            </w:tcBorders>
+            <w:shd w:fill="FFFFFF" w:val="clear"/>
+            <w:tcMar>
+              <w:top w:type="dxa" w:w="100"/>
+              <w:left w:type="dxa" w:w="140"/>
+              <w:bottom w:type="dxa" w:w="100"/>
+              <w:right w:type="dxa" w:w="140"/>
+            </w:tcMar>
+            <w:vAlign w:val="center"/>
+          </w:tcPr>
+          <w:p>
+            <w:pPr>
+              <w:jc w:val="center"/>
+            </w:pPr>
+            <w:r>
+              <w:rPr>
+                <w:rFonts w:ascii="Open Sans" w:cs="Open Sans" w:eastAsia="Open Sans" w:hAnsi="Open Sans"/>
+                <w:b w:val="false"/>
+                <w:bCs w:val="false"/>
+                <w:color w:val="59595B"/>
+                <w:sz w:val="20"/>
+                <w:szCs w:val="20"/>
+              </w:rPr>
+              <w:t xml:space="preserve"/>
+            </w:r>
+          </w:p>
+        </w:tc>
+      </w:tr>
+    </w:tbl>
+    <w:p>
+      <w:pPr>
+        <w:spacing w:after="140" w:before="80" w:line="320"/>
+        <w:jc w:val="both"/>
+      </w:pPr>
+      <w:r>
+        <w:rPr>
+          <w:rFonts w:ascii="Open Sans" w:cs="Open Sans" w:eastAsia="Open Sans" w:hAnsi="Open Sans"/>
+          <w:b w:val="false"/>
+          <w:bCs w:val="false"/>
+          <w:i w:val="false"/>
+          <w:iCs w:val="false"/>
+          <w:color w:val="59595B"/>
+          <w:sz w:val="22"/>
+          <w:szCs w:val="22"/>
+        </w:rPr>
+        <w:t xml:space="preserve">CardLogix already produces real authority content and runs a credentialing-grade product line, which puts it at the Emerging stage. This report is the plan to reach Operational — AI working in the growth engine and inside the compliance and account-intelligence workflows — within twelve months.</w:t>
+      </w:r>
+    </w:p>
+    <w:p>
+      <w:pPr>
+        <w:spacing w:after="0" w:before="140"/>
+      </w:pPr>
+      <w:r>
+        <w:t xml:space="preserve"/>
+      </w:r>
+    </w:p>
+    <w:p>
+      <w:pPr>
+        <w:pStyle w:val="Heading2"/>
+        <w:keepNext/>
+        <w:keepLines/>
+        <w:spacing w:after="120" w:before="280"/>
+      </w:pPr>
+      <w:r>
+        <w:rPr>
+          <w:rFonts w:ascii="Open Sans" w:cs="Open Sans" w:eastAsia="Open Sans" w:hAnsi="Open Sans"/>
+          <w:b/>
+          <w:bCs/>
+          <w:color w:val="006DB6"/>
+          <w:sz w:val="26"/>
+          <w:szCs w:val="26"/>
+        </w:rPr>
+        <w:t xml:space="preserve">Adopting AI Responsibly — Three Risks Every Leader Manages</w:t>
+      </w:r>
+    </w:p>
+    <w:p>
+      <w:pPr>
+        <w:spacing w:after="140" w:before="0" w:line="320"/>
+        <w:jc w:val="both"/>
+      </w:pPr>
+      <w:r>
+        <w:rPr>
+          <w:rFonts w:ascii="Open Sans" w:cs="Open Sans" w:eastAsia="Open Sans" w:hAnsi="Open Sans"/>
+          <w:b w:val="false"/>
+          <w:bCs w:val="false"/>
+          <w:i w:val="false"/>
+          <w:iCs w:val="false"/>
+          <w:color w:val="59595B"/>
+          <w:sz w:val="22"/>
+          <w:szCs w:val="22"/>
+        </w:rPr>
+        <w:t xml:space="preserve">The U.S. government’s NIST AI Risk Management Framework gives leaders a simple mental model — Govern, Map, Measure, Manage. For a security-and-compliance company like CardLogix, three risks matter most, and each has a concrete control:</w:t>
+      </w:r>
+    </w:p>
+    <w:p>
+      <w:pPr>
+        <w:spacing w:after="0" w:before="80"/>
+      </w:pPr>
+      <w:r>
+        <w:t xml:space="preserve"/>
+      </w:r>
+    </w:p>
+    <w:tbl>
+      <w:tblPr>
+        <w:tblW w:type="dxa" w:w="9360"/>
+        <w:tblBorders>
+          <w:top w:val="single" w:color="auto" w:sz="4"/>
+          <w:left w:val="single" w:color="auto" w:sz="4"/>
+          <w:bottom w:val="single" w:color="auto" w:sz="4"/>
+          <w:right w:val="single" w:color="auto" w:sz="4"/>
+          <w:insideH w:val="single" w:color="auto" w:sz="4"/>
+          <w:insideV w:val="single" w:color="auto" w:sz="4"/>
+        </w:tblBorders>
+      </w:tblPr>
+      <w:tblGrid>
+        <w:gridCol w:w="1959"/>
+        <w:gridCol w:w="3700"/>
+        <w:gridCol w:w="3701"/>
+      </w:tblGrid>
+      <w:tr>
+        <w:trPr>
+          <w:cantSplit/>
+          <w:tblHeader/>
+        </w:trPr>
+        <w:tc>
+          <w:tcPr>
+            <w:tcW w:type="dxa" w:w="1959"/>
+            <w:tcBorders>
+              <w:top w:val="single" w:color="E9ECEF" w:sz="4"/>
+              <w:left w:val="single" w:color="E9ECEF" w:sz="4"/>
+              <w:bottom w:val="single" w:color="E9ECEF" w:sz="4"/>
+              <w:right w:val="single" w:color="E9ECEF" w:sz="4"/>
+            </w:tcBorders>
+            <w:shd w:fill="1A1A2E" w:val="clear"/>
+            <w:tcMar>
+              <w:top w:type="dxa" w:w="120"/>
+              <w:left w:type="dxa" w:w="140"/>
+              <w:bottom w:type="dxa" w:w="120"/>
+              <w:right w:type="dxa" w:w="140"/>
+            </w:tcMar>
+            <w:vAlign w:val="center"/>
+          </w:tcPr>
+          <w:p>
+            <w:pPr>
+              <w:jc w:val="left"/>
+            </w:pPr>
+            <w:r>
+              <w:rPr>
+                <w:rFonts w:ascii="Open Sans" w:cs="Open Sans" w:eastAsia="Open Sans" w:hAnsi="Open Sans"/>
+                <w:b/>
+                <w:bCs/>
+                <w:color w:val="FFFFFF"/>
+                <w:sz w:val="20"/>
+                <w:szCs w:val="20"/>
+              </w:rPr>
+              <w:t xml:space="preserve">Risk</w:t>
+            </w:r>
+          </w:p>
+        </w:tc>
+        <w:tc>
+          <w:tcPr>
+            <w:tcW w:type="dxa" w:w="3700"/>
+            <w:tcBorders>
+              <w:top w:val="single" w:color="E9ECEF" w:sz="4"/>
+              <w:left w:val="single" w:color="E9ECEF" w:sz="4"/>
+              <w:bottom w:val="single" w:color="E9ECEF" w:sz="4"/>
+              <w:right w:val="single" w:color="E9ECEF" w:sz="4"/>
+            </w:tcBorders>
+            <w:shd w:fill="1A1A2E" w:val="clear"/>
+            <w:tcMar>
+              <w:top w:type="dxa" w:w="120"/>
+              <w:left w:type="dxa" w:w="140"/>
+              <w:bottom w:type="dxa" w:w="120"/>
+              <w:right w:type="dxa" w:w="140"/>
+            </w:tcMar>
+            <w:vAlign w:val="center"/>
+          </w:tcPr>
+          <w:p>
+            <w:pPr>
+              <w:jc w:val="left"/>
+            </w:pPr>
+            <w:r>
+              <w:rPr>
+                <w:rFonts w:ascii="Open Sans" w:cs="Open Sans" w:eastAsia="Open Sans" w:hAnsi="Open Sans"/>
+                <w:b/>
+                <w:bCs/>
+                <w:color w:val="FFFFFF"/>
+                <w:sz w:val="20"/>
+                <w:szCs w:val="20"/>
+              </w:rPr>
+              <w:t xml:space="preserve">What It Means</w:t>
+            </w:r>
+          </w:p>
+        </w:tc>
+        <w:tc>
+          <w:tcPr>
+            <w:tcW w:type="dxa" w:w="3701"/>
+            <w:tcBorders>
+              <w:top w:val="single" w:color="E9ECEF" w:sz="4"/>
+              <w:left w:val="single" w:color="E9ECEF" w:sz="4"/>
+              <w:bottom w:val="single" w:color="E9ECEF" w:sz="4"/>
+              <w:right w:val="single" w:color="E9ECEF" w:sz="4"/>
+            </w:tcBorders>
+            <w:shd w:fill="1A1A2E" w:val="clear"/>
+            <w:tcMar>
+              <w:top w:type="dxa" w:w="120"/>
+              <w:left w:type="dxa" w:w="140"/>
+              <w:bottom w:type="dxa" w:w="120"/>
+              <w:right w:type="dxa" w:w="140"/>
+            </w:tcMar>
+            <w:vAlign w:val="center"/>
+          </w:tcPr>
+          <w:p>
+            <w:pPr>
+              <w:jc w:val="left"/>
+            </w:pPr>
+            <w:r>
+              <w:rPr>
+                <w:rFonts w:ascii="Open Sans" w:cs="Open Sans" w:eastAsia="Open Sans" w:hAnsi="Open Sans"/>
+                <w:b/>
+                <w:bCs/>
+                <w:color w:val="FFFFFF"/>
+                <w:sz w:val="20"/>
+                <w:szCs w:val="20"/>
+              </w:rPr>
+              <w:t xml:space="preserve">How Technijian Controls It</w:t>
+            </w:r>
+          </w:p>
+        </w:tc>
+      </w:tr>
+      <w:tr>
+        <w:trPr>
+          <w:cantSplit/>
+        </w:trPr>
+        <w:tc>
+          <w:tcPr>
+            <w:tcW w:type="dxa" w:w="1959"/>
+            <w:tcBorders>
+              <w:top w:val="single" w:color="E9ECEF" w:sz="4"/>
+              <w:left w:val="single" w:color="E9ECEF" w:sz="4"/>
+              <w:bottom w:val="single" w:color="E9ECEF" w:sz="4"/>
+              <w:right w:val="single" w:color="E9ECEF" w:sz="4"/>
+            </w:tcBorders>
+            <w:shd w:fill="FFFFFF" w:val="clear"/>
+            <w:tcMar>
+              <w:top w:type="dxa" w:w="100"/>
+              <w:left w:type="dxa" w:w="140"/>
+              <w:bottom w:type="dxa" w:w="100"/>
+              <w:right w:type="dxa" w:w="140"/>
+            </w:tcMar>
+            <w:vAlign w:val="center"/>
+          </w:tcPr>
+          <w:p>
+            <w:pPr>
+              <w:jc w:val="left"/>
+            </w:pPr>
+            <w:r>
+              <w:rPr>
+                <w:rFonts w:ascii="Open Sans" w:cs="Open Sans" w:eastAsia="Open Sans" w:hAnsi="Open Sans"/>
+                <w:b w:val="false"/>
+                <w:bCs w:val="false"/>
+                <w:color w:val="59595B"/>
+                <w:sz w:val="20"/>
+                <w:szCs w:val="20"/>
+              </w:rPr>
+              <w:t xml:space="preserve">Hallucination</w:t>
+            </w:r>
+          </w:p>
+        </w:tc>
+        <w:tc>
+          <w:tcPr>
+            <w:tcW w:type="dxa" w:w="3700"/>
+            <w:tcBorders>
+              <w:top w:val="single" w:color="E9ECEF" w:sz="4"/>
+              <w:left w:val="single" w:color="E9ECEF" w:sz="4"/>
+              <w:bottom w:val="single" w:color="E9ECEF" w:sz="4"/>
+              <w:right w:val="single" w:color="E9ECEF" w:sz="4"/>
+            </w:tcBorders>
+            <w:shd w:fill="FFFFFF" w:val="clear"/>
+            <w:tcMar>
+              <w:top w:type="dxa" w:w="100"/>
+              <w:left w:type="dxa" w:w="140"/>
+              <w:bottom w:type="dxa" w:w="100"/>
+              <w:right w:type="dxa" w:w="140"/>
+            </w:tcMar>
+            <w:vAlign w:val="center"/>
+          </w:tcPr>
+          <w:p>
+            <w:pPr>
+              <w:jc w:val="left"/>
+            </w:pPr>
+            <w:r>
+              <w:rPr>
+                <w:rFonts w:ascii="Open Sans" w:cs="Open Sans" w:eastAsia="Open Sans" w:hAnsi="Open Sans"/>
+                <w:b w:val="false"/>
+                <w:bCs w:val="false"/>
+                <w:color w:val="59595B"/>
+                <w:sz w:val="20"/>
+                <w:szCs w:val="20"/>
+              </w:rPr>
+              <w:t xml:space="preserve">AI can state a confident, wrong answer</w:t>
+            </w:r>
+          </w:p>
+        </w:tc>
+        <w:tc>
+          <w:tcPr>
+            <w:tcW w:type="dxa" w:w="3701"/>
+            <w:tcBorders>
+              <w:top w:val="single" w:color="E9ECEF" w:sz="4"/>
+              <w:left w:val="single" w:color="E9ECEF" w:sz="4"/>
+              <w:bottom w:val="single" w:color="E9ECEF" w:sz="4"/>
+              <w:right w:val="single" w:color="E9ECEF" w:sz="4"/>
+            </w:tcBorders>
+            <w:shd w:fill="FFFFFF" w:val="clear"/>
+            <w:tcMar>
+              <w:top w:type="dxa" w:w="100"/>
+              <w:left w:type="dxa" w:w="140"/>
+              <w:bottom w:type="dxa" w:w="100"/>
+              <w:right w:type="dxa" w:w="140"/>
+            </w:tcMar>
+            <w:vAlign w:val="center"/>
+          </w:tcPr>
+          <w:p>
+            <w:pPr>
+              <w:jc w:val="left"/>
+            </w:pPr>
+            <w:r>
+              <w:rPr>
+                <w:rFonts w:ascii="Open Sans" w:cs="Open Sans" w:eastAsia="Open Sans" w:hAnsi="Open Sans"/>
+                <w:b w:val="false"/>
+                <w:bCs w:val="false"/>
+                <w:color w:val="59595B"/>
+                <w:sz w:val="20"/>
+                <w:szCs w:val="20"/>
+              </w:rPr>
+              <w:t xml:space="preserve">Human-in-the-loop review on anything customer-facing or compliance-bound — AI drafts, a person approves</w:t>
+            </w:r>
+          </w:p>
+        </w:tc>
+      </w:tr>
+      <w:tr>
+        <w:trPr>
+          <w:cantSplit/>
+        </w:trPr>
+        <w:tc>
+          <w:tcPr>
+            <w:tcW w:type="dxa" w:w="1959"/>
+            <w:tcBorders>
+              <w:top w:val="single" w:color="E9ECEF" w:sz="4"/>
+              <w:left w:val="single" w:color="E9ECEF" w:sz="4"/>
+              <w:bottom w:val="single" w:color="E9ECEF" w:sz="4"/>
+              <w:right w:val="single" w:color="E9ECEF" w:sz="4"/>
+            </w:tcBorders>
+            <w:shd w:fill="F8F9FA" w:val="clear"/>
+            <w:tcMar>
+              <w:top w:type="dxa" w:w="100"/>
+              <w:left w:type="dxa" w:w="140"/>
+              <w:bottom w:type="dxa" w:w="100"/>
+              <w:right w:type="dxa" w:w="140"/>
+            </w:tcMar>
+            <w:vAlign w:val="center"/>
+          </w:tcPr>
+          <w:p>
+            <w:pPr>
+              <w:jc w:val="left"/>
+            </w:pPr>
+            <w:r>
+              <w:rPr>
+                <w:rFonts w:ascii="Open Sans" w:cs="Open Sans" w:eastAsia="Open Sans" w:hAnsi="Open Sans"/>
+                <w:b w:val="false"/>
+                <w:bCs w:val="false"/>
+                <w:color w:val="59595B"/>
+                <w:sz w:val="20"/>
+                <w:szCs w:val="20"/>
+              </w:rPr>
+              <w:t xml:space="preserve">Data leakage</w:t>
+            </w:r>
+          </w:p>
+        </w:tc>
+        <w:tc>
+          <w:tcPr>
+            <w:tcW w:type="dxa" w:w="3700"/>
+            <w:tcBorders>
+              <w:top w:val="single" w:color="E9ECEF" w:sz="4"/>
+              <w:left w:val="single" w:color="E9ECEF" w:sz="4"/>
+              <w:bottom w:val="single" w:color="E9ECEF" w:sz="4"/>
+              <w:right w:val="single" w:color="E9ECEF" w:sz="4"/>
+            </w:tcBorders>
+            <w:shd w:fill="F8F9FA" w:val="clear"/>
+            <w:tcMar>
+              <w:top w:type="dxa" w:w="100"/>
+              <w:left w:type="dxa" w:w="140"/>
+              <w:bottom w:type="dxa" w:w="100"/>
+              <w:right w:type="dxa" w:w="140"/>
+            </w:tcMar>
+            <w:vAlign w:val="center"/>
+          </w:tcPr>
+          <w:p>
+            <w:pPr>
+              <w:jc w:val="left"/>
+            </w:pPr>
+            <w:r>
+              <w:rPr>
+                <w:rFonts w:ascii="Open Sans" w:cs="Open Sans" w:eastAsia="Open Sans" w:hAnsi="Open Sans"/>
+                <w:b w:val="false"/>
+                <w:bCs w:val="false"/>
+                <w:color w:val="59595B"/>
+                <w:sz w:val="20"/>
+                <w:szCs w:val="20"/>
+              </w:rPr>
+              <w:t xml:space="preserve">Sensitive data pasted into public tools can escape</w:t>
+            </w:r>
+          </w:p>
+        </w:tc>
+        <w:tc>
+          <w:tcPr>
+            <w:tcW w:type="dxa" w:w="3701"/>
+            <w:tcBorders>
+              <w:top w:val="single" w:color="E9ECEF" w:sz="4"/>
+              <w:left w:val="single" w:color="E9ECEF" w:sz="4"/>
+              <w:bottom w:val="single" w:color="E9ECEF" w:sz="4"/>
+              <w:right w:val="single" w:color="E9ECEF" w:sz="4"/>
+            </w:tcBorders>
+            <w:shd w:fill="F8F9FA" w:val="clear"/>
+            <w:tcMar>
+              <w:top w:type="dxa" w:w="100"/>
+              <w:left w:type="dxa" w:w="140"/>
+              <w:bottom w:type="dxa" w:w="100"/>
+              <w:right w:type="dxa" w:w="140"/>
+            </w:tcMar>
+            <w:vAlign w:val="center"/>
+          </w:tcPr>
+          <w:p>
+            <w:pPr>
+              <w:jc w:val="left"/>
+            </w:pPr>
+            <w:r>
+              <w:rPr>
+                <w:rFonts w:ascii="Open Sans" w:cs="Open Sans" w:eastAsia="Open Sans" w:hAnsi="Open Sans"/>
+                <w:b w:val="false"/>
+                <w:bCs w:val="false"/>
+                <w:color w:val="59595B"/>
+                <w:sz w:val="20"/>
+                <w:szCs w:val="20"/>
+              </w:rPr>
+              <w:t xml:space="preserve">Private, governed AI deployments — CJIS-bound records, agency data, and certificate material never touch a public model</w:t>
+            </w:r>
+          </w:p>
+        </w:tc>
+      </w:tr>
+      <w:tr>
+        <w:trPr>
+          <w:cantSplit/>
+        </w:trPr>
+        <w:tc>
+          <w:tcPr>
+            <w:tcW w:type="dxa" w:w="1959"/>
+            <w:tcBorders>
+              <w:top w:val="single" w:color="E9ECEF" w:sz="4"/>
+              <w:left w:val="single" w:color="E9ECEF" w:sz="4"/>
+              <w:bottom w:val="single" w:color="E9ECEF" w:sz="4"/>
+              <w:right w:val="single" w:color="E9ECEF" w:sz="4"/>
+            </w:tcBorders>
+            <w:shd w:fill="FFFFFF" w:val="clear"/>
+            <w:tcMar>
+              <w:top w:type="dxa" w:w="100"/>
+              <w:left w:type="dxa" w:w="140"/>
+              <w:bottom w:type="dxa" w:w="100"/>
+              <w:right w:type="dxa" w:w="140"/>
+            </w:tcMar>
+            <w:vAlign w:val="center"/>
+          </w:tcPr>
+          <w:p>
+            <w:pPr>
+              <w:jc w:val="left"/>
+            </w:pPr>
+            <w:r>
+              <w:rPr>
+                <w:rFonts w:ascii="Open Sans" w:cs="Open Sans" w:eastAsia="Open Sans" w:hAnsi="Open Sans"/>
+                <w:b w:val="false"/>
+                <w:bCs w:val="false"/>
+                <w:color w:val="59595B"/>
+                <w:sz w:val="20"/>
+                <w:szCs w:val="20"/>
+              </w:rPr>
+              <w:t xml:space="preserve">Compliance &amp; accountability</w:t>
+            </w:r>
+          </w:p>
+        </w:tc>
+        <w:tc>
+          <w:tcPr>
+            <w:tcW w:type="dxa" w:w="3700"/>
+            <w:tcBorders>
+              <w:top w:val="single" w:color="E9ECEF" w:sz="4"/>
+              <w:left w:val="single" w:color="E9ECEF" w:sz="4"/>
+              <w:bottom w:val="single" w:color="E9ECEF" w:sz="4"/>
+              <w:right w:val="single" w:color="E9ECEF" w:sz="4"/>
+            </w:tcBorders>
+            <w:shd w:fill="FFFFFF" w:val="clear"/>
+            <w:tcMar>
+              <w:top w:type="dxa" w:w="100"/>
+              <w:left w:type="dxa" w:w="140"/>
+              <w:bottom w:type="dxa" w:w="100"/>
+              <w:right w:type="dxa" w:w="140"/>
+            </w:tcMar>
+            <w:vAlign w:val="center"/>
+          </w:tcPr>
+          <w:p>
+            <w:pPr>
+              <w:jc w:val="left"/>
+            </w:pPr>
+            <w:r>
+              <w:rPr>
+                <w:rFonts w:ascii="Open Sans" w:cs="Open Sans" w:eastAsia="Open Sans" w:hAnsi="Open Sans"/>
+                <w:b w:val="false"/>
+                <w:bCs w:val="false"/>
+                <w:color w:val="59595B"/>
+                <w:sz w:val="20"/>
+                <w:szCs w:val="20"/>
+              </w:rPr>
+              <w:t xml:space="preserve">Untracked AI tools create audit gaps</w:t>
+            </w:r>
+          </w:p>
+        </w:tc>
+        <w:tc>
+          <w:tcPr>
+            <w:tcW w:type="dxa" w:w="3701"/>
+            <w:tcBorders>
+              <w:top w:val="single" w:color="E9ECEF" w:sz="4"/>
+              <w:left w:val="single" w:color="E9ECEF" w:sz="4"/>
+              <w:bottom w:val="single" w:color="E9ECEF" w:sz="4"/>
+              <w:right w:val="single" w:color="E9ECEF" w:sz="4"/>
+            </w:tcBorders>
+            <w:shd w:fill="FFFFFF" w:val="clear"/>
+            <w:tcMar>
+              <w:top w:type="dxa" w:w="100"/>
+              <w:left w:type="dxa" w:w="140"/>
+              <w:bottom w:type="dxa" w:w="100"/>
+              <w:right w:type="dxa" w:w="140"/>
+            </w:tcMar>
+            <w:vAlign w:val="center"/>
+          </w:tcPr>
+          <w:p>
+            <w:pPr>
+              <w:jc w:val="left"/>
+            </w:pPr>
+            <w:r>
+              <w:rPr>
+                <w:rFonts w:ascii="Open Sans" w:cs="Open Sans" w:eastAsia="Open Sans" w:hAnsi="Open Sans"/>
+                <w:b w:val="false"/>
+                <w:bCs w:val="false"/>
+                <w:color w:val="59595B"/>
+                <w:sz w:val="20"/>
+                <w:szCs w:val="20"/>
+              </w:rPr>
+              <w:t xml:space="preserve">Every AI tool inventoried with owner, vendor, and data source — CJIS/CMMC-ready, led by a CISSP-certified team</w:t>
+            </w:r>
+          </w:p>
+        </w:tc>
+      </w:tr>
+    </w:tbl>
+    <w:p>
+      <w:pPr>
+        <w:spacing w:after="0" w:before="140"/>
+      </w:pPr>
+      <w:r>
+        <w:t xml:space="preserve"/>
+      </w:r>
+    </w:p>
+    <w:p>
+      <w:pPr>
+        <w:pStyle w:val="Heading2"/>
+        <w:keepNext/>
+        <w:keepLines/>
+        <w:spacing w:after="120" w:before="280"/>
+      </w:pPr>
+      <w:r>
+        <w:rPr>
+          <w:rFonts w:ascii="Open Sans" w:cs="Open Sans" w:eastAsia="Open Sans" w:hAnsi="Open Sans"/>
+          <w:b/>
+          <w:bCs/>
+          <w:color w:val="006DB6"/>
+          <w:sz w:val="26"/>
+          <w:szCs w:val="26"/>
+        </w:rPr>
+        <w:t xml:space="preserve">What Comparable Organizations Are Already Doing</w:t>
+      </w:r>
+    </w:p>
+    <w:p>
+      <w:pPr>
+        <w:pStyle w:val="ListParagraph"/>
+        <w:numPr>
+          <w:ilvl w:val="0"/>
+          <w:numId w:val="2"/>
+        </w:numPr>
+        <w:spacing w:after="80" w:before="40" w:line="300"/>
+      </w:pPr>
+      <w:r>
+        <w:rPr>
+          <w:rFonts w:ascii="Open Sans" w:cs="Open Sans" w:eastAsia="Open Sans" w:hAnsi="Open Sans"/>
+          <w:color w:val="59595B"/>
+          <w:sz w:val="22"/>
+          <w:szCs w:val="22"/>
+        </w:rPr>
+        <w:t xml:space="preserve">Security hardware makers: credential and identity vendors are using AI-search optimization to become the cited answer when an agency IT lead asks an AI tool "how do we meet CJIS MFA?" — capturing demand competitors never see.</w:t>
+      </w:r>
+    </w:p>
+    <w:p>
+      <w:pPr>
+        <w:pStyle w:val="ListParagraph"/>
+        <w:numPr>
+          <w:ilvl w:val="0"/>
+          <w:numId w:val="2"/>
+        </w:numPr>
+        <w:spacing w:after="80" w:before="40" w:line="300"/>
+      </w:pPr>
+      <w:r>
+        <w:rPr>
+          <w:rFonts w:ascii="Open Sans" w:cs="Open Sans" w:eastAsia="Open Sans" w:hAnsi="Open Sans"/>
+          <w:color w:val="59595B"/>
+          <w:sz w:val="22"/>
+          <w:szCs w:val="22"/>
+        </w:rPr>
+        <w:t xml:space="preserve">Regulated B2B: document-heavy regulated businesses are turning multi-day proposal and compliance-evidence assembly into a minutes-long, audit-ready draft — responding to more agency RFPs and grants with the same team.</w:t>
+      </w:r>
+    </w:p>
+    <w:p>
+      <w:pPr>
+        <w:pStyle w:val="ListParagraph"/>
+        <w:numPr>
+          <w:ilvl w:val="0"/>
+          <w:numId w:val="2"/>
+        </w:numPr>
+        <w:spacing w:after="80" w:before="40" w:line="300"/>
+      </w:pPr>
+      <w:r>
+        <w:rPr>
+          <w:rFonts w:ascii="Open Sans" w:cs="Open Sans" w:eastAsia="Open Sans" w:hAnsi="Open Sans"/>
+          <w:color w:val="59595B"/>
+          <w:sz w:val="22"/>
+          <w:szCs w:val="22"/>
+        </w:rPr>
+        <w:t xml:space="preserve">Channel sellers: companies that sell through integrators are using account intelligence on named targets — region, size, regulatory-deadline exposure — to point a finite sales team at the accounts most ready to buy.</w:t>
+      </w:r>
+    </w:p>
+    <w:p>
+      <w:pPr>
+        <w:spacing w:after="140" w:before="40" w:line="320"/>
+        <w:jc w:val="both"/>
+      </w:pPr>
+      <w:r>
+        <w:rPr>
+          <w:rFonts w:ascii="Open Sans" w:cs="Open Sans" w:eastAsia="Open Sans" w:hAnsi="Open Sans"/>
+          <w:b w:val="false"/>
+          <w:bCs w:val="false"/>
+          <w:i/>
+          <w:iCs/>
+          <w:color w:val="59595B"/>
+          <w:sz w:val="19"/>
+          <w:szCs w:val="19"/>
+        </w:rPr>
+        <w:t xml:space="preserve">These are representative directions of travel across comparable industries, not guarantees; CardLogix’s own numbers would be confirmed in discovery. Technijian’s specific, measured results from prior builds appear in Section 06 (Capability Proof) and the Business-Impact section.</w:t>
+      </w:r>
+    </w:p>
+    <w:p>
+      <w:pPr>
+        <w:spacing w:after="0" w:before="140"/>
+      </w:pPr>
+      <w:r>
+        <w:t xml:space="preserve"/>
+      </w:r>
+    </w:p>
+    <w:p>
+      <w:pPr>
+        <w:pStyle w:val="Heading2"/>
+        <w:keepNext/>
+        <w:keepLines/>
+        <w:spacing w:after="120" w:before="280"/>
+      </w:pPr>
+      <w:r>
+        <w:rPr>
+          <w:rFonts w:ascii="Open Sans" w:cs="Open Sans" w:eastAsia="Open Sans" w:hAnsi="Open Sans"/>
+          <w:b/>
+          <w:bCs/>
+          <w:color w:val="006DB6"/>
+          <w:sz w:val="26"/>
+          <w:szCs w:val="26"/>
+        </w:rPr>
+        <w:t xml:space="preserve">A Day in the Life — Nick, Running IT and Business Development</w:t>
+      </w:r>
+    </w:p>
+    <w:tbl>
+      <w:tblPr>
+        <w:tblW w:type="dxa" w:w="9360"/>
+        <w:tblBorders>
+          <w:top w:val="single" w:color="auto" w:sz="4"/>
+          <w:left w:val="single" w:color="auto" w:sz="4"/>
+          <w:bottom w:val="single" w:color="auto" w:sz="4"/>
+          <w:right w:val="single" w:color="auto" w:sz="4"/>
+          <w:insideH w:val="single" w:color="auto" w:sz="4"/>
+          <w:insideV w:val="single" w:color="auto" w:sz="4"/>
+        </w:tblBorders>
+      </w:tblPr>
+      <w:tblGrid>
+        <w:gridCol w:w="80"/>
+        <w:gridCol w:w="9280"/>
+      </w:tblGrid>
+      <w:tr>
+        <w:trPr>
+          <w:cantSplit/>
+        </w:trPr>
+        <w:tc>
+          <w:tcPr>
+            <w:tcW w:type="dxa" w:w="80"/>
+            <w:tcBorders>
+              <w:top w:val="none" w:color="FFFFFF" w:sz="0"/>
+              <w:left w:val="none" w:color="FFFFFF" w:sz="0"/>
+              <w:bottom w:val="none" w:color="FFFFFF" w:sz="0"/>
+              <w:right w:val="none" w:color="FFFFFF" w:sz="0"/>
+            </w:tcBorders>
+            <w:shd w:fill="006DB6" w:val="clear"/>
+          </w:tcPr>
+          <w:p>
+            <w:r>
+              <w:t xml:space="preserve"/>
+            </w:r>
+          </w:p>
+        </w:tc>
+        <w:tc>
+          <w:tcPr>
+            <w:tcW w:type="dxa" w:w="9280"/>
+            <w:tcBorders>
+              <w:top w:val="none" w:color="FFFFFF" w:sz="0"/>
+              <w:left w:val="none" w:color="FFFFFF" w:sz="0"/>
+              <w:bottom w:val="none" w:color="FFFFFF" w:sz="0"/>
+              <w:right w:val="none" w:color="FFFFFF" w:sz="0"/>
+            </w:tcBorders>
+            <w:shd w:fill="F8F9FA" w:val="clear"/>
+            <w:tcMar>
+              <w:top w:type="dxa" w:w="160"/>
+              <w:left w:type="dxa" w:w="240"/>
+              <w:bottom w:type="dxa" w:w="160"/>
+              <w:right w:type="dxa" w:w="200"/>
+            </w:tcMar>
+          </w:tcPr>
+          <w:p>
+            <w:pPr>
+              <w:keepNext/>
+              <w:keepLines/>
+              <w:spacing w:after="80" w:before="80"/>
+            </w:pPr>
+            <w:r>
+              <w:rPr>
+                <w:rFonts w:ascii="Open Sans" w:cs="Open Sans" w:eastAsia="Open Sans" w:hAnsi="Open Sans"/>
+                <w:b/>
+                <w:bCs/>
+                <w:color w:val="006DB6"/>
+                <w:sz w:val="22"/>
+                <w:szCs w:val="22"/>
+              </w:rPr>
+              <w:t xml:space="preserve">Before vs. After AI</w:t>
+            </w:r>
+          </w:p>
+          <w:p>
+            <w:pPr>
+              <w:keepNext/>
+              <w:keepLines/>
+              <w:spacing w:after="60" w:before="40" w:line="300"/>
+            </w:pPr>
+            <w:r>
+              <w:rPr>
+                <w:rFonts w:ascii="Open Sans" w:cs="Open Sans" w:eastAsia="Open Sans" w:hAnsi="Open Sans"/>
+                <w:color w:val="59595B"/>
+                <w:sz w:val="20"/>
+                <w:szCs w:val="20"/>
+              </w:rPr>
+              <w:t xml:space="preserve">TODAY: Nick runs IT solo for a growing shop — fielding after-hours issues, patching by hand, provisioning users, and being the second pair of eyes on anything unusual — then switches hats to business development, researching agencies and integrators and drafting outreach and RFP responses one at a time, mostly from knowledge held in his own head.</w:t>
+            </w:r>
+          </w:p>
+          <w:p>
+            <w:pPr>
+              <w:keepNext w:val="false"/>
+              <w:keepLines/>
+              <w:spacing w:after="60" w:before="40" w:line="300"/>
+            </w:pPr>
+            <w:r>
+              <w:rPr>
+                <w:rFonts w:ascii="Open Sans" w:cs="Open Sans" w:eastAsia="Open Sans" w:hAnsi="Open Sans"/>
+                <w:color w:val="59595B"/>
+                <w:sz w:val="20"/>
+                <w:szCs w:val="20"/>
+              </w:rPr>
+              <w:t xml:space="preserve">WITH AI: Co-managed IT absorbs the toil — monitoring, patching, after-hours coverage handled by a partner pod, with Nick keeping strategic control. On the growth side, an AI account-intelligence engine surfaces the named agencies most ready to buy and drafts the per-account outreach, while an AI document-intelligence layer turns RFP and CJIS-evidence drafting from days into minutes. Nick reviews and approves; the expertise is captured in a system instead of living only in his head.</w:t>
+            </w:r>
+          </w:p>
+        </w:tc>
+      </w:tr>
+    </w:tbl>
+    <w:p>
+      <w:pPr>
+        <w:spacing w:after="0" w:before="140"/>
+      </w:pPr>
+      <w:r>
+        <w:t xml:space="preserve"/>
+      </w:r>
+    </w:p>
+    <w:p>
+      <w:pPr>
+        <w:pStyle w:val="Heading2"/>
+        <w:keepNext/>
+        <w:keepLines/>
+        <w:spacing w:after="120" w:before="280"/>
+      </w:pPr>
+      <w:r>
+        <w:rPr>
+          <w:rFonts w:ascii="Open Sans" w:cs="Open Sans" w:eastAsia="Open Sans" w:hAnsi="Open Sans"/>
+          <w:b/>
+          <w:bCs/>
+          <w:color w:val="006DB6"/>
+          <w:sz w:val="26"/>
+          <w:szCs w:val="26"/>
+        </w:rPr>
+        <w:t xml:space="preserve">Why a Partner — vs. Hiring or Doing It Yourself</w:t>
+      </w:r>
+    </w:p>
+    <w:tbl>
+      <w:tblPr>
+        <w:tblW w:type="dxa" w:w="9360"/>
+        <w:tblBorders>
+          <w:top w:val="single" w:color="auto" w:sz="4"/>
+          <w:left w:val="single" w:color="auto" w:sz="4"/>
+          <w:bottom w:val="single" w:color="auto" w:sz="4"/>
+          <w:right w:val="single" w:color="auto" w:sz="4"/>
+          <w:insideH w:val="single" w:color="auto" w:sz="4"/>
+          <w:insideV w:val="single" w:color="auto" w:sz="4"/>
+        </w:tblBorders>
+      </w:tblPr>
+      <w:tblGrid>
+        <w:gridCol w:w="2269"/>
+        <w:gridCol w:w="7091"/>
+      </w:tblGrid>
+      <w:tr>
+        <w:trPr>
+          <w:cantSplit/>
+          <w:tblHeader/>
+        </w:trPr>
+        <w:tc>
+          <w:tcPr>
+            <w:tcW w:type="dxa" w:w="2269"/>
+            <w:tcBorders>
+              <w:top w:val="single" w:color="E9ECEF" w:sz="4"/>
+              <w:left w:val="single" w:color="E9ECEF" w:sz="4"/>
+              <w:bottom w:val="single" w:color="E9ECEF" w:sz="4"/>
+              <w:right w:val="single" w:color="E9ECEF" w:sz="4"/>
+            </w:tcBorders>
+            <w:shd w:fill="006DB6" w:val="clear"/>
+            <w:tcMar>
+              <w:top w:type="dxa" w:w="120"/>
+              <w:left w:type="dxa" w:w="140"/>
+              <w:bottom w:type="dxa" w:w="120"/>
+              <w:right w:type="dxa" w:w="140"/>
+            </w:tcMar>
+            <w:vAlign w:val="center"/>
+          </w:tcPr>
+          <w:p>
+            <w:pPr>
+              <w:jc w:val="left"/>
+            </w:pPr>
+            <w:r>
+              <w:rPr>
+                <w:rFonts w:ascii="Open Sans" w:cs="Open Sans" w:eastAsia="Open Sans" w:hAnsi="Open Sans"/>
+                <w:b/>
+                <w:bCs/>
+                <w:color w:val="FFFFFF"/>
+                <w:sz w:val="20"/>
+                <w:szCs w:val="20"/>
+              </w:rPr>
+              <w:t xml:space="preserve">Path</w:t>
+            </w:r>
+          </w:p>
+        </w:tc>
+        <w:tc>
+          <w:tcPr>
+            <w:tcW w:type="dxa" w:w="7091"/>
+            <w:tcBorders>
+              <w:top w:val="single" w:color="E9ECEF" w:sz="4"/>
+              <w:left w:val="single" w:color="E9ECEF" w:sz="4"/>
+              <w:bottom w:val="single" w:color="E9ECEF" w:sz="4"/>
+              <w:right w:val="single" w:color="E9ECEF" w:sz="4"/>
+            </w:tcBorders>
+            <w:shd w:fill="006DB6" w:val="clear"/>
+            <w:tcMar>
+              <w:top w:type="dxa" w:w="120"/>
+              <w:left w:type="dxa" w:w="140"/>
+              <w:bottom w:type="dxa" w:w="120"/>
+              <w:right w:type="dxa" w:w="140"/>
+            </w:tcMar>
+            <w:vAlign w:val="center"/>
+          </w:tcPr>
+          <w:p>
+            <w:pPr>
+              <w:jc w:val="left"/>
+            </w:pPr>
+            <w:r>
+              <w:rPr>
+                <w:rFonts w:ascii="Open Sans" w:cs="Open Sans" w:eastAsia="Open Sans" w:hAnsi="Open Sans"/>
+                <w:b/>
+                <w:bCs/>
+                <w:color w:val="FFFFFF"/>
+                <w:sz w:val="20"/>
+                <w:szCs w:val="20"/>
+              </w:rPr>
+              <w:t xml:space="preserve">Reality</w:t>
+            </w:r>
+          </w:p>
+        </w:tc>
+      </w:tr>
+      <w:tr>
+        <w:trPr>
+          <w:cantSplit/>
+        </w:trPr>
+        <w:tc>
+          <w:tcPr>
+            <w:tcW w:type="dxa" w:w="2269"/>
+            <w:tcBorders>
+              <w:top w:val="single" w:color="E9ECEF" w:sz="4"/>
+              <w:left w:val="single" w:color="E9ECEF" w:sz="4"/>
+              <w:bottom w:val="single" w:color="E9ECEF" w:sz="4"/>
+              <w:right w:val="single" w:color="E9ECEF" w:sz="4"/>
+            </w:tcBorders>
+            <w:shd w:fill="FFFFFF" w:val="clear"/>
+            <w:tcMar>
+              <w:top w:type="dxa" w:w="100"/>
+              <w:left w:type="dxa" w:w="140"/>
+              <w:bottom w:type="dxa" w:w="100"/>
+              <w:right w:type="dxa" w:w="140"/>
+            </w:tcMar>
+            <w:vAlign w:val="center"/>
+          </w:tcPr>
+          <w:p>
+            <w:pPr>
+              <w:jc w:val="left"/>
+            </w:pPr>
+            <w:r>
+              <w:rPr>
+                <w:rFonts w:ascii="Open Sans" w:cs="Open Sans" w:eastAsia="Open Sans" w:hAnsi="Open Sans"/>
+                <w:b w:val="false"/>
+                <w:bCs w:val="false"/>
+                <w:color w:val="59595B"/>
+                <w:sz w:val="20"/>
+                <w:szCs w:val="20"/>
+              </w:rPr>
+              <w:t xml:space="preserve">DIY tools</w:t>
+            </w:r>
+          </w:p>
+        </w:tc>
+        <w:tc>
+          <w:tcPr>
+            <w:tcW w:type="dxa" w:w="7091"/>
+            <w:tcBorders>
+              <w:top w:val="single" w:color="E9ECEF" w:sz="4"/>
+              <w:left w:val="single" w:color="E9ECEF" w:sz="4"/>
+              <w:bottom w:val="single" w:color="E9ECEF" w:sz="4"/>
+              <w:right w:val="single" w:color="E9ECEF" w:sz="4"/>
+            </w:tcBorders>
+            <w:shd w:fill="FFFFFF" w:val="clear"/>
+            <w:tcMar>
+              <w:top w:type="dxa" w:w="100"/>
+              <w:left w:type="dxa" w:w="140"/>
+              <w:bottom w:type="dxa" w:w="100"/>
+              <w:right w:type="dxa" w:w="140"/>
+            </w:tcMar>
+            <w:vAlign w:val="center"/>
+          </w:tcPr>
+          <w:p>
+            <w:pPr>
+              <w:jc w:val="left"/>
+            </w:pPr>
+            <w:r>
+              <w:rPr>
+                <w:rFonts w:ascii="Open Sans" w:cs="Open Sans" w:eastAsia="Open Sans" w:hAnsi="Open Sans"/>
+                <w:b w:val="false"/>
+                <w:bCs w:val="false"/>
+                <w:color w:val="59595B"/>
+                <w:sz w:val="20"/>
+                <w:szCs w:val="20"/>
+              </w:rPr>
+              <w:t xml:space="preserve">Inexpensive, but CardLogix assembles, secures, and governs everything — and owns the three risks above alone</w:t>
+            </w:r>
+          </w:p>
+        </w:tc>
+      </w:tr>
+      <w:tr>
+        <w:trPr>
+          <w:cantSplit/>
+        </w:trPr>
+        <w:tc>
+          <w:tcPr>
+            <w:tcW w:type="dxa" w:w="2269"/>
+            <w:tcBorders>
+              <w:top w:val="single" w:color="E9ECEF" w:sz="4"/>
+              <w:left w:val="single" w:color="E9ECEF" w:sz="4"/>
+              <w:bottom w:val="single" w:color="E9ECEF" w:sz="4"/>
+              <w:right w:val="single" w:color="E9ECEF" w:sz="4"/>
+            </w:tcBorders>
+            <w:shd w:fill="F8F9FA" w:val="clear"/>
+            <w:tcMar>
+              <w:top w:type="dxa" w:w="100"/>
+              <w:left w:type="dxa" w:w="140"/>
+              <w:bottom w:type="dxa" w:w="100"/>
+              <w:right w:type="dxa" w:w="140"/>
+            </w:tcMar>
+            <w:vAlign w:val="center"/>
+          </w:tcPr>
+          <w:p>
+            <w:pPr>
+              <w:jc w:val="left"/>
+            </w:pPr>
+            <w:r>
+              <w:rPr>
+                <w:rFonts w:ascii="Open Sans" w:cs="Open Sans" w:eastAsia="Open Sans" w:hAnsi="Open Sans"/>
+                <w:b w:val="false"/>
+                <w:bCs w:val="false"/>
+                <w:color w:val="59595B"/>
+                <w:sz w:val="20"/>
+                <w:szCs w:val="20"/>
+              </w:rPr>
+              <w:t xml:space="preserve">Hire in-house</w:t>
+            </w:r>
+          </w:p>
+        </w:tc>
+        <w:tc>
+          <w:tcPr>
+            <w:tcW w:type="dxa" w:w="7091"/>
+            <w:tcBorders>
+              <w:top w:val="single" w:color="E9ECEF" w:sz="4"/>
+              <w:left w:val="single" w:color="E9ECEF" w:sz="4"/>
+              <w:bottom w:val="single" w:color="E9ECEF" w:sz="4"/>
+              <w:right w:val="single" w:color="E9ECEF" w:sz="4"/>
+            </w:tcBorders>
+            <w:shd w:fill="F8F9FA" w:val="clear"/>
+            <w:tcMar>
+              <w:top w:type="dxa" w:w="100"/>
+              <w:left w:type="dxa" w:w="140"/>
+              <w:bottom w:type="dxa" w:w="100"/>
+              <w:right w:type="dxa" w:w="140"/>
+            </w:tcMar>
+            <w:vAlign w:val="center"/>
+          </w:tcPr>
+          <w:p>
+            <w:pPr>
+              <w:jc w:val="left"/>
+            </w:pPr>
+            <w:r>
+              <w:rPr>
+                <w:rFonts w:ascii="Open Sans" w:cs="Open Sans" w:eastAsia="Open Sans" w:hAnsi="Open Sans"/>
+                <w:b w:val="false"/>
+                <w:bCs w:val="false"/>
+                <w:color w:val="59595B"/>
+                <w:sz w:val="20"/>
+                <w:szCs w:val="20"/>
+              </w:rPr>
+              <w:t xml:space="preserve">A capable AI leader typically costs $180K+/year and is scarce, and one person cannot cover strategy, build, security, and governance</w:t>
+            </w:r>
+          </w:p>
+        </w:tc>
+      </w:tr>
+      <w:tr>
+        <w:trPr>
+          <w:cantSplit/>
+        </w:trPr>
+        <w:tc>
+          <w:tcPr>
+            <w:tcW w:type="dxa" w:w="2269"/>
+            <w:tcBorders>
+              <w:top w:val="single" w:color="E9ECEF" w:sz="4"/>
+              <w:left w:val="single" w:color="E9ECEF" w:sz="4"/>
+              <w:bottom w:val="single" w:color="E9ECEF" w:sz="4"/>
+              <w:right w:val="single" w:color="E9ECEF" w:sz="4"/>
+            </w:tcBorders>
+            <w:shd w:fill="FFFFFF" w:val="clear"/>
+            <w:tcMar>
+              <w:top w:type="dxa" w:w="100"/>
+              <w:left w:type="dxa" w:w="140"/>
+              <w:bottom w:type="dxa" w:w="100"/>
+              <w:right w:type="dxa" w:w="140"/>
+            </w:tcMar>
+            <w:vAlign w:val="center"/>
+          </w:tcPr>
+          <w:p>
+            <w:pPr>
+              <w:jc w:val="left"/>
+            </w:pPr>
+            <w:r>
+              <w:rPr>
+                <w:rFonts w:ascii="Open Sans" w:cs="Open Sans" w:eastAsia="Open Sans" w:hAnsi="Open Sans"/>
+                <w:b/>
+                <w:bCs/>
+                <w:color w:val="59595B"/>
+                <w:sz w:val="20"/>
+                <w:szCs w:val="20"/>
+              </w:rPr>
+              <w:t xml:space="preserve">Partner (Technijian)</w:t>
+            </w:r>
+          </w:p>
+        </w:tc>
+        <w:tc>
+          <w:tcPr>
+            <w:tcW w:type="dxa" w:w="7091"/>
+            <w:tcBorders>
+              <w:top w:val="single" w:color="E9ECEF" w:sz="4"/>
+              <w:left w:val="single" w:color="E9ECEF" w:sz="4"/>
+              <w:bottom w:val="single" w:color="E9ECEF" w:sz="4"/>
+              <w:right w:val="single" w:color="E9ECEF" w:sz="4"/>
+            </w:tcBorders>
+            <w:shd w:fill="FFFFFF" w:val="clear"/>
+            <w:tcMar>
+              <w:top w:type="dxa" w:w="100"/>
+              <w:left w:type="dxa" w:w="140"/>
+              <w:bottom w:type="dxa" w:w="100"/>
+              <w:right w:type="dxa" w:w="140"/>
+            </w:tcMar>
+            <w:vAlign w:val="center"/>
+          </w:tcPr>
+          <w:p>
+            <w:pPr>
+              <w:jc w:val="left"/>
+            </w:pPr>
+            <w:r>
+              <w:rPr>
+                <w:rFonts w:ascii="Open Sans" w:cs="Open Sans" w:eastAsia="Open Sans" w:hAnsi="Open Sans"/>
+                <w:b/>
+                <w:bCs/>
+                <w:color w:val="59595B"/>
+                <w:sz w:val="20"/>
+                <w:szCs w:val="20"/>
+              </w:rPr>
+              <w:t xml:space="preserve">Strategy, build, security, and governance in one team at a fraction of a hire — with proven builds and CISSP-led security</w:t>
+            </w:r>
+          </w:p>
+        </w:tc>
+      </w:tr>
+    </w:tbl>
+    <w:p>
+      <w:pPr>
+        <w:spacing w:after="140" w:before="100" w:line="320"/>
+        <w:jc w:val="both"/>
+      </w:pPr>
+      <w:r>
+        <w:rPr>
+          <w:rFonts w:ascii="Open Sans" w:cs="Open Sans" w:eastAsia="Open Sans" w:hAnsi="Open Sans"/>
+          <w:b w:val="false"/>
+          <w:bCs w:val="false"/>
+          <w:i/>
+          <w:iCs/>
+          <w:color w:val="59595B"/>
+          <w:sz w:val="18"/>
+          <w:szCs w:val="18"/>
+        </w:rPr>
+        <w:t xml:space="preserve">Sources cited in this section: MIT Sloan Management (AI literacy); Anthropic (AI system design); a widely-used five-stage AI maturity model (consistent with Gartner and Google Cloud frameworks); U.S. NIST AI Risk Management Framework. Full references in the Appendix.</w:t>
+      </w:r>
+    </w:p>
+    <w:p>
+      <w:pPr>
+        <w:pStyle w:val="Heading1"/>
+        <w:keepNext/>
+        <w:pageBreakBefore/>
+        <w:spacing w:after="120" w:before="0" w:line="240"/>
+      </w:pPr>
+      <w:r>
+        <w:rPr>
+          <w:rFonts w:ascii="Open Sans" w:cs="Open Sans" w:eastAsia="Open Sans" w:hAnsi="Open Sans"/>
+          <w:color w:val="FFFFFF"/>
+          <w:sz w:val="2"/>
+          <w:szCs w:val="2"/>
+        </w:rPr>
+        <w:t xml:space="preserve">08  The AI Growth Engine</w:t>
+      </w:r>
+    </w:p>
+    <w:tbl>
+      <w:tblPr>
+        <w:tblW w:type="dxa" w:w="9360"/>
+        <w:tblBorders>
+          <w:top w:val="none" w:color="FFFFFF" w:sz="0"/>
+          <w:left w:val="none" w:color="FFFFFF" w:sz="0"/>
+          <w:bottom w:val="none" w:color="FFFFFF" w:sz="0"/>
+          <w:right w:val="none" w:color="FFFFFF" w:sz="0"/>
+          <w:insideH w:val="single" w:color="auto" w:sz="4"/>
+          <w:insideV w:val="single" w:color="auto" w:sz="4"/>
+        </w:tblBorders>
+      </w:tblPr>
+      <w:tblGrid>
+        <w:gridCol w:w="120"/>
+        <w:gridCol w:w="9240"/>
+      </w:tblGrid>
+      <w:tr>
+        <w:tc>
+          <w:tcPr>
+            <w:tcW w:type="dxa" w:w="120"/>
+            <w:tcBorders>
+              <w:top w:val="none" w:color="FFFFFF" w:sz="0"/>
+              <w:left w:val="none" w:color="FFFFFF" w:sz="0"/>
+              <w:bottom w:val="none" w:color="FFFFFF" w:sz="0"/>
+              <w:right w:val="none" w:color="FFFFFF" w:sz="0"/>
+            </w:tcBorders>
+            <w:shd w:fill="006DB6" w:val="clear"/>
+          </w:tcPr>
+          <w:p>
+            <w:r>
+              <w:t xml:space="preserve"/>
+            </w:r>
+          </w:p>
+        </w:tc>
+        <w:tc>
+          <w:tcPr>
+            <w:tcW w:type="dxa" w:w="9240"/>
+            <w:tcBorders>
+              <w:top w:val="none" w:color="FFFFFF" w:sz="0"/>
+              <w:left w:val="none" w:color="FFFFFF" w:sz="0"/>
+              <w:bottom w:val="none" w:color="FFFFFF" w:sz="0"/>
+              <w:right w:val="none" w:color="FFFFFF" w:sz="0"/>
+            </w:tcBorders>
+            <w:tcMar>
+              <w:top w:type="dxa" w:w="100"/>
+              <w:left w:type="dxa" w:w="200"/>
+              <w:bottom w:type="dxa" w:w="100"/>
+              <w:right w:type="dxa" w:w="0"/>
+            </w:tcMar>
+            <w:vAlign w:val="center"/>
+          </w:tcPr>
+          <w:p>
+            <w:r>
+              <w:rPr>
+                <w:rFonts w:ascii="Open Sans" w:cs="Open Sans" w:eastAsia="Open Sans" w:hAnsi="Open Sans"/>
+                <w:b/>
+                <w:bCs/>
+                <w:color w:val="006DB6"/>
+                <w:sz w:val="34"/>
+                <w:szCs w:val="34"/>
+              </w:rPr>
+              <w:t xml:space="preserve">08  The AI Growth Engine</w:t>
             </w:r>
           </w:p>
         </w:tc>
@@ -8663,10 +11315,48 @@
     </w:tbl>
     <w:p>
       <w:pPr>
-        <w:spacing w:after="0" w:before="120"/>
+        <w:spacing w:after="0" w:before="160"/>
       </w:pPr>
       <w:r>
         <w:t xml:space="preserve"/>
+      </w:r>
+    </w:p>
+    <w:p>
+      <w:pPr>
+        <w:pStyle w:val="Heading2"/>
+        <w:keepNext/>
+        <w:keepLines/>
+        <w:spacing w:after="120" w:before="280"/>
+      </w:pPr>
+      <w:r>
+        <w:rPr>
+          <w:rFonts w:ascii="Open Sans" w:cs="Open Sans" w:eastAsia="Open Sans" w:hAnsi="Open Sans"/>
+          <w:b/>
+          <w:bCs/>
+          <w:color w:val="F67D4B"/>
+          <w:sz w:val="26"/>
+          <w:szCs w:val="26"/>
+        </w:rPr>
+        <w:t xml:space="preserve">AI Search Reality Check</w:t>
+      </w:r>
+    </w:p>
+    <w:p>
+      <w:pPr>
+        <w:spacing w:after="140" w:before="0" w:line="320"/>
+        <w:jc w:val="both"/>
+      </w:pPr>
+      <w:r>
+        <w:rPr>
+          <w:rFonts w:ascii="Open Sans" w:cs="Open Sans" w:eastAsia="Open Sans" w:hAnsi="Open Sans"/>
+          <w:b w:val="false"/>
+          <w:bCs w:val="false"/>
+          <w:i w:val="false"/>
+          <w:iCs w:val="false"/>
+          <w:color w:val="59595B"/>
+          <w:sz w:val="22"/>
+          <w:szCs w:val="22"/>
+        </w:rPr>
+        <w:t xml:space="preserve">Here is the inbound gap made concrete. When an agency IT lead asks an AI assistant the question below today, this is the shape of the answer they get — illustrative of how AI search resolves this query right now:</w:t>
       </w:r>
     </w:p>
     <w:tbl>
@@ -8698,6 +11388,140 @@
               <w:bottom w:val="none" w:color="FFFFFF" w:sz="0"/>
               <w:right w:val="none" w:color="FFFFFF" w:sz="0"/>
             </w:tcBorders>
+            <w:shd w:fill="F67D4B" w:val="clear"/>
+          </w:tcPr>
+          <w:p>
+            <w:r>
+              <w:t xml:space="preserve"/>
+            </w:r>
+          </w:p>
+        </w:tc>
+        <w:tc>
+          <w:tcPr>
+            <w:tcW w:type="dxa" w:w="9280"/>
+            <w:tcBorders>
+              <w:top w:val="none" w:color="FFFFFF" w:sz="0"/>
+              <w:left w:val="none" w:color="FFFFFF" w:sz="0"/>
+              <w:bottom w:val="none" w:color="FFFFFF" w:sz="0"/>
+              <w:right w:val="none" w:color="FFFFFF" w:sz="0"/>
+            </w:tcBorders>
+            <w:shd w:fill="F8F9FA" w:val="clear"/>
+            <w:tcMar>
+              <w:top w:type="dxa" w:w="160"/>
+              <w:left w:type="dxa" w:w="240"/>
+              <w:bottom w:type="dxa" w:w="160"/>
+              <w:right w:type="dxa" w:w="200"/>
+            </w:tcMar>
+          </w:tcPr>
+          <w:p>
+            <w:pPr>
+              <w:keepNext/>
+              <w:keepLines/>
+              <w:spacing w:after="80" w:before="80"/>
+            </w:pPr>
+            <w:r>
+              <w:rPr>
+                <w:rFonts w:ascii="Open Sans" w:cs="Open Sans" w:eastAsia="Open Sans" w:hAnsi="Open Sans"/>
+                <w:b/>
+                <w:bCs/>
+                <w:color w:val="F67D4B"/>
+                <w:sz w:val="22"/>
+                <w:szCs w:val="22"/>
+              </w:rPr>
+              <w:t xml:space="preserve">Prompt: "Who can deploy and run CJIS-compliant phishing-resistant MFA for a small police department?"</w:t>
+            </w:r>
+          </w:p>
+          <w:p>
+            <w:pPr>
+              <w:keepNext/>
+              <w:keepLines/>
+              <w:spacing w:after="60" w:before="40" w:line="300"/>
+            </w:pPr>
+            <w:r>
+              <w:rPr>
+                <w:rFonts w:ascii="Open Sans" w:cs="Open Sans" w:eastAsia="Open Sans" w:hAnsi="Open Sans"/>
+                <w:color w:val="59595B"/>
+                <w:sz w:val="20"/>
+                <w:szCs w:val="20"/>
+              </w:rPr>
+              <w:t xml:space="preserve">TODAY — the AI assistant answers with whichever vendors have the strongest content and third-party signals it can read: it names the large identity incumbents and a couple of MFA platforms, and does NOT surface a CardLogix + managed-services-partner answer — even though that joint offer is the more complete one for an agency that lacks internal IT. The partnership is invisible at the exact moment the agency is forming a shortlist.</w:t>
+            </w:r>
+          </w:p>
+          <w:p>
+            <w:pPr>
+              <w:keepNext w:val="false"/>
+              <w:keepLines/>
+              <w:spacing w:after="60" w:before="40" w:line="300"/>
+            </w:pPr>
+            <w:r>
+              <w:rPr>
+                <w:rFonts w:ascii="Open Sans" w:cs="Open Sans" w:eastAsia="Open Sans" w:hAnsi="Open Sans"/>
+                <w:color w:val="59595B"/>
+                <w:sz w:val="20"/>
+                <w:szCs w:val="20"/>
+              </w:rPr>
+              <w:t xml:space="preserve">AFTER AEO/AUTHORITY CONTENT — the same query can return the joint offer as a cited option ("CardLogix supplies the phishing-resistant credentials; a managed-services partner stands up and runs the CJIS-aligned environment around them, including the certificate authority…"), with the authority content and FAQ pages as the supporting evidence the assistant points to.</w:t>
+            </w:r>
+          </w:p>
+        </w:tc>
+      </w:tr>
+    </w:tbl>
+    <w:p>
+      <w:pPr>
+        <w:spacing w:after="140" w:before="0" w:line="320"/>
+        <w:jc w:val="both"/>
+      </w:pPr>
+      <w:r>
+        <w:rPr>
+          <w:rFonts w:ascii="Open Sans" w:cs="Open Sans" w:eastAsia="Open Sans" w:hAnsi="Open Sans"/>
+          <w:b w:val="false"/>
+          <w:bCs w:val="false"/>
+          <w:i/>
+          <w:iCs/>
+          <w:color w:val="59595B"/>
+          <w:sz w:val="18"/>
+          <w:szCs w:val="18"/>
+        </w:rPr>
+        <w:t xml:space="preserve">(Illustrative of current AI-search behavior for this query class — not a screenshot; the live result is part of the free Nexus Assess baseline.)</w:t>
+      </w:r>
+    </w:p>
+    <w:p>
+      <w:pPr>
+        <w:spacing w:after="0" w:before="120"/>
+      </w:pPr>
+      <w:r>
+        <w:t xml:space="preserve"/>
+      </w:r>
+    </w:p>
+    <w:tbl>
+      <w:tblPr>
+        <w:tblW w:type="dxa" w:w="9360"/>
+        <w:tblBorders>
+          <w:top w:val="single" w:color="auto" w:sz="4"/>
+          <w:left w:val="single" w:color="auto" w:sz="4"/>
+          <w:bottom w:val="single" w:color="auto" w:sz="4"/>
+          <w:right w:val="single" w:color="auto" w:sz="4"/>
+          <w:insideH w:val="single" w:color="auto" w:sz="4"/>
+          <w:insideV w:val="single" w:color="auto" w:sz="4"/>
+        </w:tblBorders>
+      </w:tblPr>
+      <w:tblGrid>
+        <w:gridCol w:w="80"/>
+        <w:gridCol w:w="9280"/>
+      </w:tblGrid>
+      <w:tr>
+        <w:trPr>
+          <w:cantSplit/>
+        </w:trPr>
+        <w:tc>
+          <w:tcPr>
+            <w:tcW w:type="dxa" w:w="80"/>
+            <w:tcBorders>
+              <w:top w:val="none" w:color="FFFFFF" w:sz="0"/>
+              <w:left w:val="none" w:color="FFFFFF" w:sz="0"/>
+              <w:bottom w:val="none" w:color="FFFFFF" w:sz="0"/>
+              <w:right w:val="none" w:color="FFFFFF" w:sz="0"/>
+            </w:tcBorders>
             <w:shd w:fill="1A1A2E" w:val="clear"/>
           </w:tcPr>
           <w:p>
@@ -8796,7 +11620,8 @@
       <w:pPr>
         <w:pStyle w:val="Heading1"/>
         <w:keepNext/>
-        <w:spacing w:after="120" w:before="480" w:line="240"/>
+        <w:pageBreakBefore/>
+        <w:spacing w:after="120" w:before="0" w:line="240"/>
       </w:pPr>
       <w:r>
         <w:rPr>
@@ -8805,7 +11630,7 @@
           <w:sz w:val="2"/>
           <w:szCs w:val="2"/>
         </w:rPr>
-        <w:t xml:space="preserve">08  Business Impact &amp; Service Investment</w:t>
+        <w:t xml:space="preserve">09  Business Impact &amp; Service Investment</w:t>
       </w:r>
     </w:p>
     <w:tbl>
@@ -8869,7 +11694,7 @@
                 <w:sz w:val="34"/>
                 <w:szCs w:val="34"/>
               </w:rPr>
-              <w:t xml:space="preserve">08  Business Impact &amp; Service Investment</w:t>
+              <w:t xml:space="preserve">09  Business Impact &amp; Service Investment</w:t>
             </w:r>
           </w:p>
         </w:tc>
@@ -8899,7 +11724,7 @@
           <w:sz w:val="22"/>
           <w:szCs w:val="22"/>
         </w:rPr>
-        <w:t xml:space="preserve">The pricing below is built land-and-expand: a small, easy-to-approve entry that solves a real problem now (Track A), and a clearly-labeled later expansion that builds the partnership engine once the working relationship is proven (Track B). The managed-IT and labor figures are drawn from Technijian’s current 2026 rate card — real published rates, not round-number guesses — and are calibrated to a firm quote after the free assessment. The figures most sensitive to your environment are CardLogix’s actual endpoint count and the number it walked from on the prior co-managed conversation; the discovery questions in Section 11 pin those down.</w:t>
+        <w:t xml:space="preserve">The pricing below is built land-and-expand: a small, easy-to-approve entry that solves a real problem now (Track A), and a clearly-labeled later expansion that builds the partnership engine once the working relationship is proven (Track B). The managed-IT and labor figures are drawn from Technijian’s current 2026 rate card — real published rates, not round-number guesses — and are calibrated to a firm quote after the free assessment. The figures most sensitive to your environment are CardLogix’s actual endpoint count and the number it walked from on the prior co-managed conversation; the discovery questions in Section 13 pin those down.</w:t>
       </w:r>
     </w:p>
     <w:p>
@@ -8991,7 +11816,26 @@
           <w:sz w:val="26"/>
           <w:szCs w:val="26"/>
         </w:rPr>
-        <w:t xml:space="preserve">The Entry — Track A (the easy yes)</w:t>
+        <w:t xml:space="preserve">The Entry Offer — The 90-Day AI Visibility Pilot (Track A)</w:t>
+      </w:r>
+    </w:p>
+    <w:p>
+      <w:pPr>
+        <w:spacing w:after="140" w:before="0" w:line="320"/>
+        <w:jc w:val="both"/>
+      </w:pPr>
+      <w:r>
+        <w:rPr>
+          <w:rFonts w:ascii="Open Sans" w:cs="Open Sans" w:eastAsia="Open Sans" w:hAnsi="Open Sans"/>
+          <w:b w:val="false"/>
+          <w:bCs w:val="false"/>
+          <w:i w:val="false"/>
+          <w:iCs w:val="false"/>
+          <w:color w:val="59595B"/>
+          <w:sz w:val="22"/>
+          <w:szCs w:val="22"/>
+        </w:rPr>
+        <w:t xml:space="preserve">Start with one clearly-scoped, fixed-price program — not an open-ended engagement. The pilot stands up CardLogix’s co-managed IT coverage and the authority-content foundation the partnership’s inbound presence rests on, and proves the working rhythm before any larger build is discussed.</w:t>
       </w:r>
     </w:p>
     <w:tbl>
@@ -9628,7 +12472,7 @@
                 <w:sz w:val="20"/>
                 <w:szCs w:val="20"/>
               </w:rPr>
-              <w:t xml:space="preserve">ENTRY PROGRAM (Y1)</w:t>
+              <w:t xml:space="preserve">THE 90-DAY AI VISIBILITY PILOT (Y1)</w:t>
             </w:r>
           </w:p>
         </w:tc>
@@ -9663,7 +12507,7 @@
                 <w:sz w:val="20"/>
                 <w:szCs w:val="20"/>
               </w:rPr>
-              <w:t xml:space="preserve">The land — solves Track A now, no large build</w:t>
+              <w:t xml:space="preserve">The land — solves Track A now, fixed scope, no large build</w:t>
             </w:r>
           </w:p>
         </w:tc>
@@ -9868,6 +12712,121 @@
                 <w:szCs w:val="20"/>
               </w:rPr>
               <w:t xml:space="preserve">It is month-to-month-friendly and the free assessment comes first — so you see the real scope and a firm number before committing to anything. The goal is an easy yes, not a leap of faith.</w:t>
+            </w:r>
+          </w:p>
+        </w:tc>
+      </w:tr>
+    </w:tbl>
+    <w:p>
+      <w:pPr>
+        <w:spacing w:after="0" w:before="120"/>
+      </w:pPr>
+      <w:r>
+        <w:t xml:space="preserve"/>
+      </w:r>
+    </w:p>
+    <w:tbl>
+      <w:tblPr>
+        <w:tblW w:type="dxa" w:w="9360"/>
+        <w:tblBorders>
+          <w:top w:val="single" w:color="auto" w:sz="4"/>
+          <w:left w:val="single" w:color="auto" w:sz="4"/>
+          <w:bottom w:val="single" w:color="auto" w:sz="4"/>
+          <w:right w:val="single" w:color="auto" w:sz="4"/>
+          <w:insideH w:val="single" w:color="auto" w:sz="4"/>
+          <w:insideV w:val="single" w:color="auto" w:sz="4"/>
+        </w:tblBorders>
+      </w:tblPr>
+      <w:tblGrid>
+        <w:gridCol w:w="80"/>
+        <w:gridCol w:w="9280"/>
+      </w:tblGrid>
+      <w:tr>
+        <w:trPr>
+          <w:cantSplit/>
+        </w:trPr>
+        <w:tc>
+          <w:tcPr>
+            <w:tcW w:type="dxa" w:w="80"/>
+            <w:tcBorders>
+              <w:top w:val="none" w:color="FFFFFF" w:sz="0"/>
+              <w:left w:val="none" w:color="FFFFFF" w:sz="0"/>
+              <w:bottom w:val="none" w:color="FFFFFF" w:sz="0"/>
+              <w:right w:val="none" w:color="FFFFFF" w:sz="0"/>
+            </w:tcBorders>
+            <w:shd w:fill="F67D4B" w:val="clear"/>
+          </w:tcPr>
+          <w:p>
+            <w:r>
+              <w:t xml:space="preserve"/>
+            </w:r>
+          </w:p>
+        </w:tc>
+        <w:tc>
+          <w:tcPr>
+            <w:tcW w:type="dxa" w:w="9280"/>
+            <w:tcBorders>
+              <w:top w:val="none" w:color="FFFFFF" w:sz="0"/>
+              <w:left w:val="none" w:color="FFFFFF" w:sz="0"/>
+              <w:bottom w:val="none" w:color="FFFFFF" w:sz="0"/>
+              <w:right w:val="none" w:color="FFFFFF" w:sz="0"/>
+            </w:tcBorders>
+            <w:shd w:fill="F8F9FA" w:val="clear"/>
+            <w:tcMar>
+              <w:top w:type="dxa" w:w="160"/>
+              <w:left w:type="dxa" w:w="240"/>
+              <w:bottom w:type="dxa" w:w="160"/>
+              <w:right w:type="dxa" w:w="200"/>
+            </w:tcMar>
+          </w:tcPr>
+          <w:p>
+            <w:pPr>
+              <w:keepNext/>
+              <w:keepLines/>
+              <w:spacing w:after="80" w:before="80"/>
+            </w:pPr>
+            <w:r>
+              <w:rPr>
+                <w:rFonts w:ascii="Open Sans" w:cs="Open Sans" w:eastAsia="Open Sans" w:hAnsi="Open Sans"/>
+                <w:b/>
+                <w:bCs/>
+                <w:color w:val="F67D4B"/>
+                <w:sz w:val="22"/>
+                <w:szCs w:val="22"/>
+              </w:rPr>
+              <w:t xml:space="preserve">The Pilot Bar — and Our Commitment</w:t>
+            </w:r>
+          </w:p>
+          <w:p>
+            <w:pPr>
+              <w:keepNext/>
+              <w:keepLines/>
+              <w:spacing w:after="60" w:before="40" w:line="300"/>
+            </w:pPr>
+            <w:r>
+              <w:rPr>
+                <w:rFonts w:ascii="Open Sans" w:cs="Open Sans" w:eastAsia="Open Sans" w:hAnsi="Open Sans"/>
+                <w:color w:val="59595B"/>
+                <w:sz w:val="20"/>
+                <w:szCs w:val="20"/>
+              </w:rPr>
+              <w:t xml:space="preserve">Success metric: within 90 days, CardLogix has co-managed IT live and stable across its environment AND a published authority-content foundation answering the core CJIS / MFA / smart-card questions — with at least one piece beginning to surface in AI-assisted search for those queries.</w:t>
+            </w:r>
+          </w:p>
+          <w:p>
+            <w:pPr>
+              <w:keepNext w:val="false"/>
+              <w:keepLines/>
+              <w:spacing w:after="60" w:before="40" w:line="300"/>
+            </w:pPr>
+            <w:r>
+              <w:rPr>
+                <w:rFonts w:ascii="Open Sans" w:cs="Open Sans" w:eastAsia="Open Sans" w:hAnsi="Open Sans"/>
+                <w:color w:val="59595B"/>
+                <w:sz w:val="20"/>
+                <w:szCs w:val="20"/>
+              </w:rPr>
+              <w:t xml:space="preserve">Our commitment: the entry program is month-to-month, no lock-in. If the pilot has not hit that metric by day 90, you are under no obligation to continue, and we will tell you honestly whether it is worth continuing. You carry the upside, not the risk.</w:t>
             </w:r>
           </w:p>
         </w:tc>
@@ -15168,7 +18127,8 @@
       <w:pPr>
         <w:pStyle w:val="Heading1"/>
         <w:keepNext/>
-        <w:spacing w:after="120" w:before="480" w:line="240"/>
+        <w:pageBreakBefore/>
+        <w:spacing w:after="120" w:before="0" w:line="240"/>
       </w:pPr>
       <w:r>
         <w:rPr>
@@ -15177,7 +18137,7 @@
           <w:sz w:val="2"/>
           <w:szCs w:val="2"/>
         </w:rPr>
-        <w:t xml:space="preserve">09  Implementation Roadmap</w:t>
+        <w:t xml:space="preserve">10  Implementation Roadmap</w:t>
       </w:r>
     </w:p>
     <w:tbl>
@@ -15241,7 +18201,7 @@
                 <w:sz w:val="34"/>
                 <w:szCs w:val="34"/>
               </w:rPr>
-              <w:t xml:space="preserve">09  Implementation Roadmap</w:t>
+              <w:t xml:space="preserve">10  Implementation Roadmap</w:t>
             </w:r>
           </w:p>
         </w:tc>
@@ -15601,7 +18561,8 @@
       <w:pPr>
         <w:pStyle w:val="Heading1"/>
         <w:keepNext/>
-        <w:spacing w:after="120" w:before="480" w:line="240"/>
+        <w:pageBreakBefore/>
+        <w:spacing w:after="120" w:before="0" w:line="240"/>
       </w:pPr>
       <w:r>
         <w:rPr>
@@ -15610,7 +18571,7 @@
           <w:sz w:val="2"/>
           <w:szCs w:val="2"/>
         </w:rPr>
-        <w:t xml:space="preserve">10  Quick Wins — No Commitment Required</w:t>
+        <w:t xml:space="preserve">11  Quick Wins — No Commitment Required</w:t>
       </w:r>
     </w:p>
     <w:tbl>
@@ -15674,7 +18635,7 @@
                 <w:sz w:val="34"/>
                 <w:szCs w:val="34"/>
               </w:rPr>
-              <w:t xml:space="preserve">10  Quick Wins — No Commitment Required</w:t>
+              <w:t xml:space="preserve">11  Quick Wins — No Commitment Required</w:t>
             </w:r>
           </w:p>
         </w:tc>
@@ -16037,7 +18998,8 @@
       <w:pPr>
         <w:pStyle w:val="Heading1"/>
         <w:keepNext/>
-        <w:spacing w:after="120" w:before="480" w:line="240"/>
+        <w:pageBreakBefore/>
+        <w:spacing w:after="120" w:before="0" w:line="240"/>
       </w:pPr>
       <w:r>
         <w:rPr>
@@ -16046,7 +19008,7 @@
           <w:sz w:val="2"/>
           <w:szCs w:val="2"/>
         </w:rPr>
-        <w:t xml:space="preserve">11  Next Steps &amp; Discovery</w:t>
+        <w:t xml:space="preserve">12  Questions We Usually Get</w:t>
       </w:r>
     </w:p>
     <w:tbl>
@@ -16075,7 +19037,7 @@
               <w:bottom w:val="none" w:color="FFFFFF" w:sz="0"/>
               <w:right w:val="none" w:color="FFFFFF" w:sz="0"/>
             </w:tcBorders>
-            <w:shd w:fill="1A1A2E" w:val="clear"/>
+            <w:shd w:fill="006DB6" w:val="clear"/>
           </w:tcPr>
           <w:p>
             <w:r>
@@ -16106,11 +19068,11 @@
                 <w:rFonts w:ascii="Open Sans" w:cs="Open Sans" w:eastAsia="Open Sans" w:hAnsi="Open Sans"/>
                 <w:b/>
                 <w:bCs/>
-                <w:color w:val="1A1A2E"/>
+                <w:color w:val="006DB6"/>
                 <w:sz w:val="34"/>
                 <w:szCs w:val="34"/>
               </w:rPr>
-              <w:t xml:space="preserve">11  Next Steps &amp; Discovery</w:t>
+              <w:t xml:space="preserve">12  Questions We Usually Get</w:t>
             </w:r>
           </w:p>
         </w:tc>
@@ -16140,297 +19102,12 @@
           <w:sz w:val="22"/>
           <w:szCs w:val="22"/>
         </w:rPr>
-        <w:t xml:space="preserve">These follow directly from what we agreed on the May 29 call: Technijian delivers this AI growth strategy, follows with the managed certificate-authority / cloud-HSM options, and Nick sends over the other IT issues on his list. The steps below put structure around that.</w:t>
-      </w:r>
-    </w:p>
-    <w:p>
-      <w:pPr>
-        <w:spacing w:after="0" w:before="60"/>
-      </w:pPr>
-      <w:r>
-        <w:t xml:space="preserve"/>
-      </w:r>
-    </w:p>
-    <w:p>
-      <w:pPr>
-        <w:spacing w:after="70" w:before="30" w:line="300"/>
-        <w:ind w:left="520" w:hanging="520"/>
-      </w:pPr>
-      <w:r>
-        <w:rPr>
-          <w:rFonts w:ascii="Open Sans" w:cs="Open Sans" w:eastAsia="Open Sans" w:hAnsi="Open Sans"/>
-          <w:b/>
-          <w:bCs/>
-          <w:color w:val="006DB6"/>
-          <w:sz w:val="22"/>
-          <w:szCs w:val="22"/>
-        </w:rPr>
-        <w:t xml:space="preserve">1.</w:t>
-      </w:r>
-      <w:r>
-        <w:rPr>
-          <w:rFonts w:ascii="Open Sans" w:cs="Open Sans" w:eastAsia="Open Sans" w:hAnsi="Open Sans"/>
-          <w:sz w:val="22"/>
-          <w:szCs w:val="22"/>
-        </w:rPr>
-        <w:t xml:space="preserve">	</w:t>
-      </w:r>
-      <w:r>
-        <w:rPr>
-          <w:rFonts w:ascii="Open Sans" w:cs="Open Sans" w:eastAsia="Open Sans" w:hAnsi="Open Sans"/>
-          <w:color w:val="59595B"/>
-          <w:sz w:val="22"/>
-          <w:szCs w:val="22"/>
-        </w:rPr>
-        <w:t xml:space="preserve">The one easy yes — book the free Nexus Assess. At no cost and no obligation, Technijian walks the environment and hands back a board-ready risk map plus a scoped, right-sized co-managed (Track A) option with a firm number. This is the only decision in front of CardLogix today, and nothing past the assessment is committed.</w:t>
-      </w:r>
-    </w:p>
-    <w:p>
-      <w:pPr>
-        <w:spacing w:after="70" w:before="30" w:line="300"/>
-        <w:ind w:left="520" w:hanging="520"/>
-      </w:pPr>
-      <w:r>
-        <w:rPr>
-          <w:rFonts w:ascii="Open Sans" w:cs="Open Sans" w:eastAsia="Open Sans" w:hAnsi="Open Sans"/>
-          <w:b/>
-          <w:bCs/>
-          <w:color w:val="006DB6"/>
-          <w:sz w:val="22"/>
-          <w:szCs w:val="22"/>
-        </w:rPr>
-        <w:t xml:space="preserve">2.</w:t>
-      </w:r>
-      <w:r>
-        <w:rPr>
-          <w:rFonts w:ascii="Open Sans" w:cs="Open Sans" w:eastAsia="Open Sans" w:hAnsi="Open Sans"/>
-          <w:sz w:val="22"/>
-          <w:szCs w:val="22"/>
-        </w:rPr>
-        <w:t xml:space="preserve">	</w:t>
-      </w:r>
-      <w:r>
-        <w:rPr>
-          <w:rFonts w:ascii="Open Sans" w:cs="Open Sans" w:eastAsia="Open Sans" w:hAnsi="Open Sans"/>
-          <w:color w:val="59595B"/>
-          <w:sz w:val="22"/>
-          <w:szCs w:val="22"/>
-        </w:rPr>
-        <w:t xml:space="preserve">Send the other IT issues on your list so the assessment is scoped against real priorities.</w:t>
-      </w:r>
-    </w:p>
-    <w:p>
-      <w:pPr>
-        <w:spacing w:after="70" w:before="30" w:line="300"/>
-        <w:ind w:left="520" w:hanging="520"/>
-      </w:pPr>
-      <w:r>
-        <w:rPr>
-          <w:rFonts w:ascii="Open Sans" w:cs="Open Sans" w:eastAsia="Open Sans" w:hAnsi="Open Sans"/>
-          <w:b/>
-          <w:bCs/>
-          <w:color w:val="006DB6"/>
-          <w:sz w:val="22"/>
-          <w:szCs w:val="22"/>
-        </w:rPr>
-        <w:t xml:space="preserve">3.</w:t>
-      </w:r>
-      <w:r>
-        <w:rPr>
-          <w:rFonts w:ascii="Open Sans" w:cs="Open Sans" w:eastAsia="Open Sans" w:hAnsi="Open Sans"/>
-          <w:sz w:val="22"/>
-          <w:szCs w:val="22"/>
-        </w:rPr>
-        <w:t xml:space="preserve">	</w:t>
-      </w:r>
-      <w:r>
-        <w:rPr>
-          <w:rFonts w:ascii="Open Sans" w:cs="Open Sans" w:eastAsia="Open Sans" w:hAnsi="Open Sans"/>
-          <w:color w:val="59595B"/>
-          <w:sz w:val="22"/>
-          <w:szCs w:val="22"/>
-        </w:rPr>
-        <w:t xml:space="preserve">Keep Track B separate and later. The partnership (managed-MFA / CA) needs Goulet and Hope, so it stays a parallel conversation — not part of the easy yes. Technijian has prepared a one-page Partnership Concept Brief (the companion document) for Nick to forward when the timing is right; nothing in the Track A step commits CardLogix to it.</w:t>
-      </w:r>
-    </w:p>
-    <w:p>
-      <w:pPr>
-        <w:spacing w:after="70" w:before="30" w:line="300"/>
-        <w:ind w:left="520" w:hanging="520"/>
-      </w:pPr>
-      <w:r>
-        <w:rPr>
-          <w:rFonts w:ascii="Open Sans" w:cs="Open Sans" w:eastAsia="Open Sans" w:hAnsi="Open Sans"/>
-          <w:b/>
-          <w:bCs/>
-          <w:color w:val="006DB6"/>
-          <w:sz w:val="22"/>
-          <w:szCs w:val="22"/>
-        </w:rPr>
-        <w:t xml:space="preserve">4.</w:t>
-      </w:r>
-      <w:r>
-        <w:rPr>
-          <w:rFonts w:ascii="Open Sans" w:cs="Open Sans" w:eastAsia="Open Sans" w:hAnsi="Open Sans"/>
-          <w:sz w:val="22"/>
-          <w:szCs w:val="22"/>
-        </w:rPr>
-        <w:t xml:space="preserve">	</w:t>
-      </w:r>
-      <w:r>
-        <w:rPr>
-          <w:rFonts w:ascii="Open Sans" w:cs="Open Sans" w:eastAsia="Open Sans" w:hAnsi="Open Sans"/>
-          <w:color w:val="59595B"/>
-          <w:sz w:val="22"/>
-          <w:szCs w:val="22"/>
-        </w:rPr>
-        <w:t xml:space="preserve">Already in hand: this strategy plus the companion CloudHSM analysis on the managed-CA options Nick asked about — including the recommendation to generate a fresh CA key inside a CA-grade cloud HSM rather than migrate the existing software CA.</w:t>
-      </w:r>
-    </w:p>
-    <w:p>
-      <w:pPr>
-        <w:spacing w:after="0" w:before="140"/>
-      </w:pPr>
-      <w:r>
-        <w:t xml:space="preserve"/>
-      </w:r>
-    </w:p>
-    <w:p>
-      <w:pPr>
-        <w:pStyle w:val="Heading2"/>
-        <w:keepNext/>
-        <w:keepLines/>
-        <w:spacing w:after="120" w:before="280"/>
-      </w:pPr>
-      <w:r>
-        <w:rPr>
-          <w:rFonts w:ascii="Open Sans" w:cs="Open Sans" w:eastAsia="Open Sans" w:hAnsi="Open Sans"/>
-          <w:b/>
-          <w:bCs/>
-          <w:color w:val="006DB6"/>
-          <w:sz w:val="26"/>
-          <w:szCs w:val="26"/>
-        </w:rPr>
-        <w:t xml:space="preserve">Discovery Questions (to replace every estimate with a real number)</w:t>
-      </w:r>
-    </w:p>
-    <w:p>
-      <w:pPr>
-        <w:pStyle w:val="ListParagraph"/>
-        <w:numPr>
-          <w:ilvl w:val="0"/>
-          <w:numId w:val="2"/>
-        </w:numPr>
-        <w:spacing w:after="80" w:before="40" w:line="300"/>
-      </w:pPr>
-      <w:r>
-        <w:rPr>
-          <w:rFonts w:ascii="Open Sans" w:cs="Open Sans" w:eastAsia="Open Sans" w:hAnsi="Open Sans"/>
-          <w:color w:val="59595B"/>
-          <w:sz w:val="22"/>
-          <w:szCs w:val="22"/>
-        </w:rPr>
-        <w:t xml:space="preserve">How many users and endpoints today, and where does the next 12 months take that?</w:t>
-      </w:r>
-    </w:p>
-    <w:p>
-      <w:pPr>
-        <w:pStyle w:val="ListParagraph"/>
-        <w:numPr>
-          <w:ilvl w:val="0"/>
-          <w:numId w:val="2"/>
-        </w:numPr>
-        <w:spacing w:after="80" w:before="40" w:line="300"/>
-      </w:pPr>
-      <w:r>
-        <w:rPr>
-          <w:rFonts w:ascii="Open Sans" w:cs="Open Sans" w:eastAsia="Open Sans" w:hAnsi="Open Sans"/>
-          <w:color w:val="59595B"/>
-          <w:sz w:val="22"/>
-          <w:szCs w:val="22"/>
-        </w:rPr>
-        <w:t xml:space="preserve">What runs on the two servers — file, AD, application, virtualization? On-prem AD or hybrid? Backup posture?</w:t>
-      </w:r>
-    </w:p>
-    <w:p>
-      <w:pPr>
-        <w:pStyle w:val="ListParagraph"/>
-        <w:numPr>
-          <w:ilvl w:val="0"/>
-          <w:numId w:val="2"/>
-        </w:numPr>
-        <w:spacing w:after="80" w:before="40" w:line="300"/>
-      </w:pPr>
-      <w:r>
-        <w:rPr>
-          <w:rFonts w:ascii="Open Sans" w:cs="Open Sans" w:eastAsia="Open Sans" w:hAnsi="Open Sans"/>
-          <w:color w:val="59595B"/>
-          <w:sz w:val="22"/>
-          <w:szCs w:val="22"/>
-        </w:rPr>
-        <w:t xml:space="preserve">What eats the most internal IT time right now — after-hours, patching, provisioning, security alerts?</w:t>
-      </w:r>
-    </w:p>
-    <w:p>
-      <w:pPr>
-        <w:pStyle w:val="ListParagraph"/>
-        <w:numPr>
-          <w:ilvl w:val="0"/>
-          <w:numId w:val="2"/>
-        </w:numPr>
-        <w:spacing w:after="80" w:before="40" w:line="300"/>
-      </w:pPr>
-      <w:r>
-        <w:rPr>
-          <w:rFonts w:ascii="Open Sans" w:cs="Open Sans" w:eastAsia="Open Sans" w:hAnsi="Open Sans"/>
-          <w:color w:val="59595B"/>
-          <w:sz w:val="22"/>
-          <w:szCs w:val="22"/>
-        </w:rPr>
-        <w:t xml:space="preserve">What did the prior co-managed conversation look like — what number and what model?</w:t>
-      </w:r>
-    </w:p>
-    <w:p>
-      <w:pPr>
-        <w:pStyle w:val="ListParagraph"/>
-        <w:numPr>
-          <w:ilvl w:val="0"/>
-          <w:numId w:val="2"/>
-        </w:numPr>
-        <w:spacing w:after="80" w:before="40" w:line="300"/>
-      </w:pPr>
-      <w:r>
-        <w:rPr>
-          <w:rFonts w:ascii="Open Sans" w:cs="Open Sans" w:eastAsia="Open Sans" w:hAnsi="Open Sans"/>
-          <w:color w:val="59595B"/>
-          <w:sz w:val="22"/>
-          <w:szCs w:val="22"/>
-        </w:rPr>
-        <w:t xml:space="preserve">Who owns a partnership decision internally, and what would make Goulet or Hope take the meeting?</w:t>
-      </w:r>
-    </w:p>
-    <w:p>
-      <w:pPr>
-        <w:pStyle w:val="ListParagraph"/>
-        <w:numPr>
-          <w:ilvl w:val="0"/>
-          <w:numId w:val="2"/>
-        </w:numPr>
-        <w:spacing w:after="80" w:before="40" w:line="300"/>
-      </w:pPr>
-      <w:r>
-        <w:rPr>
-          <w:rFonts w:ascii="Open Sans" w:cs="Open Sans" w:eastAsia="Open Sans" w:hAnsi="Open Sans"/>
-          <w:color w:val="59595B"/>
-          <w:sz w:val="22"/>
-          <w:szCs w:val="22"/>
-        </w:rPr>
-        <w:t xml:space="preserve">What does a typical agency end-customer look like, and how do they end up with a CardLogix card today?</w:t>
-      </w:r>
-    </w:p>
-    <w:p>
-      <w:pPr>
-        <w:spacing w:after="0" w:before="200"/>
+        <w:t xml:space="preserve">The honest answers to the questions CardLogix leadership is most likely asking right now.</w:t>
+      </w:r>
+    </w:p>
+    <w:p>
+      <w:pPr>
+        <w:spacing w:after="0" w:before="120"/>
       </w:pPr>
       <w:r>
         <w:t xml:space="preserve"/>
@@ -16449,29 +19126,35 @@
         </w:tblBorders>
       </w:tblPr>
       <w:tblGrid>
-        <w:gridCol w:w="9360"/>
+        <w:gridCol w:w="3510"/>
+        <w:gridCol w:w="5850"/>
       </w:tblGrid>
       <w:tr>
-        <w:tc>
-          <w:tcPr>
-            <w:tcBorders>
-              <w:top w:val="none" w:color="FFFFFF" w:sz="0"/>
-              <w:left w:val="none" w:color="FFFFFF" w:sz="0"/>
-              <w:bottom w:val="none" w:color="FFFFFF" w:sz="0"/>
-              <w:right w:val="none" w:color="FFFFFF" w:sz="0"/>
+        <w:trPr>
+          <w:cantSplit/>
+          <w:tblHeader/>
+        </w:trPr>
+        <w:tc>
+          <w:tcPr>
+            <w:tcW w:type="dxa" w:w="3510"/>
+            <w:tcBorders>
+              <w:top w:val="single" w:color="E9ECEF" w:sz="4"/>
+              <w:left w:val="single" w:color="E9ECEF" w:sz="4"/>
+              <w:bottom w:val="single" w:color="E9ECEF" w:sz="4"/>
+              <w:right w:val="single" w:color="E9ECEF" w:sz="4"/>
             </w:tcBorders>
             <w:shd w:fill="006DB6" w:val="clear"/>
             <w:tcMar>
-              <w:top w:type="dxa" w:w="300"/>
-              <w:left w:type="dxa" w:w="400"/>
-              <w:bottom w:type="dxa" w:w="300"/>
-              <w:right w:type="dxa" w:w="400"/>
-            </w:tcMar>
-          </w:tcPr>
-          <w:p>
-            <w:pPr>
-              <w:spacing w:after="90"/>
-              <w:jc w:val="center"/>
+              <w:top w:type="dxa" w:w="120"/>
+              <w:left w:type="dxa" w:w="140"/>
+              <w:bottom w:type="dxa" w:w="120"/>
+              <w:right w:type="dxa" w:w="140"/>
+            </w:tcMar>
+            <w:vAlign w:val="center"/>
+          </w:tcPr>
+          <w:p>
+            <w:pPr>
+              <w:jc w:val="left"/>
             </w:pPr>
             <w:r>
               <w:rPr>
@@ -16479,61 +19162,495 @@
                 <w:b/>
                 <w:bCs/>
                 <w:color w:val="FFFFFF"/>
-                <w:sz w:val="26"/>
-                <w:szCs w:val="26"/>
-              </w:rPr>
-              <w:t xml:space="preserve">Your next step: book the free Nexus Assess.</w:t>
-            </w:r>
-          </w:p>
-          <w:p>
-            <w:pPr>
-              <w:spacing w:after="90"/>
-              <w:jc w:val="center"/>
+                <w:sz w:val="20"/>
+                <w:szCs w:val="20"/>
+              </w:rPr>
+              <w:t xml:space="preserve">Question</w:t>
+            </w:r>
+          </w:p>
+        </w:tc>
+        <w:tc>
+          <w:tcPr>
+            <w:tcW w:type="dxa" w:w="5850"/>
+            <w:tcBorders>
+              <w:top w:val="single" w:color="E9ECEF" w:sz="4"/>
+              <w:left w:val="single" w:color="E9ECEF" w:sz="4"/>
+              <w:bottom w:val="single" w:color="E9ECEF" w:sz="4"/>
+              <w:right w:val="single" w:color="E9ECEF" w:sz="4"/>
+            </w:tcBorders>
+            <w:shd w:fill="006DB6" w:val="clear"/>
+            <w:tcMar>
+              <w:top w:type="dxa" w:w="120"/>
+              <w:left w:type="dxa" w:w="140"/>
+              <w:bottom w:type="dxa" w:w="120"/>
+              <w:right w:type="dxa" w:w="140"/>
+            </w:tcMar>
+            <w:vAlign w:val="center"/>
+          </w:tcPr>
+          <w:p>
+            <w:pPr>
+              <w:jc w:val="left"/>
+            </w:pPr>
+            <w:r>
+              <w:rPr>
+                <w:rFonts w:ascii="Open Sans" w:cs="Open Sans" w:eastAsia="Open Sans" w:hAnsi="Open Sans"/>
+                <w:b/>
+                <w:bCs/>
+                <w:color w:val="FFFFFF"/>
+                <w:sz w:val="20"/>
+                <w:szCs w:val="20"/>
+              </w:rPr>
+              <w:t xml:space="preserve">Our Honest Answer</w:t>
+            </w:r>
+          </w:p>
+        </w:tc>
+      </w:tr>
+      <w:tr>
+        <w:trPr>
+          <w:cantSplit/>
+        </w:trPr>
+        <w:tc>
+          <w:tcPr>
+            <w:tcW w:type="dxa" w:w="3510"/>
+            <w:tcBorders>
+              <w:top w:val="single" w:color="E9ECEF" w:sz="4"/>
+              <w:left w:val="single" w:color="E9ECEF" w:sz="4"/>
+              <w:bottom w:val="single" w:color="E9ECEF" w:sz="4"/>
+              <w:right w:val="single" w:color="E9ECEF" w:sz="4"/>
+            </w:tcBorders>
+            <w:shd w:fill="FFFFFF" w:val="clear"/>
+            <w:tcMar>
+              <w:top w:type="dxa" w:w="100"/>
+              <w:left w:type="dxa" w:w="140"/>
+              <w:bottom w:type="dxa" w:w="100"/>
+              <w:right w:type="dxa" w:w="140"/>
+            </w:tcMar>
+            <w:vAlign w:val="center"/>
+          </w:tcPr>
+          <w:p>
+            <w:pPr>
+              <w:jc w:val="left"/>
+            </w:pPr>
+            <w:r>
+              <w:rPr>
+                <w:rFonts w:ascii="Open Sans" w:cs="Open Sans" w:eastAsia="Open Sans" w:hAnsi="Open Sans"/>
+                <w:b/>
+                <w:bCs/>
+                <w:color w:val="59595B"/>
+                <w:sz w:val="20"/>
+                <w:szCs w:val="20"/>
+              </w:rPr>
+              <w:t xml:space="preserve">Nick already runs our IT. Why add Technijian?</w:t>
+            </w:r>
+          </w:p>
+        </w:tc>
+        <w:tc>
+          <w:tcPr>
+            <w:tcW w:type="dxa" w:w="5850"/>
+            <w:tcBorders>
+              <w:top w:val="single" w:color="E9ECEF" w:sz="4"/>
+              <w:left w:val="single" w:color="E9ECEF" w:sz="4"/>
+              <w:bottom w:val="single" w:color="E9ECEF" w:sz="4"/>
+              <w:right w:val="single" w:color="E9ECEF" w:sz="4"/>
+            </w:tcBorders>
+            <w:shd w:fill="FFFFFF" w:val="clear"/>
+            <w:tcMar>
+              <w:top w:type="dxa" w:w="100"/>
+              <w:left w:type="dxa" w:w="140"/>
+              <w:bottom w:type="dxa" w:w="100"/>
+              <w:right w:type="dxa" w:w="140"/>
+            </w:tcMar>
+            <w:vAlign w:val="center"/>
+          </w:tcPr>
+          <w:p>
+            <w:pPr>
+              <w:jc w:val="left"/>
             </w:pPr>
             <w:r>
               <w:rPr>
                 <w:rFonts w:ascii="Open Sans" w:cs="Open Sans" w:eastAsia="Open Sans" w:hAnsi="Open Sans"/>
                 <w:b w:val="false"/>
                 <w:bCs w:val="false"/>
-                <w:color w:val="FFFFFF"/>
-                <w:sz w:val="22"/>
-                <w:szCs w:val="22"/>
-              </w:rPr>
-              <w:t xml:space="preserve">At no cost and no obligation, you get a board-ready map of exactly where CardLogix stands —</w:t>
-            </w:r>
-          </w:p>
-          <w:p>
-            <w:pPr>
-              <w:spacing w:after="90"/>
-              <w:jc w:val="center"/>
+                <w:color w:val="59595B"/>
+                <w:sz w:val="20"/>
+                <w:szCs w:val="20"/>
+              </w:rPr>
+              <w:t xml:space="preserve">Nick keeps strategic control — co-managed IT extends his reach, it does not replace him. We absorb the toil (after-hours coverage, patching, monitoring, second-pair-of-eyes on incidents) and bring senior depth on demand, so a growing shop is not one person away from a problem. The entry is sized to a lean team on purpose.</w:t>
+            </w:r>
+          </w:p>
+        </w:tc>
+      </w:tr>
+      <w:tr>
+        <w:trPr>
+          <w:cantSplit/>
+        </w:trPr>
+        <w:tc>
+          <w:tcPr>
+            <w:tcW w:type="dxa" w:w="3510"/>
+            <w:tcBorders>
+              <w:top w:val="single" w:color="E9ECEF" w:sz="4"/>
+              <w:left w:val="single" w:color="E9ECEF" w:sz="4"/>
+              <w:bottom w:val="single" w:color="E9ECEF" w:sz="4"/>
+              <w:right w:val="single" w:color="E9ECEF" w:sz="4"/>
+            </w:tcBorders>
+            <w:shd w:fill="F8F9FA" w:val="clear"/>
+            <w:tcMar>
+              <w:top w:type="dxa" w:w="100"/>
+              <w:left w:type="dxa" w:w="140"/>
+              <w:bottom w:type="dxa" w:w="100"/>
+              <w:right w:type="dxa" w:w="140"/>
+            </w:tcMar>
+            <w:vAlign w:val="center"/>
+          </w:tcPr>
+          <w:p>
+            <w:pPr>
+              <w:jc w:val="left"/>
+            </w:pPr>
+            <w:r>
+              <w:rPr>
+                <w:rFonts w:ascii="Open Sans" w:cs="Open Sans" w:eastAsia="Open Sans" w:hAnsi="Open Sans"/>
+                <w:b/>
+                <w:bCs/>
+                <w:color w:val="59595B"/>
+                <w:sz w:val="20"/>
+                <w:szCs w:val="20"/>
+              </w:rPr>
+              <w:t xml:space="preserve">Isn’t AI mostly hype right now?</w:t>
+            </w:r>
+          </w:p>
+        </w:tc>
+        <w:tc>
+          <w:tcPr>
+            <w:tcW w:type="dxa" w:w="5850"/>
+            <w:tcBorders>
+              <w:top w:val="single" w:color="E9ECEF" w:sz="4"/>
+              <w:left w:val="single" w:color="E9ECEF" w:sz="4"/>
+              <w:bottom w:val="single" w:color="E9ECEF" w:sz="4"/>
+              <w:right w:val="single" w:color="E9ECEF" w:sz="4"/>
+            </w:tcBorders>
+            <w:shd w:fill="F8F9FA" w:val="clear"/>
+            <w:tcMar>
+              <w:top w:type="dxa" w:w="100"/>
+              <w:left w:type="dxa" w:w="140"/>
+              <w:bottom w:type="dxa" w:w="100"/>
+              <w:right w:type="dxa" w:w="140"/>
+            </w:tcMar>
+            <w:vAlign w:val="center"/>
+          </w:tcPr>
+          <w:p>
+            <w:pPr>
+              <w:jc w:val="left"/>
             </w:pPr>
             <w:r>
               <w:rPr>
                 <w:rFonts w:ascii="Open Sans" w:cs="Open Sans" w:eastAsia="Open Sans" w:hAnsi="Open Sans"/>
                 <w:b w:val="false"/>
                 <w:bCs w:val="false"/>
-                <w:color w:val="FFFFFF"/>
-                <w:sz w:val="22"/>
-                <w:szCs w:val="22"/>
-              </w:rPr>
-              <w:t xml:space="preserve">internal, external, and Microsoft 365 — plus the scoped, firm Track A number. Month-to-month — the easy yes, not a lock-in.</w:t>
-            </w:r>
-          </w:p>
-          <w:p>
-            <w:pPr>
-              <w:spacing w:after="0"/>
-              <w:jc w:val="center"/>
+                <w:color w:val="59595B"/>
+                <w:sz w:val="20"/>
+                <w:szCs w:val="20"/>
+              </w:rPr>
+              <w:t xml:space="preserve">A lot of it is. That is why this blueprint starts with simple, proven automations that pay back fast — account intelligence on named agencies and AI-assisted evidence drafting — not autonomous "agents" running your business. We use the simplest tool that works, measure it, and only expand what earns its place.</w:t>
+            </w:r>
+          </w:p>
+        </w:tc>
+      </w:tr>
+      <w:tr>
+        <w:trPr>
+          <w:cantSplit/>
+        </w:trPr>
+        <w:tc>
+          <w:tcPr>
+            <w:tcW w:type="dxa" w:w="3510"/>
+            <w:tcBorders>
+              <w:top w:val="single" w:color="E9ECEF" w:sz="4"/>
+              <w:left w:val="single" w:color="E9ECEF" w:sz="4"/>
+              <w:bottom w:val="single" w:color="E9ECEF" w:sz="4"/>
+              <w:right w:val="single" w:color="E9ECEF" w:sz="4"/>
+            </w:tcBorders>
+            <w:shd w:fill="FFFFFF" w:val="clear"/>
+            <w:tcMar>
+              <w:top w:type="dxa" w:w="100"/>
+              <w:left w:type="dxa" w:w="140"/>
+              <w:bottom w:type="dxa" w:w="100"/>
+              <w:right w:type="dxa" w:w="140"/>
+            </w:tcMar>
+            <w:vAlign w:val="center"/>
+          </w:tcPr>
+          <w:p>
+            <w:pPr>
+              <w:jc w:val="left"/>
+            </w:pPr>
+            <w:r>
+              <w:rPr>
+                <w:rFonts w:ascii="Open Sans" w:cs="Open Sans" w:eastAsia="Open Sans" w:hAnsi="Open Sans"/>
+                <w:b/>
+                <w:bCs/>
+                <w:color w:val="59595B"/>
+                <w:sz w:val="20"/>
+                <w:szCs w:val="20"/>
+              </w:rPr>
+              <w:t xml:space="preserve">Is our data — agency records, CJIS-bound material, certificate keys — safe?</w:t>
+            </w:r>
+          </w:p>
+        </w:tc>
+        <w:tc>
+          <w:tcPr>
+            <w:tcW w:type="dxa" w:w="5850"/>
+            <w:tcBorders>
+              <w:top w:val="single" w:color="E9ECEF" w:sz="4"/>
+              <w:left w:val="single" w:color="E9ECEF" w:sz="4"/>
+              <w:bottom w:val="single" w:color="E9ECEF" w:sz="4"/>
+              <w:right w:val="single" w:color="E9ECEF" w:sz="4"/>
+            </w:tcBorders>
+            <w:shd w:fill="FFFFFF" w:val="clear"/>
+            <w:tcMar>
+              <w:top w:type="dxa" w:w="100"/>
+              <w:left w:type="dxa" w:w="140"/>
+              <w:bottom w:type="dxa" w:w="100"/>
+              <w:right w:type="dxa" w:w="140"/>
+            </w:tcMar>
+            <w:vAlign w:val="center"/>
+          </w:tcPr>
+          <w:p>
+            <w:pPr>
+              <w:jc w:val="left"/>
             </w:pPr>
             <w:r>
               <w:rPr>
                 <w:rFonts w:ascii="Open Sans" w:cs="Open Sans" w:eastAsia="Open Sans" w:hAnsi="Open Sans"/>
                 <w:b w:val="false"/>
                 <w:bCs w:val="false"/>
-                <w:color w:val="FFFFFF"/>
-                <w:sz w:val="20"/>
-                <w:szCs w:val="20"/>
-              </w:rPr>
-              <w:t xml:space="preserve">Book with Ravi Jain  |  RJain@technijian.com  |  949.379.8499  |  technijian.com</w:t>
+                <w:color w:val="59595B"/>
+                <w:sz w:val="20"/>
+                <w:szCs w:val="20"/>
+              </w:rPr>
+              <w:t xml:space="preserve">Yes. Sensitive data never touches a public AI model; we deploy private, governed systems with human review on anything compliance-bound, led by a CISSP-certified team. The certificate authority is designed around a FIPS-validated, non-exportable key in a cloud HSM, and any CJI-touching work is handled by US-based, background-screened staff.</w:t>
+            </w:r>
+          </w:p>
+        </w:tc>
+      </w:tr>
+      <w:tr>
+        <w:trPr>
+          <w:cantSplit/>
+        </w:trPr>
+        <w:tc>
+          <w:tcPr>
+            <w:tcW w:type="dxa" w:w="3510"/>
+            <w:tcBorders>
+              <w:top w:val="single" w:color="E9ECEF" w:sz="4"/>
+              <w:left w:val="single" w:color="E9ECEF" w:sz="4"/>
+              <w:bottom w:val="single" w:color="E9ECEF" w:sz="4"/>
+              <w:right w:val="single" w:color="E9ECEF" w:sz="4"/>
+            </w:tcBorders>
+            <w:shd w:fill="F8F9FA" w:val="clear"/>
+            <w:tcMar>
+              <w:top w:type="dxa" w:w="100"/>
+              <w:left w:type="dxa" w:w="140"/>
+              <w:bottom w:type="dxa" w:w="100"/>
+              <w:right w:type="dxa" w:w="140"/>
+            </w:tcMar>
+            <w:vAlign w:val="center"/>
+          </w:tcPr>
+          <w:p>
+            <w:pPr>
+              <w:jc w:val="left"/>
+            </w:pPr>
+            <w:r>
+              <w:rPr>
+                <w:rFonts w:ascii="Open Sans" w:cs="Open Sans" w:eastAsia="Open Sans" w:hAnsi="Open Sans"/>
+                <w:b/>
+                <w:bCs/>
+                <w:color w:val="59595B"/>
+                <w:sz w:val="20"/>
+                <w:szCs w:val="20"/>
+              </w:rPr>
+              <w:t xml:space="preserve">We’re a lean team. Do we have the bandwidth to add a vendor?</w:t>
+            </w:r>
+          </w:p>
+        </w:tc>
+        <w:tc>
+          <w:tcPr>
+            <w:tcW w:type="dxa" w:w="5850"/>
+            <w:tcBorders>
+              <w:top w:val="single" w:color="E9ECEF" w:sz="4"/>
+              <w:left w:val="single" w:color="E9ECEF" w:sz="4"/>
+              <w:bottom w:val="single" w:color="E9ECEF" w:sz="4"/>
+              <w:right w:val="single" w:color="E9ECEF" w:sz="4"/>
+            </w:tcBorders>
+            <w:shd w:fill="F8F9FA" w:val="clear"/>
+            <w:tcMar>
+              <w:top w:type="dxa" w:w="100"/>
+              <w:left w:type="dxa" w:w="140"/>
+              <w:bottom w:type="dxa" w:w="100"/>
+              <w:right w:type="dxa" w:w="140"/>
+            </w:tcMar>
+            <w:vAlign w:val="center"/>
+          </w:tcPr>
+          <w:p>
+            <w:pPr>
+              <w:jc w:val="left"/>
+            </w:pPr>
+            <w:r>
+              <w:rPr>
+                <w:rFonts w:ascii="Open Sans" w:cs="Open Sans" w:eastAsia="Open Sans" w:hAnsi="Open Sans"/>
+                <w:b w:val="false"/>
+                <w:bCs w:val="false"/>
+                <w:color w:val="59595B"/>
+                <w:sz w:val="20"/>
+                <w:szCs w:val="20"/>
+              </w:rPr>
+              <w:t xml:space="preserve">The point is the opposite — to give Nick back hours, not add work. Technijian runs the build and the cadence; your involvement is a short monthly check-in plus reviewing what we draft. Track B (the partnership) stays a separate, later conversation so it never crowds the easy first step.</w:t>
+            </w:r>
+          </w:p>
+        </w:tc>
+      </w:tr>
+      <w:tr>
+        <w:trPr>
+          <w:cantSplit/>
+        </w:trPr>
+        <w:tc>
+          <w:tcPr>
+            <w:tcW w:type="dxa" w:w="3510"/>
+            <w:tcBorders>
+              <w:top w:val="single" w:color="E9ECEF" w:sz="4"/>
+              <w:left w:val="single" w:color="E9ECEF" w:sz="4"/>
+              <w:bottom w:val="single" w:color="E9ECEF" w:sz="4"/>
+              <w:right w:val="single" w:color="E9ECEF" w:sz="4"/>
+            </w:tcBorders>
+            <w:shd w:fill="FFFFFF" w:val="clear"/>
+            <w:tcMar>
+              <w:top w:type="dxa" w:w="100"/>
+              <w:left w:type="dxa" w:w="140"/>
+              <w:bottom w:type="dxa" w:w="100"/>
+              <w:right w:type="dxa" w:w="140"/>
+            </w:tcMar>
+            <w:vAlign w:val="center"/>
+          </w:tcPr>
+          <w:p>
+            <w:pPr>
+              <w:jc w:val="left"/>
+            </w:pPr>
+            <w:r>
+              <w:rPr>
+                <w:rFonts w:ascii="Open Sans" w:cs="Open Sans" w:eastAsia="Open Sans" w:hAnsi="Open Sans"/>
+                <w:b/>
+                <w:bCs/>
+                <w:color w:val="59595B"/>
+                <w:sz w:val="20"/>
+                <w:szCs w:val="20"/>
+              </w:rPr>
+              <w:t xml:space="preserve">What if it doesn’t work?</w:t>
+            </w:r>
+          </w:p>
+        </w:tc>
+        <w:tc>
+          <w:tcPr>
+            <w:tcW w:type="dxa" w:w="5850"/>
+            <w:tcBorders>
+              <w:top w:val="single" w:color="E9ECEF" w:sz="4"/>
+              <w:left w:val="single" w:color="E9ECEF" w:sz="4"/>
+              <w:bottom w:val="single" w:color="E9ECEF" w:sz="4"/>
+              <w:right w:val="single" w:color="E9ECEF" w:sz="4"/>
+            </w:tcBorders>
+            <w:shd w:fill="FFFFFF" w:val="clear"/>
+            <w:tcMar>
+              <w:top w:type="dxa" w:w="100"/>
+              <w:left w:type="dxa" w:w="140"/>
+              <w:bottom w:type="dxa" w:w="100"/>
+              <w:right w:type="dxa" w:w="140"/>
+            </w:tcMar>
+            <w:vAlign w:val="center"/>
+          </w:tcPr>
+          <w:p>
+            <w:pPr>
+              <w:jc w:val="left"/>
+            </w:pPr>
+            <w:r>
+              <w:rPr>
+                <w:rFonts w:ascii="Open Sans" w:cs="Open Sans" w:eastAsia="Open Sans" w:hAnsi="Open Sans"/>
+                <w:b w:val="false"/>
+                <w:bCs w:val="false"/>
+                <w:color w:val="59595B"/>
+                <w:sz w:val="20"/>
+                <w:szCs w:val="20"/>
+              </w:rPr>
+              <w:t xml:space="preserve">The entry starts with a free Nexus Assess and a month-to-month-friendly co-managed engagement — no large up-front build and no long lock-in. You see the real scope and a firm number before committing, and if it is not delivering we will tell you honestly. You carry the upside, not the risk.</w:t>
+            </w:r>
+          </w:p>
+        </w:tc>
+      </w:tr>
+      <w:tr>
+        <w:trPr>
+          <w:cantSplit/>
+        </w:trPr>
+        <w:tc>
+          <w:tcPr>
+            <w:tcW w:type="dxa" w:w="3510"/>
+            <w:tcBorders>
+              <w:top w:val="single" w:color="E9ECEF" w:sz="4"/>
+              <w:left w:val="single" w:color="E9ECEF" w:sz="4"/>
+              <w:bottom w:val="single" w:color="E9ECEF" w:sz="4"/>
+              <w:right w:val="single" w:color="E9ECEF" w:sz="4"/>
+            </w:tcBorders>
+            <w:shd w:fill="F8F9FA" w:val="clear"/>
+            <w:tcMar>
+              <w:top w:type="dxa" w:w="100"/>
+              <w:left w:type="dxa" w:w="140"/>
+              <w:bottom w:type="dxa" w:w="100"/>
+              <w:right w:type="dxa" w:w="140"/>
+            </w:tcMar>
+            <w:vAlign w:val="center"/>
+          </w:tcPr>
+          <w:p>
+            <w:pPr>
+              <w:jc w:val="left"/>
+            </w:pPr>
+            <w:r>
+              <w:rPr>
+                <w:rFonts w:ascii="Open Sans" w:cs="Open Sans" w:eastAsia="Open Sans" w:hAnsi="Open Sans"/>
+                <w:b/>
+                <w:bCs/>
+                <w:color w:val="59595B"/>
+                <w:sz w:val="20"/>
+                <w:szCs w:val="20"/>
+              </w:rPr>
+              <w:t xml:space="preserve">What does it really cost?</w:t>
+            </w:r>
+          </w:p>
+        </w:tc>
+        <w:tc>
+          <w:tcPr>
+            <w:tcW w:type="dxa" w:w="5850"/>
+            <w:tcBorders>
+              <w:top w:val="single" w:color="E9ECEF" w:sz="4"/>
+              <w:left w:val="single" w:color="E9ECEF" w:sz="4"/>
+              <w:bottom w:val="single" w:color="E9ECEF" w:sz="4"/>
+              <w:right w:val="single" w:color="E9ECEF" w:sz="4"/>
+            </w:tcBorders>
+            <w:shd w:fill="F8F9FA" w:val="clear"/>
+            <w:tcMar>
+              <w:top w:type="dxa" w:w="100"/>
+              <w:left w:type="dxa" w:w="140"/>
+              <w:bottom w:type="dxa" w:w="100"/>
+              <w:right w:type="dxa" w:w="140"/>
+            </w:tcMar>
+            <w:vAlign w:val="center"/>
+          </w:tcPr>
+          <w:p>
+            <w:pPr>
+              <w:jc w:val="left"/>
+            </w:pPr>
+            <w:r>
+              <w:rPr>
+                <w:rFonts w:ascii="Open Sans" w:cs="Open Sans" w:eastAsia="Open Sans" w:hAnsi="Open Sans"/>
+                <w:b w:val="false"/>
+                <w:bCs w:val="false"/>
+                <w:color w:val="59595B"/>
+                <w:sz w:val="20"/>
+                <w:szCs w:val="20"/>
+              </w:rPr>
+              <w:t xml:space="preserve">The entry program is approximately $31K for Year 1 at published 2026 rates — no hidden fees, no large up-front build. The partnership expansion (the managed CA, the CJIS practice, the account-intelligence engine) is profiled in Section 09, but only after the entry proves the rhythm and Goulet/Hope are ready.</w:t>
             </w:r>
           </w:p>
         </w:tc>
@@ -16543,7 +19660,8 @@
       <w:pPr>
         <w:pStyle w:val="Heading1"/>
         <w:keepNext/>
-        <w:spacing w:after="120" w:before="480" w:line="240"/>
+        <w:pageBreakBefore/>
+        <w:spacing w:after="120" w:before="0" w:line="240"/>
       </w:pPr>
       <w:r>
         <w:rPr>
@@ -16552,7 +19670,7 @@
           <w:sz w:val="2"/>
           <w:szCs w:val="2"/>
         </w:rPr>
-        <w:t xml:space="preserve">12  About Technijian</w:t>
+        <w:t xml:space="preserve">13  Next Steps &amp; Discovery</w:t>
       </w:r>
     </w:p>
     <w:tbl>
@@ -16581,7 +19699,7 @@
               <w:bottom w:val="none" w:color="FFFFFF" w:sz="0"/>
               <w:right w:val="none" w:color="FFFFFF" w:sz="0"/>
             </w:tcBorders>
-            <w:shd w:fill="59595B" w:val="clear"/>
+            <w:shd w:fill="1A1A2E" w:val="clear"/>
           </w:tcPr>
           <w:p>
             <w:r>
@@ -16612,11 +19730,518 @@
                 <w:rFonts w:ascii="Open Sans" w:cs="Open Sans" w:eastAsia="Open Sans" w:hAnsi="Open Sans"/>
                 <w:b/>
                 <w:bCs/>
-                <w:color w:val="59595B"/>
+                <w:color w:val="1A1A2E"/>
                 <w:sz w:val="34"/>
                 <w:szCs w:val="34"/>
               </w:rPr>
-              <w:t xml:space="preserve">12  About Technijian</w:t>
+              <w:t xml:space="preserve">13  Next Steps &amp; Discovery</w:t>
+            </w:r>
+          </w:p>
+        </w:tc>
+      </w:tr>
+    </w:tbl>
+    <w:p>
+      <w:pPr>
+        <w:spacing w:after="0" w:before="100"/>
+      </w:pPr>
+      <w:r>
+        <w:t xml:space="preserve"/>
+      </w:r>
+    </w:p>
+    <w:p>
+      <w:pPr>
+        <w:spacing w:after="140" w:before="0" w:line="320"/>
+        <w:jc w:val="both"/>
+      </w:pPr>
+      <w:r>
+        <w:rPr>
+          <w:rFonts w:ascii="Open Sans" w:cs="Open Sans" w:eastAsia="Open Sans" w:hAnsi="Open Sans"/>
+          <w:b w:val="false"/>
+          <w:bCs w:val="false"/>
+          <w:i w:val="false"/>
+          <w:iCs w:val="false"/>
+          <w:color w:val="59595B"/>
+          <w:sz w:val="22"/>
+          <w:szCs w:val="22"/>
+        </w:rPr>
+        <w:t xml:space="preserve">These follow directly from what we agreed on the May 29 call: Technijian delivers this AI growth strategy, follows with the managed certificate-authority / cloud-HSM options, and Nick sends over the other IT issues on his list. The steps below put structure around that.</w:t>
+      </w:r>
+    </w:p>
+    <w:p>
+      <w:pPr>
+        <w:spacing w:after="0" w:before="60"/>
+      </w:pPr>
+      <w:r>
+        <w:t xml:space="preserve"/>
+      </w:r>
+    </w:p>
+    <w:p>
+      <w:pPr>
+        <w:spacing w:after="70" w:before="30" w:line="300"/>
+        <w:ind w:left="520" w:hanging="520"/>
+      </w:pPr>
+      <w:r>
+        <w:rPr>
+          <w:rFonts w:ascii="Open Sans" w:cs="Open Sans" w:eastAsia="Open Sans" w:hAnsi="Open Sans"/>
+          <w:b/>
+          <w:bCs/>
+          <w:color w:val="006DB6"/>
+          <w:sz w:val="22"/>
+          <w:szCs w:val="22"/>
+        </w:rPr>
+        <w:t xml:space="preserve">1.</w:t>
+      </w:r>
+      <w:r>
+        <w:rPr>
+          <w:rFonts w:ascii="Open Sans" w:cs="Open Sans" w:eastAsia="Open Sans" w:hAnsi="Open Sans"/>
+          <w:sz w:val="22"/>
+          <w:szCs w:val="22"/>
+        </w:rPr>
+        <w:t xml:space="preserve">	</w:t>
+      </w:r>
+      <w:r>
+        <w:rPr>
+          <w:rFonts w:ascii="Open Sans" w:cs="Open Sans" w:eastAsia="Open Sans" w:hAnsi="Open Sans"/>
+          <w:color w:val="59595B"/>
+          <w:sz w:val="22"/>
+          <w:szCs w:val="22"/>
+        </w:rPr>
+        <w:t xml:space="preserve">The one easy yes — book the free Nexus Assess. At no cost and no obligation, Technijian walks the environment and hands back a board-ready risk map plus a scoped, right-sized co-managed (Track A) option with a firm number. This is the only decision in front of CardLogix today, and nothing past the assessment is committed.</w:t>
+      </w:r>
+    </w:p>
+    <w:p>
+      <w:pPr>
+        <w:spacing w:after="70" w:before="30" w:line="300"/>
+        <w:ind w:left="520" w:hanging="520"/>
+      </w:pPr>
+      <w:r>
+        <w:rPr>
+          <w:rFonts w:ascii="Open Sans" w:cs="Open Sans" w:eastAsia="Open Sans" w:hAnsi="Open Sans"/>
+          <w:b/>
+          <w:bCs/>
+          <w:color w:val="006DB6"/>
+          <w:sz w:val="22"/>
+          <w:szCs w:val="22"/>
+        </w:rPr>
+        <w:t xml:space="preserve">2.</w:t>
+      </w:r>
+      <w:r>
+        <w:rPr>
+          <w:rFonts w:ascii="Open Sans" w:cs="Open Sans" w:eastAsia="Open Sans" w:hAnsi="Open Sans"/>
+          <w:sz w:val="22"/>
+          <w:szCs w:val="22"/>
+        </w:rPr>
+        <w:t xml:space="preserve">	</w:t>
+      </w:r>
+      <w:r>
+        <w:rPr>
+          <w:rFonts w:ascii="Open Sans" w:cs="Open Sans" w:eastAsia="Open Sans" w:hAnsi="Open Sans"/>
+          <w:color w:val="59595B"/>
+          <w:sz w:val="22"/>
+          <w:szCs w:val="22"/>
+        </w:rPr>
+        <w:t xml:space="preserve">Send the other IT issues on your list so the assessment is scoped against real priorities.</w:t>
+      </w:r>
+    </w:p>
+    <w:p>
+      <w:pPr>
+        <w:spacing w:after="70" w:before="30" w:line="300"/>
+        <w:ind w:left="520" w:hanging="520"/>
+      </w:pPr>
+      <w:r>
+        <w:rPr>
+          <w:rFonts w:ascii="Open Sans" w:cs="Open Sans" w:eastAsia="Open Sans" w:hAnsi="Open Sans"/>
+          <w:b/>
+          <w:bCs/>
+          <w:color w:val="006DB6"/>
+          <w:sz w:val="22"/>
+          <w:szCs w:val="22"/>
+        </w:rPr>
+        <w:t xml:space="preserve">3.</w:t>
+      </w:r>
+      <w:r>
+        <w:rPr>
+          <w:rFonts w:ascii="Open Sans" w:cs="Open Sans" w:eastAsia="Open Sans" w:hAnsi="Open Sans"/>
+          <w:sz w:val="22"/>
+          <w:szCs w:val="22"/>
+        </w:rPr>
+        <w:t xml:space="preserve">	</w:t>
+      </w:r>
+      <w:r>
+        <w:rPr>
+          <w:rFonts w:ascii="Open Sans" w:cs="Open Sans" w:eastAsia="Open Sans" w:hAnsi="Open Sans"/>
+          <w:color w:val="59595B"/>
+          <w:sz w:val="22"/>
+          <w:szCs w:val="22"/>
+        </w:rPr>
+        <w:t xml:space="preserve">Keep Track B separate and later. The partnership (managed-MFA / CA) needs Goulet and Hope, so it stays a parallel conversation — not part of the easy yes. Technijian has prepared a one-page Partnership Concept Brief (the companion document) for Nick to forward when the timing is right; nothing in the Track A step commits CardLogix to it.</w:t>
+      </w:r>
+    </w:p>
+    <w:p>
+      <w:pPr>
+        <w:spacing w:after="70" w:before="30" w:line="300"/>
+        <w:ind w:left="520" w:hanging="520"/>
+      </w:pPr>
+      <w:r>
+        <w:rPr>
+          <w:rFonts w:ascii="Open Sans" w:cs="Open Sans" w:eastAsia="Open Sans" w:hAnsi="Open Sans"/>
+          <w:b/>
+          <w:bCs/>
+          <w:color w:val="006DB6"/>
+          <w:sz w:val="22"/>
+          <w:szCs w:val="22"/>
+        </w:rPr>
+        <w:t xml:space="preserve">4.</w:t>
+      </w:r>
+      <w:r>
+        <w:rPr>
+          <w:rFonts w:ascii="Open Sans" w:cs="Open Sans" w:eastAsia="Open Sans" w:hAnsi="Open Sans"/>
+          <w:sz w:val="22"/>
+          <w:szCs w:val="22"/>
+        </w:rPr>
+        <w:t xml:space="preserve">	</w:t>
+      </w:r>
+      <w:r>
+        <w:rPr>
+          <w:rFonts w:ascii="Open Sans" w:cs="Open Sans" w:eastAsia="Open Sans" w:hAnsi="Open Sans"/>
+          <w:color w:val="59595B"/>
+          <w:sz w:val="22"/>
+          <w:szCs w:val="22"/>
+        </w:rPr>
+        <w:t xml:space="preserve">Already in hand: this strategy plus the companion CloudHSM analysis on the managed-CA options Nick asked about — including the recommendation to generate a fresh CA key inside a CA-grade cloud HSM rather than migrate the existing software CA.</w:t>
+      </w:r>
+    </w:p>
+    <w:p>
+      <w:pPr>
+        <w:spacing w:after="0" w:before="140"/>
+      </w:pPr>
+      <w:r>
+        <w:t xml:space="preserve"/>
+      </w:r>
+    </w:p>
+    <w:p>
+      <w:pPr>
+        <w:pStyle w:val="Heading2"/>
+        <w:keepNext/>
+        <w:keepLines/>
+        <w:spacing w:after="120" w:before="280"/>
+      </w:pPr>
+      <w:r>
+        <w:rPr>
+          <w:rFonts w:ascii="Open Sans" w:cs="Open Sans" w:eastAsia="Open Sans" w:hAnsi="Open Sans"/>
+          <w:b/>
+          <w:bCs/>
+          <w:color w:val="006DB6"/>
+          <w:sz w:val="26"/>
+          <w:szCs w:val="26"/>
+        </w:rPr>
+        <w:t xml:space="preserve">Discovery Questions (to replace every estimate with a real number)</w:t>
+      </w:r>
+    </w:p>
+    <w:p>
+      <w:pPr>
+        <w:pStyle w:val="ListParagraph"/>
+        <w:numPr>
+          <w:ilvl w:val="0"/>
+          <w:numId w:val="2"/>
+        </w:numPr>
+        <w:spacing w:after="80" w:before="40" w:line="300"/>
+      </w:pPr>
+      <w:r>
+        <w:rPr>
+          <w:rFonts w:ascii="Open Sans" w:cs="Open Sans" w:eastAsia="Open Sans" w:hAnsi="Open Sans"/>
+          <w:color w:val="59595B"/>
+          <w:sz w:val="22"/>
+          <w:szCs w:val="22"/>
+        </w:rPr>
+        <w:t xml:space="preserve">How many users and endpoints today, and where does the next 12 months take that?</w:t>
+      </w:r>
+    </w:p>
+    <w:p>
+      <w:pPr>
+        <w:pStyle w:val="ListParagraph"/>
+        <w:numPr>
+          <w:ilvl w:val="0"/>
+          <w:numId w:val="2"/>
+        </w:numPr>
+        <w:spacing w:after="80" w:before="40" w:line="300"/>
+      </w:pPr>
+      <w:r>
+        <w:rPr>
+          <w:rFonts w:ascii="Open Sans" w:cs="Open Sans" w:eastAsia="Open Sans" w:hAnsi="Open Sans"/>
+          <w:color w:val="59595B"/>
+          <w:sz w:val="22"/>
+          <w:szCs w:val="22"/>
+        </w:rPr>
+        <w:t xml:space="preserve">What runs on the two servers — file, AD, application, virtualization? On-prem AD or hybrid? Backup posture?</w:t>
+      </w:r>
+    </w:p>
+    <w:p>
+      <w:pPr>
+        <w:pStyle w:val="ListParagraph"/>
+        <w:numPr>
+          <w:ilvl w:val="0"/>
+          <w:numId w:val="2"/>
+        </w:numPr>
+        <w:spacing w:after="80" w:before="40" w:line="300"/>
+      </w:pPr>
+      <w:r>
+        <w:rPr>
+          <w:rFonts w:ascii="Open Sans" w:cs="Open Sans" w:eastAsia="Open Sans" w:hAnsi="Open Sans"/>
+          <w:color w:val="59595B"/>
+          <w:sz w:val="22"/>
+          <w:szCs w:val="22"/>
+        </w:rPr>
+        <w:t xml:space="preserve">What eats the most internal IT time right now — after-hours, patching, provisioning, security alerts?</w:t>
+      </w:r>
+    </w:p>
+    <w:p>
+      <w:pPr>
+        <w:pStyle w:val="ListParagraph"/>
+        <w:numPr>
+          <w:ilvl w:val="0"/>
+          <w:numId w:val="2"/>
+        </w:numPr>
+        <w:spacing w:after="80" w:before="40" w:line="300"/>
+      </w:pPr>
+      <w:r>
+        <w:rPr>
+          <w:rFonts w:ascii="Open Sans" w:cs="Open Sans" w:eastAsia="Open Sans" w:hAnsi="Open Sans"/>
+          <w:color w:val="59595B"/>
+          <w:sz w:val="22"/>
+          <w:szCs w:val="22"/>
+        </w:rPr>
+        <w:t xml:space="preserve">What did the prior co-managed conversation look like — what number and what model?</w:t>
+      </w:r>
+    </w:p>
+    <w:p>
+      <w:pPr>
+        <w:pStyle w:val="ListParagraph"/>
+        <w:numPr>
+          <w:ilvl w:val="0"/>
+          <w:numId w:val="2"/>
+        </w:numPr>
+        <w:spacing w:after="80" w:before="40" w:line="300"/>
+      </w:pPr>
+      <w:r>
+        <w:rPr>
+          <w:rFonts w:ascii="Open Sans" w:cs="Open Sans" w:eastAsia="Open Sans" w:hAnsi="Open Sans"/>
+          <w:color w:val="59595B"/>
+          <w:sz w:val="22"/>
+          <w:szCs w:val="22"/>
+        </w:rPr>
+        <w:t xml:space="preserve">Who owns a partnership decision internally, and what would make Goulet or Hope take the meeting?</w:t>
+      </w:r>
+    </w:p>
+    <w:p>
+      <w:pPr>
+        <w:pStyle w:val="ListParagraph"/>
+        <w:numPr>
+          <w:ilvl w:val="0"/>
+          <w:numId w:val="2"/>
+        </w:numPr>
+        <w:spacing w:after="80" w:before="40" w:line="300"/>
+      </w:pPr>
+      <w:r>
+        <w:rPr>
+          <w:rFonts w:ascii="Open Sans" w:cs="Open Sans" w:eastAsia="Open Sans" w:hAnsi="Open Sans"/>
+          <w:color w:val="59595B"/>
+          <w:sz w:val="22"/>
+          <w:szCs w:val="22"/>
+        </w:rPr>
+        <w:t xml:space="preserve">What does a typical agency end-customer look like, and how do they end up with a CardLogix card today?</w:t>
+      </w:r>
+    </w:p>
+    <w:p>
+      <w:pPr>
+        <w:spacing w:after="0" w:before="200"/>
+      </w:pPr>
+      <w:r>
+        <w:t xml:space="preserve"/>
+      </w:r>
+    </w:p>
+    <w:tbl>
+      <w:tblPr>
+        <w:tblW w:type="dxa" w:w="9360"/>
+        <w:tblBorders>
+          <w:top w:val="single" w:color="auto" w:sz="4"/>
+          <w:left w:val="single" w:color="auto" w:sz="4"/>
+          <w:bottom w:val="single" w:color="auto" w:sz="4"/>
+          <w:right w:val="single" w:color="auto" w:sz="4"/>
+          <w:insideH w:val="single" w:color="auto" w:sz="4"/>
+          <w:insideV w:val="single" w:color="auto" w:sz="4"/>
+        </w:tblBorders>
+      </w:tblPr>
+      <w:tblGrid>
+        <w:gridCol w:w="9360"/>
+      </w:tblGrid>
+      <w:tr>
+        <w:tc>
+          <w:tcPr>
+            <w:tcBorders>
+              <w:top w:val="none" w:color="FFFFFF" w:sz="0"/>
+              <w:left w:val="none" w:color="FFFFFF" w:sz="0"/>
+              <w:bottom w:val="none" w:color="FFFFFF" w:sz="0"/>
+              <w:right w:val="none" w:color="FFFFFF" w:sz="0"/>
+            </w:tcBorders>
+            <w:shd w:fill="006DB6" w:val="clear"/>
+            <w:tcMar>
+              <w:top w:type="dxa" w:w="300"/>
+              <w:left w:type="dxa" w:w="400"/>
+              <w:bottom w:type="dxa" w:w="300"/>
+              <w:right w:type="dxa" w:w="400"/>
+            </w:tcMar>
+          </w:tcPr>
+          <w:p>
+            <w:pPr>
+              <w:spacing w:after="90"/>
+              <w:jc w:val="center"/>
+            </w:pPr>
+            <w:r>
+              <w:rPr>
+                <w:rFonts w:ascii="Open Sans" w:cs="Open Sans" w:eastAsia="Open Sans" w:hAnsi="Open Sans"/>
+                <w:b/>
+                <w:bCs/>
+                <w:color w:val="FFFFFF"/>
+                <w:sz w:val="26"/>
+                <w:szCs w:val="26"/>
+              </w:rPr>
+              <w:t xml:space="preserve">Your next step: book the free Nexus Assess.</w:t>
+            </w:r>
+          </w:p>
+          <w:p>
+            <w:pPr>
+              <w:spacing w:after="90"/>
+              <w:jc w:val="center"/>
+            </w:pPr>
+            <w:r>
+              <w:rPr>
+                <w:rFonts w:ascii="Open Sans" w:cs="Open Sans" w:eastAsia="Open Sans" w:hAnsi="Open Sans"/>
+                <w:b w:val="false"/>
+                <w:bCs w:val="false"/>
+                <w:color w:val="FFFFFF"/>
+                <w:sz w:val="22"/>
+                <w:szCs w:val="22"/>
+              </w:rPr>
+              <w:t xml:space="preserve">At no cost and no obligation, you get a board-ready map of exactly where CardLogix stands —</w:t>
+            </w:r>
+          </w:p>
+          <w:p>
+            <w:pPr>
+              <w:spacing w:after="90"/>
+              <w:jc w:val="center"/>
+            </w:pPr>
+            <w:r>
+              <w:rPr>
+                <w:rFonts w:ascii="Open Sans" w:cs="Open Sans" w:eastAsia="Open Sans" w:hAnsi="Open Sans"/>
+                <w:b w:val="false"/>
+                <w:bCs w:val="false"/>
+                <w:color w:val="FFFFFF"/>
+                <w:sz w:val="22"/>
+                <w:szCs w:val="22"/>
+              </w:rPr>
+              <w:t xml:space="preserve">internal, external, and Microsoft 365 — plus the scoped, firm Track A number. Month-to-month — the easy yes, not a lock-in.</w:t>
+            </w:r>
+          </w:p>
+          <w:p>
+            <w:pPr>
+              <w:spacing w:after="0"/>
+              <w:jc w:val="center"/>
+            </w:pPr>
+            <w:r>
+              <w:rPr>
+                <w:rFonts w:ascii="Open Sans" w:cs="Open Sans" w:eastAsia="Open Sans" w:hAnsi="Open Sans"/>
+                <w:b w:val="false"/>
+                <w:bCs w:val="false"/>
+                <w:color w:val="FFFFFF"/>
+                <w:sz w:val="20"/>
+                <w:szCs w:val="20"/>
+              </w:rPr>
+              <w:t xml:space="preserve">Book with Ravi Jain  |  RJain@technijian.com  |  949.379.8499  |  technijian.com</w:t>
+            </w:r>
+          </w:p>
+        </w:tc>
+      </w:tr>
+    </w:tbl>
+    <w:p>
+      <w:pPr>
+        <w:pStyle w:val="Heading1"/>
+        <w:keepNext/>
+        <w:pageBreakBefore/>
+        <w:spacing w:after="120" w:before="0" w:line="240"/>
+      </w:pPr>
+      <w:r>
+        <w:rPr>
+          <w:rFonts w:ascii="Open Sans" w:cs="Open Sans" w:eastAsia="Open Sans" w:hAnsi="Open Sans"/>
+          <w:color w:val="FFFFFF"/>
+          <w:sz w:val="2"/>
+          <w:szCs w:val="2"/>
+        </w:rPr>
+        <w:t xml:space="preserve">14  About Technijian</w:t>
+      </w:r>
+    </w:p>
+    <w:tbl>
+      <w:tblPr>
+        <w:tblW w:type="dxa" w:w="9360"/>
+        <w:tblBorders>
+          <w:top w:val="none" w:color="FFFFFF" w:sz="0"/>
+          <w:left w:val="none" w:color="FFFFFF" w:sz="0"/>
+          <w:bottom w:val="none" w:color="FFFFFF" w:sz="0"/>
+          <w:right w:val="none" w:color="FFFFFF" w:sz="0"/>
+          <w:insideH w:val="single" w:color="auto" w:sz="4"/>
+          <w:insideV w:val="single" w:color="auto" w:sz="4"/>
+        </w:tblBorders>
+      </w:tblPr>
+      <w:tblGrid>
+        <w:gridCol w:w="120"/>
+        <w:gridCol w:w="9240"/>
+      </w:tblGrid>
+      <w:tr>
+        <w:tc>
+          <w:tcPr>
+            <w:tcW w:type="dxa" w:w="120"/>
+            <w:tcBorders>
+              <w:top w:val="none" w:color="FFFFFF" w:sz="0"/>
+              <w:left w:val="none" w:color="FFFFFF" w:sz="0"/>
+              <w:bottom w:val="none" w:color="FFFFFF" w:sz="0"/>
+              <w:right w:val="none" w:color="FFFFFF" w:sz="0"/>
+            </w:tcBorders>
+            <w:shd w:fill="59595B" w:val="clear"/>
+          </w:tcPr>
+          <w:p>
+            <w:r>
+              <w:t xml:space="preserve"/>
+            </w:r>
+          </w:p>
+        </w:tc>
+        <w:tc>
+          <w:tcPr>
+            <w:tcW w:type="dxa" w:w="9240"/>
+            <w:tcBorders>
+              <w:top w:val="none" w:color="FFFFFF" w:sz="0"/>
+              <w:left w:val="none" w:color="FFFFFF" w:sz="0"/>
+              <w:bottom w:val="none" w:color="FFFFFF" w:sz="0"/>
+              <w:right w:val="none" w:color="FFFFFF" w:sz="0"/>
+            </w:tcBorders>
+            <w:tcMar>
+              <w:top w:type="dxa" w:w="100"/>
+              <w:left w:type="dxa" w:w="200"/>
+              <w:bottom w:type="dxa" w:w="100"/>
+              <w:right w:type="dxa" w:w="0"/>
+            </w:tcMar>
+            <w:vAlign w:val="center"/>
+          </w:tcPr>
+          <w:p>
+            <w:r>
+              <w:rPr>
+                <w:rFonts w:ascii="Open Sans" w:cs="Open Sans" w:eastAsia="Open Sans" w:hAnsi="Open Sans"/>
+                <w:b/>
+                <w:bCs/>
+                <w:color w:val="59595B"/>
+                <w:sz w:val="34"/>
+                <w:szCs w:val="34"/>
+              </w:rPr>
+              <w:t xml:space="preserve">14  About Technijian</w:t>
             </w:r>
           </w:p>
         </w:tc>
@@ -17953,7 +21578,8 @@
       <w:pPr>
         <w:pStyle w:val="Heading1"/>
         <w:keepNext/>
-        <w:spacing w:after="120" w:before="480" w:line="240"/>
+        <w:pageBreakBefore/>
+        <w:spacing w:after="120" w:before="0" w:line="240"/>
       </w:pPr>
       <w:r>
         <w:rPr>
@@ -17962,7 +21588,7 @@
           <w:sz w:val="2"/>
           <w:szCs w:val="2"/>
         </w:rPr>
-        <w:t xml:space="preserve">13  Appendix — Sources &amp; Notes</w:t>
+        <w:t xml:space="preserve">15  Appendix — Sources &amp; Notes</w:t>
       </w:r>
     </w:p>
     <w:tbl>
@@ -18026,7 +21652,7 @@
                 <w:sz w:val="34"/>
                 <w:szCs w:val="34"/>
               </w:rPr>
-              <w:t xml:space="preserve">13  Appendix — Sources &amp; Notes</w:t>
+              <w:t xml:space="preserve">15  Appendix — Sources &amp; Notes</w:t>
             </w:r>
           </w:p>
         </w:tc>
@@ -18198,6 +21824,25 @@
           <w:szCs w:val="22"/>
         </w:rPr>
         <w:t xml:space="preserve">Companion deliverable: CardLogix Managed-PKI / CloudHSM analysis (AWS vs. Azure CA-grade HSM options).</w:t>
+      </w:r>
+    </w:p>
+    <w:p>
+      <w:pPr>
+        <w:pStyle w:val="ListParagraph"/>
+        <w:numPr>
+          <w:ilvl w:val="0"/>
+          <w:numId w:val="2"/>
+        </w:numPr>
+        <w:spacing w:after="80" w:before="40" w:line="300"/>
+      </w:pPr>
+      <w:r>
+        <w:rPr>
+          <w:rFonts w:ascii="Open Sans" w:cs="Open Sans" w:eastAsia="Open Sans" w:hAnsi="Open Sans"/>
+          <w:color w:val="59595B"/>
+          <w:sz w:val="22"/>
+          <w:szCs w:val="22"/>
+        </w:rPr>
+        <w:t xml:space="preserve">Education layer (Section 07): MIT Sloan Management (AI literacy — "what AI can do, not how to build it"); Anthropic, "Building Effective Agents" (the automation/workflow vs. agent distinction); a widely-used five-stage AI maturity model consistent with Gartner and Google Cloud AI-adoption frameworks; U.S. NIST AI Risk Management Framework (Govern / Map / Measure / Manage). Peer-trend examples are representative directions of travel across comparable industries, not Technijian client guarantees.</w:t>
       </w:r>
     </w:p>
     <w:p>
